--- a/src/Layers/W1/BaseApp/Sales/Customer/StandardCustomerStatementEmailBody.docx
+++ b/src/Layers/W1/BaseApp/Sales/Customer/StandardCustomerStatementEmailBody.docx
@@ -1,14 +1,11 @@
 
 <file path=word/document.xml><?xml version="1.0" encoding="utf-8"?>
-<w:document xmlns:wpc="http://schemas.microsoft.com/office/word/2010/wordprocessingCanvas" xmlns:cx="http://schemas.microsoft.com/office/drawing/2014/chartex" xmlns:cx1="http://schemas.microsoft.com/office/drawing/2015/9/8/chartex" xmlns:cx2="http://schemas.microsoft.com/office/drawing/2015/10/21/chartex" xmlns:cx3="http://schemas.microsoft.com/office/drawing/2016/5/9/chartex" xmlns:cx4="http://schemas.microsoft.com/office/drawing/2016/5/10/chartex" xmlns:cx5="http://schemas.microsoft.com/office/drawing/2016/5/11/chartex" xmlns:cx6="http://schemas.microsoft.com/office/drawing/2016/5/12/chartex" xmlns:cx7="http://schemas.microsoft.com/office/drawing/2016/5/13/chartex" xmlns:cx8="http://schemas.microsoft.com/office/drawing/2016/5/14/chartex" xmlns:mc="http://schemas.openxmlformats.org/markup-compatibility/2006" xmlns:aink="http://schemas.microsoft.com/office/drawing/2016/ink" xmlns:am3d="http://schemas.microsoft.com/office/drawing/2017/model3d" xmlns:o="urn:schemas-microsoft-com:office:office" xmlns:oel="http://schemas.microsoft.com/office/2019/extlst" xmlns:r="http://schemas.openxmlformats.org/officeDocument/2006/relationships" xmlns:m="http://schemas.openxmlformats.org/officeDocument/2006/math" xmlns:v="urn:schemas-microsoft-com:vml" xmlns:wp14="http://schemas.microsoft.com/office/word/2010/wordprocessingDrawing" xmlns:wp="http://schemas.openxmlformats.org/drawingml/2006/wordprocessingDrawing" xmlns:w10="urn:schemas-microsoft-com:office:word" xmlns:w="http://schemas.openxmlformats.org/wordprocessingml/2006/main" xmlns:w14="http://schemas.microsoft.com/office/word/2010/wordml" xmlns:w15="http://schemas.microsoft.com/office/word/2012/wordml" xmlns:w16cex="http://schemas.microsoft.com/office/word/2018/wordml/cex" xmlns:w16cid="http://schemas.microsoft.com/office/word/2016/wordml/cid" xmlns:w16="http://schemas.microsoft.com/office/word/2018/wordml" xmlns:w16du="http://schemas.microsoft.com/office/word/2023/wordml/word16du" xmlns:w16sdtdh="http://schemas.microsoft.com/office/word/2020/wordml/sdtdatahash" xmlns:w16sdtfl="http://schemas.microsoft.com/office/word/2024/wordml/sdtformatlock" xmlns:w16se="http://schemas.microsoft.com/office/word/2015/wordml/symex" xmlns:wpg="http://schemas.microsoft.com/office/word/2010/wordprocessingGroup" xmlns:wpi="http://schemas.microsoft.com/office/word/2010/wordprocessingInk" xmlns:wne="http://schemas.microsoft.com/office/word/2006/wordml" xmlns:wps="http://schemas.microsoft.com/office/word/2010/wordprocessingShape" mc:Ignorable="w14 w15 w16se w16cid w16 w16cex w16sdtdh w16sdtfl w16du wp14">
+<w:document xmlns:wpc="http://schemas.microsoft.com/office/word/2010/wordprocessingCanvas" xmlns:cx="http://schemas.microsoft.com/office/drawing/2014/chartex" xmlns:cx1="http://schemas.microsoft.com/office/drawing/2015/9/8/chartex" xmlns:cx2="http://schemas.microsoft.com/office/drawing/2015/10/21/chartex" xmlns:cx3="http://schemas.microsoft.com/office/drawing/2016/5/9/chartex" xmlns:cx4="http://schemas.microsoft.com/office/drawing/2016/5/10/chartex" xmlns:cx5="http://schemas.microsoft.com/office/drawing/2016/5/11/chartex" xmlns:cx6="http://schemas.microsoft.com/office/drawing/2016/5/12/chartex" xmlns:cx7="http://schemas.microsoft.com/office/drawing/2016/5/13/chartex" xmlns:cx8="http://schemas.microsoft.com/office/drawing/2016/5/14/chartex" xmlns:mc="http://schemas.openxmlformats.org/markup-compatibility/2006" xmlns:aink="http://schemas.microsoft.com/office/drawing/2016/ink" xmlns:am3d="http://schemas.microsoft.com/office/drawing/2017/model3d" xmlns:o="urn:schemas-microsoft-com:office:office" xmlns:oel="http://schemas.microsoft.com/office/2019/extlst" xmlns:r="http://schemas.openxmlformats.org/officeDocument/2006/relationships" xmlns:m="http://schemas.openxmlformats.org/officeDocument/2006/math" xmlns:v="urn:schemas-microsoft-com:vml" xmlns:wp14="http://schemas.microsoft.com/office/word/2010/wordprocessingDrawing" xmlns:wp="http://schemas.openxmlformats.org/drawingml/2006/wordprocessingDrawing" xmlns:w10="urn:schemas-microsoft-com:office:word" xmlns:w="http://schemas.openxmlformats.org/wordprocessingml/2006/main" xmlns:w14="http://schemas.microsoft.com/office/word/2010/wordml" xmlns:w15="http://schemas.microsoft.com/office/word/2012/wordml" xmlns:w16cei="http://schemas.microsoft.com/office/word/2026/wordml/cei" xmlns:w16cex="http://schemas.microsoft.com/office/word/2018/wordml/cex" xmlns:w16cid="http://schemas.microsoft.com/office/word/2016/wordml/cid" xmlns:w16="http://schemas.microsoft.com/office/word/2018/wordml" xmlns:w16du="http://schemas.microsoft.com/office/word/2023/wordml/word16du" xmlns:w16sdtdh="http://schemas.microsoft.com/office/word/2020/wordml/sdtdatahash" xmlns:w16sdtfl="http://schemas.microsoft.com/office/word/2024/wordml/sdtformatlock" xmlns:w16se="http://schemas.microsoft.com/office/word/2015/wordml/symex" xmlns:wpg="http://schemas.microsoft.com/office/word/2010/wordprocessingGroup" xmlns:wpi="http://schemas.microsoft.com/office/word/2010/wordprocessingInk" xmlns:wne="http://schemas.microsoft.com/office/word/2006/wordml" xmlns:wps="http://schemas.microsoft.com/office/word/2010/wordprocessingShape" mc:Ignorable="w14 w15 w16se w16cid w16 w16cex w16sdtdh w16sdtfl w16du wp14">
   <w:body>
-    <w:p/>
     <w:sdt>
       <w:sdtPr>
         <w:rPr>
           <w:rStyle w:val="TitleChar"/>
-          <w:sz w:val="40"/>
-          <w:szCs w:val="40"/>
         </w:rPr>
         <w:alias w:val="StatementCaption"/>
         <w:tag w:val="#BC:InsertDataItem,DataItems/Customer/Integer/StatementCaption"/>
@@ -18,23 +15,18 @@
         </w:placeholder>
         <w15:color w:val="808080"/>
         <w:text/>
-        <w:dataBinding w:prefixMappings="xmlns:ns0='urn:microsoft-dynamics-nav/reports/Standard_Statement/1316/'" w:xpath="/ns0:NavWordReportXmlPart[1]/ns0:Customer[1]/ns0:Integer[1]/ns0:StatementCaption[1]"/>
       </w:sdtPr>
       <w:sdtContent>
         <w:p>
           <w:pPr>
             <w:rPr>
               <w:rStyle w:val="TitleChar"/>
-              <w:sz w:val="40"/>
-              <w:szCs w:val="40"/>
             </w:rPr>
           </w:pPr>
           <w:proofErr w:type="spellStart"/>
           <w:r>
             <w:rPr>
               <w:rStyle w:val="TitleChar"/>
-              <w:sz w:val="40"/>
-              <w:szCs w:val="40"/>
             </w:rPr>
             <w:t>StatementCaption</w:t>
           </w:r>
@@ -44,53 +36,47 @@
     </w:sdt>
     <w:tbl>
       <w:tblPr>
-        <w:tblStyle w:val="TableGrid"/>
-        <w:tblW w:w="10497" w:type="dxa"/>
+        <w:tblStyle w:val="BCBlockTable"/>
+        <w:tblW w:w="5000" w:type="pct"/>
         <w:tblBorders>
-          <w:top w:val="none" w:color="auto" w:sz="0" w:space="0"/>
-          <w:left w:val="none" w:color="auto" w:sz="0" w:space="0"/>
-          <w:bottom w:val="none" w:color="auto" w:sz="0" w:space="0"/>
-          <w:right w:val="none" w:color="auto" w:sz="0" w:space="0"/>
-          <w:insideH w:val="none" w:color="auto" w:sz="0" w:space="0"/>
-          <w:insideV w:val="none" w:color="auto" w:sz="0" w:space="0"/>
+          <w:top w:val="none" w:sz="0" w:space="0" w:color="auto"/>
+          <w:left w:val="none" w:sz="0" w:space="0" w:color="auto"/>
+          <w:bottom w:val="none" w:sz="0" w:space="0" w:color="auto"/>
+          <w:right w:val="none" w:sz="0" w:space="0" w:color="auto"/>
+          <w:insideH w:val="none" w:sz="0" w:space="0" w:color="auto"/>
+          <w:insideV w:val="none" w:sz="0" w:space="0" w:color="auto"/>
         </w:tblBorders>
         <w:tblCellMar>
           <w:left w:w="0" w:type="dxa"/>
           <w:right w:w="0" w:type="dxa"/>
         </w:tblCellMar>
-        <w:tblLook w:val="04A0" w:firstRow="1" w:lastRow="0" w:firstColumn="1" w:lastColumn="0" w:noHBand="0" w:noVBand="1"/>
+        <w:tblLook w:val="0620" w:firstRow="1" w:lastRow="0" w:firstColumn="0" w:lastColumn="0" w:noHBand="1" w:noVBand="1"/>
+        <w:tblCaption w:val="Table 1"/>
+        <w:tblDescription w:val="Layout table. Used for positioning, not for tabular data."/>
       </w:tblPr>
       <w:tblGrid>
         <w:gridCol w:w="2624"/>
         <w:gridCol w:w="2624"/>
         <w:gridCol w:w="2624"/>
-        <w:gridCol w:w="2625"/>
+        <w:gridCol w:w="2624"/>
       </w:tblGrid>
       <w:tr>
         <w:trPr>
           <w:cnfStyle w:val="100000000000" w:firstRow="1" w:lastRow="0" w:firstColumn="0" w:lastColumn="0" w:oddVBand="0" w:evenVBand="0" w:oddHBand="0" w:evenHBand="0" w:firstRowFirstColumn="0" w:firstRowLastColumn="0" w:lastRowFirstColumn="0" w:lastRowLastColumn="0"/>
+          <w:cantSplit/>
           <w:trHeight w:val="254"/>
         </w:trPr>
         <w:tc>
           <w:tcPr>
-            <w:tcW w:w="2624" w:type="dxa"/>
+            <w:tcW w:w="1250" w:type="pct"/>
           </w:tcPr>
           <w:p>
             <w:pPr>
-              <w:pStyle w:val="Heading2"/>
-              <w:rPr>
-                <w:rFonts w:ascii="Segoe UI Semibold" w:hAnsi="Segoe UI Semibold" w:cs="Segoe UI Semibold"/>
-                <w:color w:val="auto"/>
-              </w:rPr>
+              <w:pStyle w:val="BCLabel"/>
             </w:pPr>
             <w:sdt>
               <w:sdtPr>
-                <w:rPr>
-                  <w:rFonts w:ascii="Segoe UI Semibold" w:hAnsi="Segoe UI Semibold" w:cs="Segoe UI Semibold"/>
-                  <w:color w:val="auto"/>
-                  <w:sz w:val="22"/>
-                  <w:szCs w:val="22"/>
-                </w:rPr>
+                <w:rPr/>
                 <w:alias w:val="No1_CustCaption"/>
                 <w:tag w:val="#BC:InsertDataItem,DataItems/Customer/Integer/No1_CustCaption"/>
                 <w:id w:val="662203993"/>
@@ -99,16 +85,9 @@
                 </w:placeholder>
                 <w15:color w:val="808080"/>
                 <w:text/>
-                <w:dataBinding w:prefixMappings="xmlns:ns0='urn:microsoft-dynamics-nav/reports/Standard_Statement/1316/'" w:xpath="/ns0:NavWordReportXmlPart[1]/ns0:Customer[1]/ns0:Integer[1]/ns0:No1_CustCaption[1]"/>
               </w:sdtPr>
               <w:sdtContent>
                 <w:r>
-                  <w:rPr>
-                    <w:rFonts w:ascii="Segoe UI Semibold" w:hAnsi="Segoe UI Semibold" w:cs="Segoe UI Semibold"/>
-                    <w:color w:val="auto"/>
-                    <w:sz w:val="22"/>
-                    <w:szCs w:val="22"/>
-                  </w:rPr>
                   <w:t>No1_CustCaption</w:t>
                 </w:r>
               </w:sdtContent>
@@ -117,71 +96,54 @@
         </w:tc>
         <w:tc>
           <w:tcPr>
-            <w:tcW w:w="2624" w:type="dxa"/>
+            <w:tcW w:w="1250" w:type="pct"/>
           </w:tcPr>
           <w:p>
             <w:pPr>
+              <w:pStyle w:val="NoSpacing"/>
               <w:spacing w:line="276" w:lineRule="auto"/>
-              <w:rPr>
-                <w:rFonts w:cs="Segoe UI Semibold"/>
-                <w:sz w:val="22"/>
-                <w:szCs w:val="22"/>
-              </w:rPr>
             </w:pPr>
           </w:p>
         </w:tc>
         <w:tc>
           <w:tcPr>
-            <w:tcW w:w="2624" w:type="dxa"/>
+            <w:tcW w:w="1250" w:type="pct"/>
           </w:tcPr>
           <w:p>
             <w:pPr>
+              <w:pStyle w:val="NoSpacing"/>
               <w:spacing w:line="276" w:lineRule="auto"/>
-              <w:rPr>
-                <w:rFonts w:cs="Segoe UI Semibold"/>
-                <w:sz w:val="22"/>
-                <w:szCs w:val="22"/>
-              </w:rPr>
             </w:pPr>
           </w:p>
         </w:tc>
         <w:tc>
           <w:tcPr>
-            <w:tcW w:w="2625" w:type="dxa"/>
+            <w:tcW w:w="1250" w:type="pct"/>
           </w:tcPr>
           <w:p>
             <w:pPr>
+              <w:pStyle w:val="NoSpacing"/>
               <w:spacing w:line="276" w:lineRule="auto"/>
-              <w:rPr>
-                <w:rFonts w:cs="Segoe UI Semibold"/>
-                <w:sz w:val="22"/>
-                <w:szCs w:val="22"/>
-              </w:rPr>
             </w:pPr>
           </w:p>
         </w:tc>
       </w:tr>
       <w:tr>
         <w:trPr>
+          <w:cantSplit/>
           <w:trHeight w:val="242"/>
         </w:trPr>
         <w:tc>
           <w:tcPr>
-            <w:tcW w:w="2624" w:type="dxa"/>
+            <w:tcW w:w="1250" w:type="pct"/>
           </w:tcPr>
           <w:p>
             <w:pPr>
-              <w:rPr>
-                <w:rFonts w:asciiTheme="minorHAnsi" w:hAnsiTheme="minorHAnsi"/>
-              </w:rPr>
+              <w:pStyle w:val="NoSpacing"/>
             </w:pPr>
             <w:sdt>
               <w:sdtPr>
-                <w:rPr>
-                  <w:rFonts w:asciiTheme="minorHAnsi" w:hAnsiTheme="minorHAnsi"/>
-                  <w:sz w:val="22"/>
-                  <w:szCs w:val="22"/>
-                </w:rPr>
+                <w:rPr/>
                 <w:alias w:val="No1_Cust"/>
                 <w:tag w:val="#BC:InsertDataItem,DataItems/Customer/Integer/No1_Cust"/>
                 <w:id w:val="1035920095"/>
@@ -190,15 +152,9 @@
                 </w:placeholder>
                 <w15:color w:val="808080"/>
                 <w:text/>
-                <w:dataBinding w:prefixMappings="xmlns:ns0='urn:microsoft-dynamics-nav/reports/Standard_Statement/1316/'" w:xpath="/ns0:NavWordReportXmlPart[1]/ns0:Customer[1]/ns0:Integer[1]/ns0:No1_Cust[1]"/>
               </w:sdtPr>
               <w:sdtContent>
                 <w:r>
-                  <w:rPr>
-                    <w:rFonts w:asciiTheme="minorHAnsi" w:hAnsiTheme="minorHAnsi"/>
-                    <w:sz w:val="22"/>
-                    <w:szCs w:val="22"/>
-                  </w:rPr>
                   <w:t>No1_Cust</w:t>
                 </w:r>
               </w:sdtContent>
@@ -207,69 +163,44 @@
         </w:tc>
         <w:tc>
           <w:tcPr>
-            <w:tcW w:w="2624" w:type="dxa"/>
+            <w:tcW w:w="1250" w:type="pct"/>
           </w:tcPr>
           <w:p>
             <w:pPr>
-              <w:rPr>
-                <w:rFonts w:cs="Segoe UI"/>
-                <w:sz w:val="22"/>
-                <w:szCs w:val="22"/>
-              </w:rPr>
+              <w:pStyle w:val="NoSpacing"/>
             </w:pPr>
           </w:p>
         </w:tc>
         <w:tc>
           <w:tcPr>
-            <w:tcW w:w="2624" w:type="dxa"/>
+            <w:tcW w:w="1250" w:type="pct"/>
           </w:tcPr>
           <w:p>
             <w:pPr>
-              <w:rPr>
-                <w:rFonts w:cs="Segoe UI"/>
-                <w:sz w:val="22"/>
-                <w:szCs w:val="22"/>
-              </w:rPr>
+              <w:pStyle w:val="NoSpacing"/>
             </w:pPr>
           </w:p>
         </w:tc>
         <w:tc>
           <w:tcPr>
-            <w:tcW w:w="2625" w:type="dxa"/>
+            <w:tcW w:w="1250" w:type="pct"/>
           </w:tcPr>
           <w:p>
             <w:pPr>
-              <w:rPr>
-                <w:rFonts w:cs="Segoe UI"/>
-                <w:sz w:val="22"/>
-                <w:szCs w:val="22"/>
-              </w:rPr>
+              <w:pStyle w:val="NoSpacing"/>
             </w:pPr>
           </w:p>
         </w:tc>
       </w:tr>
     </w:tbl>
     <w:p>
-      <w:pPr>
-        <w:rPr>
-          <w:sz w:val="22"/>
-          <w:szCs w:val="22"/>
-        </w:rPr>
-      </w:pPr>
+      <w:pPr/>
     </w:p>
     <w:p>
-      <w:pPr>
-        <w:rPr>
-          <w:sz w:val="22"/>
-          <w:szCs w:val="22"/>
-        </w:rPr>
-      </w:pPr>
+      <w:pPr/>
       <w:sdt>
         <w:sdtPr>
-          <w:rPr>
-            <w:sz w:val="22"/>
-            <w:szCs w:val="22"/>
-          </w:rPr>
+          <w:rPr/>
           <w:alias w:val="GreetingText"/>
           <w:tag w:val="#BC:InsertDataItem,DataItems/Customer/LetterText/GreetingText"/>
           <w:id w:val="-556706419"/>
@@ -278,33 +209,21 @@
           </w:placeholder>
           <w15:color w:val="808080"/>
           <w:text/>
-          <w:dataBinding w:prefixMappings="xmlns:ns0='urn:microsoft-dynamics-nav/reports/Standard_Statement/1316/'" w:xpath="/ns0:NavWordReportXmlPart[1]/ns0:Customer[1]/ns0:LetterText[1]/ns0:GreetingText[1]"/>
         </w:sdtPr>
         <w:sdtContent>
           <w:proofErr w:type="spellStart"/>
           <w:r>
-            <w:rPr>
-              <w:sz w:val="22"/>
-              <w:szCs w:val="22"/>
-            </w:rPr>
             <w:t>GreetingText</w:t>
           </w:r>
           <w:proofErr w:type="spellEnd"/>
         </w:sdtContent>
       </w:sdt>
       <w:r>
-        <w:rPr>
-          <w:sz w:val="22"/>
-          <w:szCs w:val="22"/>
-        </w:rPr>
         <w:t xml:space="preserve"> </w:t>
       </w:r>
       <w:sdt>
         <w:sdtPr>
-          <w:rPr>
-            <w:sz w:val="22"/>
-            <w:szCs w:val="22"/>
-          </w:rPr>
+          <w:rPr/>
           <w:alias w:val="CustAddr1"/>
           <w:tag w:val="#BC:InsertDataItem,DataItems/Customer/Integer/CustAddr1"/>
           <w:id w:val="-454639454"/>
@@ -313,32 +232,20 @@
           </w:placeholder>
           <w15:color w:val="808080"/>
           <w:text/>
-          <w:dataBinding w:prefixMappings="xmlns:ns0='urn:microsoft-dynamics-nav/reports/Standard_Statement/1316/'" w:xpath="/ns0:NavWordReportXmlPart[1]/ns0:Customer[1]/ns0:Integer[1]/ns0:CustAddr1[1]"/>
         </w:sdtPr>
         <w:sdtContent>
           <w:r>
-            <w:rPr>
-              <w:sz w:val="22"/>
-              <w:szCs w:val="22"/>
-            </w:rPr>
             <w:t>CustAddr1</w:t>
           </w:r>
         </w:sdtContent>
       </w:sdt>
       <w:r>
-        <w:rPr>
-          <w:sz w:val="22"/>
-          <w:szCs w:val="22"/>
-        </w:rPr>
         <w:t>,</w:t>
       </w:r>
     </w:p>
     <w:sdt>
       <w:sdtPr>
-        <w:rPr>
-          <w:sz w:val="22"/>
-          <w:szCs w:val="22"/>
-        </w:rPr>
+        <w:rPr/>
         <w:alias w:val="BodyText"/>
         <w:tag w:val="#BC:InsertDataItem,DataItems/Customer/LetterText/BodyText"/>
         <w:id w:val="929080287"/>
@@ -347,22 +254,12 @@
         </w:placeholder>
         <w15:color w:val="808080"/>
         <w:text/>
-        <w:dataBinding w:prefixMappings="xmlns:ns0='urn:microsoft-dynamics-nav/reports/Standard_Statement/1316/'" w:xpath="/ns0:NavWordReportXmlPart[1]/ns0:Customer[1]/ns0:LetterText[1]/ns0:BodyText[1]"/>
       </w:sdtPr>
       <w:sdtContent>
         <w:p>
-          <w:pPr>
-            <w:rPr>
-              <w:sz w:val="22"/>
-              <w:szCs w:val="22"/>
-            </w:rPr>
-          </w:pPr>
+          <w:pPr/>
           <w:proofErr w:type="spellStart"/>
           <w:r>
-            <w:rPr>
-              <w:sz w:val="22"/>
-              <w:szCs w:val="22"/>
-            </w:rPr>
             <w:t>BodyText</w:t>
           </w:r>
           <w:proofErr w:type="spellEnd"/>
@@ -371,28 +268,29 @@
     </w:sdt>
     <w:tbl>
       <w:tblPr>
-        <w:tblW w:w="0" w:type="auto"/>
+        <w:tblStyle w:val="BCBlockTable"/>
+        <w:tblW w:w="5000" w:type="pct"/>
         <w:tblBorders>
-          <w:bottom w:val="single" w:color="auto" w:sz="4" w:space="0"/>
+          <w:bottom w:val="single" w:sz="4" w:space="0" w:color="auto"/>
         </w:tblBorders>
-        <w:tblLook w:val="0000" w:firstRow="0" w:lastRow="0" w:firstColumn="0" w:lastColumn="0" w:noHBand="0" w:noVBand="0"/>
+        <w:tblLook w:val="0620" w:firstRow="1" w:lastRow="0" w:firstColumn="0" w:lastColumn="0" w:noHBand="1" w:noVBand="1"/>
+        <w:tblCaption w:val="Table 2"/>
+        <w:tblDescription w:val="Layout table. Used for positioning, not for tabular data."/>
       </w:tblPr>
       <w:tblGrid>
         <w:gridCol w:w="10754"/>
       </w:tblGrid>
       <w:tr>
-        <w:tblPrEx>
-          <w:tblCellMar>
-            <w:top w:w="0" w:type="dxa"/>
-            <w:bottom w:w="0" w:type="dxa"/>
-          </w:tblCellMar>
-        </w:tblPrEx>
+        <w:trPr>
+          <w:cantSplit/>
+        </w:trPr>
         <w:tc>
           <w:tcPr>
-            <w:tcW w:w="10754" w:type="dxa"/>
+            <w:tcW w:w="5000" w:type="pct"/>
           </w:tcPr>
           <w:p>
             <w:pPr>
+              <w:pStyle w:val="NoSpacing"/>
               <w:spacing w:after="0" w:line="240" w:lineRule="auto"/>
             </w:pPr>
           </w:p>
@@ -403,17 +301,10 @@
     <w:p>
       <w:pPr>
         <w:spacing w:after="0" w:line="240" w:lineRule="auto"/>
-        <w:rPr>
-          <w:sz w:val="22"/>
-          <w:szCs w:val="22"/>
-        </w:rPr>
       </w:pPr>
       <w:sdt>
         <w:sdtPr>
-          <w:rPr>
-            <w:sz w:val="22"/>
-            <w:szCs w:val="22"/>
-          </w:rPr>
+          <w:rPr/>
           <w:alias w:val="ClosingText"/>
           <w:tag w:val="#BC:InsertDataItem,DataItems/Customer/LetterText/ClosingText"/>
           <w:id w:val="403269338"/>
@@ -422,43 +313,27 @@
           </w:placeholder>
           <w15:color w:val="808080"/>
           <w:text/>
-          <w:dataBinding w:prefixMappings="xmlns:ns0='urn:microsoft-dynamics-nav/reports/Standard_Statement/1316/'" w:xpath="/ns0:NavWordReportXmlPart[1]/ns0:Customer[1]/ns0:LetterText[1]/ns0:ClosingText[1]"/>
         </w:sdtPr>
         <w:sdtContent>
           <w:proofErr w:type="spellStart"/>
           <w:r>
-            <w:rPr>
-              <w:sz w:val="22"/>
-              <w:szCs w:val="22"/>
-            </w:rPr>
             <w:t>ClosingText</w:t>
           </w:r>
           <w:proofErr w:type="spellEnd"/>
         </w:sdtContent>
       </w:sdt>
       <w:r>
-        <w:rPr>
-          <w:sz w:val="22"/>
-          <w:szCs w:val="22"/>
-        </w:rPr>
         <w:t>,</w:t>
       </w:r>
     </w:p>
     <w:p>
       <w:pPr>
         <w:spacing w:after="0" w:line="240" w:lineRule="auto"/>
-        <w:rPr>
-          <w:sz w:val="22"/>
-          <w:szCs w:val="22"/>
-        </w:rPr>
       </w:pPr>
     </w:p>
     <w:sdt>
       <w:sdtPr>
-        <w:rPr>
-          <w:sz w:val="22"/>
-          <w:szCs w:val="22"/>
-        </w:rPr>
+        <w:rPr/>
         <w:alias w:val="CompanyAddr1"/>
         <w:tag w:val="#BC:InsertDataItem,DataItems/Customer/Integer/CompanyAddr1"/>
         <w:id w:val="1313446118"/>
@@ -467,22 +342,13 @@
         </w:placeholder>
         <w15:color w:val="808080"/>
         <w:text/>
-        <w:dataBinding w:prefixMappings="xmlns:ns0='urn:microsoft-dynamics-nav/reports/Standard_Statement/1316/'" w:xpath="/ns0:NavWordReportXmlPart[1]/ns0:Customer[1]/ns0:Integer[1]/ns0:CompanyAddr1[1]"/>
       </w:sdtPr>
       <w:sdtContent>
         <w:p>
           <w:pPr>
             <w:spacing w:after="0" w:line="240" w:lineRule="auto"/>
-            <w:rPr>
-              <w:sz w:val="22"/>
-              <w:szCs w:val="22"/>
-            </w:rPr>
           </w:pPr>
           <w:r>
-            <w:rPr>
-              <w:sz w:val="22"/>
-              <w:szCs w:val="22"/>
-            </w:rPr>
             <w:t>CompanyAddr1</w:t>
           </w:r>
         </w:p>
@@ -490,10 +356,7 @@
     </w:sdt>
     <w:sdt>
       <w:sdtPr>
-        <w:rPr>
-          <w:sz w:val="22"/>
-          <w:szCs w:val="22"/>
-        </w:rPr>
+        <w:rPr/>
         <w:alias w:val="CompanyAddr2"/>
         <w:tag w:val="#BC:InsertDataItem,DataItems/Customer/Integer/CompanyAddr2"/>
         <w:id w:val="-1928182948"/>
@@ -502,22 +365,13 @@
         </w:placeholder>
         <w15:color w:val="808080"/>
         <w:text/>
-        <w:dataBinding w:prefixMappings="xmlns:ns0='urn:microsoft-dynamics-nav/reports/Standard_Statement/1316/'" w:xpath="/ns0:NavWordReportXmlPart[1]/ns0:Customer[1]/ns0:Integer[1]/ns0:CompanyAddr2[1]"/>
       </w:sdtPr>
       <w:sdtContent>
         <w:p>
           <w:pPr>
             <w:spacing w:after="0" w:line="240" w:lineRule="auto"/>
-            <w:rPr>
-              <w:sz w:val="22"/>
-              <w:szCs w:val="22"/>
-            </w:rPr>
           </w:pPr>
           <w:r>
-            <w:rPr>
-              <w:sz w:val="22"/>
-              <w:szCs w:val="22"/>
-            </w:rPr>
             <w:t>CompanyAddr2</w:t>
           </w:r>
         </w:p>
@@ -525,10 +379,7 @@
     </w:sdt>
     <w:sdt>
       <w:sdtPr>
-        <w:rPr>
-          <w:sz w:val="22"/>
-          <w:szCs w:val="22"/>
-        </w:rPr>
+        <w:rPr/>
         <w:alias w:val="CompanyAddr3"/>
         <w:tag w:val="#BC:InsertDataItem,DataItems/Customer/Integer/CompanyAddr3"/>
         <w:id w:val="1685700448"/>
@@ -537,22 +388,13 @@
         </w:placeholder>
         <w15:color w:val="808080"/>
         <w:text/>
-        <w:dataBinding w:prefixMappings="xmlns:ns0='urn:microsoft-dynamics-nav/reports/Standard_Statement/1316/'" w:xpath="/ns0:NavWordReportXmlPart[1]/ns0:Customer[1]/ns0:Integer[1]/ns0:CompanyAddr3[1]"/>
       </w:sdtPr>
       <w:sdtContent>
         <w:p>
           <w:pPr>
             <w:spacing w:after="0" w:line="240" w:lineRule="auto"/>
-            <w:rPr>
-              <w:sz w:val="22"/>
-              <w:szCs w:val="22"/>
-            </w:rPr>
           </w:pPr>
           <w:r>
-            <w:rPr>
-              <w:sz w:val="22"/>
-              <w:szCs w:val="22"/>
-            </w:rPr>
             <w:t>CompanyAddr3</w:t>
           </w:r>
         </w:p>
@@ -560,10 +402,7 @@
     </w:sdt>
     <w:sdt>
       <w:sdtPr>
-        <w:rPr>
-          <w:sz w:val="22"/>
-          <w:szCs w:val="22"/>
-        </w:rPr>
+        <w:rPr/>
         <w:alias w:val="CompanyAddr4"/>
         <w:tag w:val="#BC:InsertDataItem,DataItems/Customer/Integer/CompanyAddr4"/>
         <w:id w:val="589049135"/>
@@ -572,22 +411,13 @@
         </w:placeholder>
         <w15:color w:val="808080"/>
         <w:text/>
-        <w:dataBinding w:prefixMappings="xmlns:ns0='urn:microsoft-dynamics-nav/reports/Standard_Statement/1316/'" w:xpath="/ns0:NavWordReportXmlPart[1]/ns0:Customer[1]/ns0:Integer[1]/ns0:CompanyAddr4[1]"/>
       </w:sdtPr>
       <w:sdtContent>
         <w:p>
           <w:pPr>
             <w:spacing w:after="0" w:line="240" w:lineRule="auto"/>
-            <w:rPr>
-              <w:sz w:val="22"/>
-              <w:szCs w:val="22"/>
-            </w:rPr>
           </w:pPr>
           <w:r>
-            <w:rPr>
-              <w:sz w:val="22"/>
-              <w:szCs w:val="22"/>
-            </w:rPr>
             <w:t>CompanyAddr4</w:t>
           </w:r>
         </w:p>
@@ -595,10 +425,7 @@
     </w:sdt>
     <w:sdt>
       <w:sdtPr>
-        <w:rPr>
-          <w:sz w:val="22"/>
-          <w:szCs w:val="22"/>
-        </w:rPr>
+        <w:rPr/>
         <w:alias w:val="CompanyAddr5"/>
         <w:tag w:val="#BC:InsertDataItem,DataItems/Customer/Integer/CompanyAddr5"/>
         <w:id w:val="932243840"/>
@@ -607,22 +434,13 @@
         </w:placeholder>
         <w15:color w:val="808080"/>
         <w:text/>
-        <w:dataBinding w:prefixMappings="xmlns:ns0='urn:microsoft-dynamics-nav/reports/Standard_Statement/1316/'" w:xpath="/ns0:NavWordReportXmlPart[1]/ns0:Customer[1]/ns0:Integer[1]/ns0:CompanyAddr5[1]"/>
       </w:sdtPr>
       <w:sdtContent>
         <w:p>
           <w:pPr>
             <w:spacing w:after="0" w:line="240" w:lineRule="auto"/>
-            <w:rPr>
-              <w:sz w:val="22"/>
-              <w:szCs w:val="22"/>
-            </w:rPr>
           </w:pPr>
           <w:r>
-            <w:rPr>
-              <w:sz w:val="22"/>
-              <w:szCs w:val="22"/>
-            </w:rPr>
             <w:t>CompanyAddr5</w:t>
           </w:r>
         </w:p>
@@ -630,10 +448,7 @@
     </w:sdt>
     <w:sdt>
       <w:sdtPr>
-        <w:rPr>
-          <w:sz w:val="22"/>
-          <w:szCs w:val="22"/>
-        </w:rPr>
+        <w:rPr/>
         <w:alias w:val="CompanyAddr6"/>
         <w:tag w:val="#BC:InsertDataItem,DataItems/Customer/Integer/CompanyAddr6"/>
         <w:id w:val="-771710816"/>
@@ -642,22 +457,13 @@
         </w:placeholder>
         <w15:color w:val="808080"/>
         <w:text/>
-        <w:dataBinding w:prefixMappings="xmlns:ns0='urn:microsoft-dynamics-nav/reports/Standard_Statement/1316/'" w:xpath="/ns0:NavWordReportXmlPart[1]/ns0:Customer[1]/ns0:Integer[1]/ns0:CompanyAddr6[1]"/>
       </w:sdtPr>
       <w:sdtContent>
         <w:p>
           <w:pPr>
             <w:spacing w:after="0" w:line="240" w:lineRule="auto"/>
-            <w:rPr>
-              <w:sz w:val="22"/>
-              <w:szCs w:val="22"/>
-            </w:rPr>
           </w:pPr>
           <w:r>
-            <w:rPr>
-              <w:sz w:val="22"/>
-              <w:szCs w:val="22"/>
-            </w:rPr>
             <w:t>CompanyAddr6</w:t>
           </w:r>
         </w:p>
@@ -665,10 +471,7 @@
     </w:sdt>
     <w:sdt>
       <w:sdtPr>
-        <w:rPr>
-          <w:sz w:val="22"/>
-          <w:szCs w:val="22"/>
-        </w:rPr>
+        <w:rPr/>
         <w:alias w:val="CompanyLegalOffice"/>
         <w:tag w:val="#BC:InsertDataItem,DataItems/Customer/Integer/CompanyLegalOffice"/>
         <w:id w:val="-1379551687"/>
@@ -677,23 +480,14 @@
         </w:placeholder>
         <w15:color w:val="808080"/>
         <w:text/>
-        <w:dataBinding w:prefixMappings="xmlns:ns0='urn:microsoft-dynamics-nav/reports/Standard_Statement/1316/'" w:xpath="/ns0:NavWordReportXmlPart[1]/ns0:Customer[1]/ns0:Integer[1]/ns0:CompanyLegalOffice[1]"/>
       </w:sdtPr>
       <w:sdtContent>
         <w:p>
           <w:pPr>
             <w:spacing w:after="0" w:line="240" w:lineRule="auto"/>
-            <w:rPr>
-              <w:sz w:val="22"/>
-              <w:szCs w:val="22"/>
-            </w:rPr>
           </w:pPr>
           <w:proofErr w:type="spellStart"/>
           <w:r>
-            <w:rPr>
-              <w:sz w:val="22"/>
-              <w:szCs w:val="22"/>
-            </w:rPr>
             <w:t>CompanyLegalOffice</w:t>
           </w:r>
           <w:proofErr w:type="spellEnd"/>
@@ -1258,11 +1052,256 @@
       <w:bCs/>
     </w:rPr>
   </w:style>
+  <w:style w:type="paragraph" w:styleId="NoSpacing">
+    <w:name w:val="No Spacing"/>
+    <w:uiPriority w:val="1"/>
+    <w:qFormat/>
+    <w:rsid w:val="00416FC2"/>
+    <w:pPr>
+      <w:spacing w:after="0" w:line="240" w:lineRule="auto"/>
+    </w:pPr>
+    <w:rPr>
+      <w:rFonts w:asciiTheme="minorHAnsi" w:hAnsiTheme="minorHAnsi" w:eastAsiaTheme="minorHAnsi" w:cstheme="minorBidi"/>
+      <w:color w:val="242424" w:themeColor="text1"/>
+    </w:rPr>
+  </w:style>
+  <w:style w:type="paragraph" w:customStyle="1" w:styleId="BCNumber">
+    <w:name w:val="BC Number"/>
+    <w:basedOn w:val="NoSpacing"/>
+    <w:next w:val="Normal"/>
+    <w:uiPriority w:val="2"/>
+    <w:qFormat/>
+    <w:pPr>
+      <w:spacing w:before="0" w:after="0" w:line="240" w:lineRule="auto"/>
+    </w:pPr>
+    <w:rPr>
+      <w:rFonts w:asciiTheme="minorHAnsi" w:hAnsiTheme="minorHAnsi" w:eastAsiaTheme="minorHAnsi" w:cstheme="minorBidi"/>
+      <w:color w:val="242424" w:themeColor="text1"/>
+      <w14:numForm w14:val="tabular"/>
+      <w14:numSpacing w14:val="tabular"/>
+    </w:rPr>
+  </w:style>
+  <w:style w:type="paragraph" w:customStyle="1" w:styleId="BCLabel">
+    <w:name w:val="BC Label"/>
+    <w:basedOn w:val="NoSpacing"/>
+    <w:next w:val="Normal"/>
+    <w:uiPriority w:val="2"/>
+    <w:qFormat/>
+    <w:pPr>
+      <w:keepNext/>
+      <w:spacing w:before="0" w:after="0" w:line="240" w:lineRule="auto"/>
+    </w:pPr>
+    <w:rPr>
+      <w:rFonts w:asciiTheme="majorHAnsi" w:hAnsiTheme="majorHAnsi" w:eastAsiaTheme="majorEastAsia" w:cstheme="majorBidi"/>
+      <w:color w:val="242424" w:themeColor="text1"/>
+    </w:rPr>
+  </w:style>
+  <w:style w:type="paragraph" w:customStyle="1" w:styleId="BCLabelNumber">
+    <w:name w:val="BC Label Number"/>
+    <w:basedOn w:val="BCLabel"/>
+    <w:next w:val="Normal"/>
+    <w:uiPriority w:val="2"/>
+    <w:qFormat/>
+    <w:pPr>
+      <w:spacing w:before="0" w:after="0" w:line="240" w:lineRule="auto"/>
+    </w:pPr>
+    <w:rPr>
+      <w:rFonts w:asciiTheme="majorHAnsi" w:hAnsiTheme="majorHAnsi" w:eastAsiaTheme="majorEastAsia" w:cstheme="majorBidi"/>
+      <w:color w:val="242424" w:themeColor="text1"/>
+      <w14:numForm w14:val="tabular"/>
+      <w14:numSpacing w14:val="tabular"/>
+    </w:rPr>
+  </w:style>
+  <w:style w:type="table" w:customStyle="1" w:styleId="BCBlockTable">
+    <w:name w:val="BC Block Table"/>
+    <w:basedOn w:val="TableNormal"/>
+    <w:uiPriority w:val="99"/>
+    <w:qFormat/>
+    <w:pPr>
+      <w:spacing w:before="0" w:after="0" w:line="240" w:lineRule="auto"/>
+    </w:pPr>
+    <w:tblPr>
+      <w:tblStyleRowBandSize w:val="1"/>
+      <w:tblStyleColBandSize w:val="1"/>
+      <w:tblCellMar>
+        <w:top w:w="0" w:type="dxa"/>
+        <w:left w:w="0" w:type="dxa"/>
+        <w:bottom w:w="0" w:type="dxa"/>
+        <w:right w:w="0" w:type="dxa"/>
+      </w:tblCellMar>
+    </w:tblPr>
+    <w:tcPr>
+      <w:vAlign w:val="top"/>
+    </w:tcPr>
+    <w:tblStylePr w:type="firstRow">
+      <w:rPr>
+        <w:rFonts w:asciiTheme="majorHAnsi" w:hAnsiTheme="majorHAnsi" w:cstheme="majorBidi"/>
+      </w:rPr>
+      <w:tcPr>
+        <w:vAlign w:val="top"/>
+      </w:tcPr>
+    </w:tblStylePr>
+  </w:style>
+  <w:style w:type="table" w:customStyle="1" w:styleId="BCDataTable">
+    <w:name w:val="BC Data Table"/>
+    <w:basedOn w:val="TableNormal"/>
+    <w:uiPriority w:val="99"/>
+    <w:qFormat/>
+    <w:pPr>
+      <w:spacing w:before="0" w:after="0" w:line="240" w:lineRule="auto"/>
+    </w:pPr>
+    <w:tblPr>
+      <w:tblStyleRowBandSize w:val="1"/>
+      <w:tblStyleColBandSize w:val="1"/>
+      <w:tblCellMar>
+        <w:top w:w="0" w:type="dxa"/>
+        <w:left w:w="115" w:type="dxa"/>
+        <w:bottom w:w="0" w:type="dxa"/>
+        <w:right w:w="115" w:type="dxa"/>
+      </w:tblCellMar>
+    </w:tblPr>
+    <w:tcPr>
+      <w:vAlign w:val="center"/>
+    </w:tcPr>
+    <w:tblStylePr w:type="firstRow">
+      <w:pPr>
+        <w:spacing w:before="160" w:after="80"/>
+      </w:pPr>
+      <w:rPr>
+        <w:rFonts w:asciiTheme="majorHAnsi" w:hAnsiTheme="majorHAnsi" w:cstheme="majorBidi"/>
+      </w:rPr>
+      <w:tcPr>
+        <w:tcBorders>
+          <w:bottom w:val="single" w:sz="4" w:space="0" w:color="242424" w:themeColor="text1"/>
+        </w:tcBorders>
+        <w:vAlign w:val="top"/>
+      </w:tcPr>
+    </w:tblStylePr>
+    <w:tblStylePr w:type="lastRow">
+      <w:tcPr>
+        <w:tcBorders>
+          <w:bottom w:val="single" w:sz="4" w:space="0" w:color="F5F7F8" w:themeColor="background2"/>
+        </w:tcBorders>
+      </w:tcPr>
+    </w:tblStylePr>
+    <w:tblStylePr w:type="band1Horz">
+      <w:tcPr>
+        <w:shd w:val="clear" w:color="auto" w:fill="auto"/>
+      </w:tcPr>
+    </w:tblStylePr>
+    <w:tblStylePr w:type="band2Horz">
+      <w:tcPr>
+        <w:shd w:val="clear" w:color="auto" w:fill="CCE6E9" w:themeFill="accent2" w:themeFillTint="33"/>
+      </w:tcPr>
+    </w:tblStylePr>
+  </w:style>
+  <w:style w:type="table" w:customStyle="1" w:styleId="BCTotalsTable">
+    <w:name w:val="BC Totals Table"/>
+    <w:basedOn w:val="TableNormal"/>
+    <w:uiPriority w:val="99"/>
+    <w:qFormat/>
+    <w:pPr>
+      <w:spacing w:before="0" w:after="0" w:line="240" w:lineRule="auto"/>
+    </w:pPr>
+    <w:tblPr>
+      <w:tblStyleRowBandSize w:val="1"/>
+      <w:tblStyleColBandSize w:val="1"/>
+      <w:tblCellMar>
+        <w:top w:w="0" w:type="dxa"/>
+        <w:left w:w="115" w:type="dxa"/>
+        <w:bottom w:w="0" w:type="dxa"/>
+        <w:right w:w="115" w:type="dxa"/>
+      </w:tblCellMar>
+    </w:tblPr>
+    <w:tcPr>
+      <w:vAlign w:val="center"/>
+    </w:tcPr>
+    <w:tblStylePr w:type="lastRow">
+      <w:rPr>
+        <w:rFonts w:asciiTheme="majorHAnsi" w:hAnsiTheme="majorHAnsi" w:cstheme="majorBidi"/>
+      </w:rPr>
+      <w:tcPr>
+        <w:tcBorders>
+          <w:top w:val="single" w:sz="4" w:space="0" w:color="242424" w:themeColor="text1"/>
+          <w:bottom w:val="single" w:sz="8" w:space="0" w:color="242424" w:themeColor="text1"/>
+        </w:tcBorders>
+      </w:tcPr>
+    </w:tblStylePr>
+  </w:style>
+  <w:style w:type="table" w:customStyle="1" w:styleId="BCCalculationTable">
+    <w:name w:val="BC Calculation Table"/>
+    <w:basedOn w:val="TableNormal"/>
+    <w:uiPriority w:val="99"/>
+    <w:qFormat/>
+    <w:pPr>
+      <w:spacing w:before="0" w:after="0" w:line="240" w:lineRule="auto"/>
+    </w:pPr>
+    <w:tblPr>
+      <w:tblStyleRowBandSize w:val="1"/>
+      <w:tblStyleColBandSize w:val="1"/>
+      <w:tblCellMar>
+        <w:top w:w="58" w:type="dxa"/>
+        <w:left w:w="0" w:type="dxa"/>
+        <w:bottom w:w="58" w:type="dxa"/>
+        <w:right w:w="0" w:type="dxa"/>
+      </w:tblCellMar>
+    </w:tblPr>
+    <w:tcPr>
+      <w:vAlign w:val="center"/>
+    </w:tcPr>
+    <w:tblStylePr w:type="firstRow">
+      <w:rPr>
+        <w:rFonts w:asciiTheme="majorHAnsi" w:hAnsiTheme="majorHAnsi" w:cstheme="majorBidi"/>
+      </w:rPr>
+      <w:tcPr>
+        <w:vAlign w:val="bottom"/>
+      </w:tcPr>
+    </w:tblStylePr>
+    <w:tblStylePr w:type="lastRow">
+      <w:rPr>
+        <w:rFonts w:asciiTheme="majorHAnsi" w:hAnsiTheme="majorHAnsi" w:cstheme="majorBidi"/>
+      </w:rPr>
+      <w:tcPr>
+        <w:tcBorders>
+          <w:top w:val="single" w:sz="4" w:space="0" w:color="242424" w:themeColor="text1"/>
+        </w:tcBorders>
+      </w:tcPr>
+    </w:tblStylePr>
+  </w:style>
+  <w:style w:type="table" w:customStyle="1" w:styleId="BCSignatureTable">
+    <w:name w:val="BC Signature Table"/>
+    <w:basedOn w:val="TableNormal"/>
+    <w:uiPriority w:val="99"/>
+    <w:qFormat/>
+    <w:pPr>
+      <w:spacing w:before="0" w:after="0" w:line="240" w:lineRule="auto"/>
+    </w:pPr>
+    <w:tblPr>
+      <w:tblStyleRowBandSize w:val="1"/>
+      <w:tblStyleColBandSize w:val="1"/>
+      <w:tblCellMar>
+        <w:top w:w="0" w:type="dxa"/>
+        <w:left w:w="0" w:type="dxa"/>
+        <w:bottom w:w="0" w:type="dxa"/>
+        <w:right w:w="0" w:type="dxa"/>
+      </w:tblCellMar>
+    </w:tblPr>
+    <w:tcPr>
+      <w:vAlign w:val="top"/>
+    </w:tcPr>
+    <w:tblStylePr w:type="lastRow">
+      <w:tcPr>
+        <w:tcBorders>
+          <w:bottom w:val="single" w:sz="4" w:space="0" w:color="242424" w:themeColor="text1"/>
+        </w:tcBorders>
+      </w:tcPr>
+    </w:tblStylePr>
+  </w:style>
 </w:styles>
 </file>
 
 <file path=word/glossary/document.xml><?xml version="1.0" encoding="utf-8"?>
-<w:glossaryDocument xmlns:wpc="http://schemas.microsoft.com/office/word/2010/wordprocessingCanvas" xmlns:cx="http://schemas.microsoft.com/office/drawing/2014/chartex" xmlns:cx1="http://schemas.microsoft.com/office/drawing/2015/9/8/chartex" xmlns:cx2="http://schemas.microsoft.com/office/drawing/2015/10/21/chartex" xmlns:cx3="http://schemas.microsoft.com/office/drawing/2016/5/9/chartex" xmlns:cx4="http://schemas.microsoft.com/office/drawing/2016/5/10/chartex" xmlns:cx5="http://schemas.microsoft.com/office/drawing/2016/5/11/chartex" xmlns:cx6="http://schemas.microsoft.com/office/drawing/2016/5/12/chartex" xmlns:cx7="http://schemas.microsoft.com/office/drawing/2016/5/13/chartex" xmlns:cx8="http://schemas.microsoft.com/office/drawing/2016/5/14/chartex" xmlns:mc="http://schemas.openxmlformats.org/markup-compatibility/2006" xmlns:aink="http://schemas.microsoft.com/office/drawing/2016/ink" xmlns:am3d="http://schemas.microsoft.com/office/drawing/2017/model3d" xmlns:o="urn:schemas-microsoft-com:office:office" xmlns:oel="http://schemas.microsoft.com/office/2019/extlst" xmlns:r="http://schemas.openxmlformats.org/officeDocument/2006/relationships" xmlns:m="http://schemas.openxmlformats.org/officeDocument/2006/math" xmlns:v="urn:schemas-microsoft-com:vml" xmlns:wp14="http://schemas.microsoft.com/office/word/2010/wordprocessingDrawing" xmlns:wp="http://schemas.openxmlformats.org/drawingml/2006/wordprocessingDrawing" xmlns:w10="urn:schemas-microsoft-com:office:word" xmlns:w="http://schemas.openxmlformats.org/wordprocessingml/2006/main" xmlns:w14="http://schemas.microsoft.com/office/word/2010/wordml" xmlns:w15="http://schemas.microsoft.com/office/word/2012/wordml" xmlns:w16cex="http://schemas.microsoft.com/office/word/2018/wordml/cex" xmlns:w16cid="http://schemas.microsoft.com/office/word/2016/wordml/cid" xmlns:w16="http://schemas.microsoft.com/office/word/2018/wordml" xmlns:w16du="http://schemas.microsoft.com/office/word/2023/wordml/word16du" xmlns:w16sdtdh="http://schemas.microsoft.com/office/word/2020/wordml/sdtdatahash" xmlns:w16sdtfl="http://schemas.microsoft.com/office/word/2024/wordml/sdtformatlock" xmlns:w16se="http://schemas.microsoft.com/office/word/2015/wordml/symex" xmlns:wpg="http://schemas.microsoft.com/office/word/2010/wordprocessingGroup" xmlns:wpi="http://schemas.microsoft.com/office/word/2010/wordprocessingInk" xmlns:wne="http://schemas.microsoft.com/office/word/2006/wordml" xmlns:wps="http://schemas.microsoft.com/office/word/2010/wordprocessingShape" mc:Ignorable="w14 w15 w16se w16cid w16 w16cex w16sdtdh w16sdtfl w16du wp14">
+<w:glossaryDocument xmlns:wpc="http://schemas.microsoft.com/office/word/2010/wordprocessingCanvas" xmlns:cx="http://schemas.microsoft.com/office/drawing/2014/chartex" xmlns:cx1="http://schemas.microsoft.com/office/drawing/2015/9/8/chartex" xmlns:cx2="http://schemas.microsoft.com/office/drawing/2015/10/21/chartex" xmlns:cx3="http://schemas.microsoft.com/office/drawing/2016/5/9/chartex" xmlns:cx4="http://schemas.microsoft.com/office/drawing/2016/5/10/chartex" xmlns:cx5="http://schemas.microsoft.com/office/drawing/2016/5/11/chartex" xmlns:cx6="http://schemas.microsoft.com/office/drawing/2016/5/12/chartex" xmlns:cx7="http://schemas.microsoft.com/office/drawing/2016/5/13/chartex" xmlns:cx8="http://schemas.microsoft.com/office/drawing/2016/5/14/chartex" xmlns:mc="http://schemas.openxmlformats.org/markup-compatibility/2006" xmlns:aink="http://schemas.microsoft.com/office/drawing/2016/ink" xmlns:am3d="http://schemas.microsoft.com/office/drawing/2017/model3d" xmlns:o="urn:schemas-microsoft-com:office:office" xmlns:oel="http://schemas.microsoft.com/office/2019/extlst" xmlns:r="http://schemas.openxmlformats.org/officeDocument/2006/relationships" xmlns:m="http://schemas.openxmlformats.org/officeDocument/2006/math" xmlns:v="urn:schemas-microsoft-com:vml" xmlns:wp14="http://schemas.microsoft.com/office/word/2010/wordprocessingDrawing" xmlns:wp="http://schemas.openxmlformats.org/drawingml/2006/wordprocessingDrawing" xmlns:w10="urn:schemas-microsoft-com:office:word" xmlns:w="http://schemas.openxmlformats.org/wordprocessingml/2006/main" xmlns:w14="http://schemas.microsoft.com/office/word/2010/wordml" xmlns:w15="http://schemas.microsoft.com/office/word/2012/wordml" xmlns:w16cei="http://schemas.microsoft.com/office/word/2026/wordml/cei" xmlns:w16cex="http://schemas.microsoft.com/office/word/2018/wordml/cex" xmlns:w16cid="http://schemas.microsoft.com/office/word/2016/wordml/cid" xmlns:w16="http://schemas.microsoft.com/office/word/2018/wordml" xmlns:w16du="http://schemas.microsoft.com/office/word/2023/wordml/word16du" xmlns:w16sdtdh="http://schemas.microsoft.com/office/word/2020/wordml/sdtdatahash" xmlns:w16sdtfl="http://schemas.microsoft.com/office/word/2024/wordml/sdtformatlock" xmlns:w16se="http://schemas.microsoft.com/office/word/2015/wordml/symex" xmlns:wpg="http://schemas.microsoft.com/office/word/2010/wordprocessingGroup" xmlns:wpi="http://schemas.microsoft.com/office/word/2010/wordprocessingInk" xmlns:wne="http://schemas.microsoft.com/office/word/2006/wordml" xmlns:wps="http://schemas.microsoft.com/office/word/2010/wordprocessingShape" mc:Ignorable="w14 w15 w16se w16cid w16 w16cex w16sdtdh w16sdtfl w16du wp14">
   <w:docParts>
     <w:docPart>
       <w:docPartPr>
@@ -1446,7 +1485,10 @@
     <w:rsidRoot w:val="00397D6B"/>
     <w:rsid w:val="0036643A"/>
     <w:rsid w:val="00397D6B"/>
+    <w:rsid w:val="00426683"/>
     <w:rsid w:val="009569BB"/>
+    <w:rsid w:val="009F4391"/>
+    <w:rsid w:val="00C141FA"/>
   </w:rsids>
   <m:mathPr>
     <m:mathFont m:val="Cambria Math"/>
@@ -2264,9 +2306,7 @@
 </we:webextension>
 </file>
 
-<file path=customXml/item1.xml>��< ? x m l   v e r s i o n = " 1 . 0 "   e n c o d i n g = " u t f - 1 6 " ? > - 
- < N a v W o r d R e p o r t X m l P a r t   x m l n s = " u r n : m i c r o s o f t - d y n a m i c s - n a v / r e p o r t s / S t a n d a r d _ S t a t e m e n t / 1 3 1 6 / " > +<file path=customXml/item1.xml>��< ? x m l   v e r s i o n = " 1 . 0 "   e n c o d i n g = " u t f - 1 6 " ? > < N a v W o r d R e p o r t X m l P a r t   x m l n s = " u r n : m i c r o s o f t - d y n a m i c s - b u s i n e s s c e n t r a l / i n t e r n a l / e x t e n d e d / r e p o r t s / S t a n d a r d _ S t a t e m e n t / 1 3 1 6 / " >   
      < B C R e p o r t I n f o r m a t i o n >   
@@ -2330,311 +2370,235 @@
  
          < / R e p o r t R e q u e s t >   
-         < C o m p a n y M e t a d a t a > - 
-             < C o m p a n y N a m e > C o m p a n y   N a m e < / C o m p a n y N a m e > - 
-             < C o m p a n y D i s p l a y N a m e > C o m p a n y   D i s p l a y   N a m e < / C o m p a n y D i s p l a y N a m e > - 
-             < C o m p a n y A d d r e s s L i n e s > - 
-                 < C o m p a n y A d d r e s s L i n e > C o m p a n y   A d d r e s s   L i n e   1 < / C o m p a n y A d d r e s s L i n e > - 
-                 < C o m p a n y A d d r e s s L i n e > C o m p a n y   A d d r e s s   L i n e   2 < / C o m p a n y A d d r e s s L i n e > - 
-                 < C o m p a n y A d d r e s s L i n e > C o m p a n y   A d d r e s s   L i n e   3 < / C o m p a n y A d d r e s s L i n e > - 
-                 < C o m p a n y A d d r e s s L i n e > C o m p a n y   A d d r e s s   L i n e   4 < / C o m p a n y A d d r e s s L i n e > - 
-                 < C o m p a n y A d d r e s s L i n e > C o m p a n y   A d d r e s s   L i n e   5 < / C o m p a n y A d d r e s s L i n e > - 
-                 < C o m p a n y A d d r e s s L i n e > C o m p a n y   A d d r e s s   L i n e   6 < / C o m p a n y A d d r e s s L i n e > - 
-                 < C o m p a n y A d d r e s s L i n e > C o m p a n y   A d d r e s s   L i n e   7 < / C o m p a n y A d d r e s s L i n e > - 
-                 < C o m p a n y A d d r e s s L i n e > C o m p a n y   A d d r e s s   L i n e   8 < / C o m p a n y A d d r e s s L i n e > - 
-             < / C o m p a n y A d d r e s s L i n e s > - 
-             < C o m p a n y P h o n e > C o m p a n y   P h o n e < / C o m p a n y P h o n e > - 
-             < C o m p a n y P h o n e C a p t i o n > C o m p a n y   P h o n e   C a p t i o n < / C o m p a n y P h o n e C a p t i o n > - 
-             < C o m p a n y F a x N o > C o m p a n y   F a x   N o . < / C o m p a n y F a x N o > - 
-             < C o m p a n y F a x N o C a p t i o n > C o m p a n y   F a x   N o .   C a p t i o n < / C o m p a n y F a x N o C a p t i o n > - 
-             < C o m p a n y E m a i l > C o m p a n y   E m a i l < / C o m p a n y E m a i l > - 
-             < C o m p a n y E m a i l C a p t i o n > C o m p a n y   E m a i l   C a p t i o n < / C o m p a n y E m a i l C a p t i o n > - 
-             < C o m p a n y H o m e P a g e > C o m p a n y   H o m e   P a g e < / C o m p a n y H o m e P a g e > - 
-             < C o m p a n y H o m e P a g e C a p t i o n > C o m p a n y   H o m e   P a g e   C a p t i o n < / C o m p a n y H o m e P a g e C a p t i o n > - 
-             < C o m p a n y L o g o > C o m p a n y   L o g o < / C o m p a n y L o g o > - 
-             < C o m p a n y V A T R e g i s t r a t i o n N o > C o m p a n y   V A T   R e g i s t r a t i o n   N o . < / C o m p a n y V A T R e g i s t r a t i o n N o > - 
-             < C o m p a n y V A T R e g i s t r a t i o n N o C a p t i o n > C o m p a n y   V A T   R e g i s t r a t i o n   N o .   C a p t i o n < / C o m p a n y V A T R e g i s t r a t i o n N o C a p t i o n > - 
-             < C o m p a n y R e g i s t r a t i o n N o > C o m p a n y   R e g i s t r a t i o n   N o . < / C o m p a n y R e g i s t r a t i o n N o > - 
-             < C o m p a n y R e g i s t r a t i o n N o C a p t i o n > C o m p a n y   R e g i s t r a t i o n   N o .   C a p t i o n < / C o m p a n y R e g i s t r a t i o n N o C a p t i o n > - 
-             < C o m p a n y B a n k N a m e > C o m p a n y   B a n k   N a m e < / C o m p a n y B a n k N a m e > - 
-             < C o m p a n y B a n k N a m e C a p t i o n > C o m p a n y   B a n k   N a m e   C a p t i o n < / C o m p a n y B a n k N a m e C a p t i o n > - 
-             < C o m p a n y B a n k A c c o u n t N o > C o m p a n y   B a n k   A c c o u n t   N o . < / C o m p a n y B a n k A c c o u n t N o > - 
-             < C o m p a n y B a n k A c c o u n t N o C a p t i o n > C o m p a n y   B a n k   A c c o u n t   N o .   C a p t i o n < / C o m p a n y B a n k A c c o u n t N o C a p t i o n > - 
-             < C o m p a n y B a n k B r a n c h N o > C o m p a n y   B a n k   B r a n c h   N o . < / C o m p a n y B a n k B r a n c h N o > - 
-             < C o m p a n y B a n k B r a n c h N o C a p t i o n > C o m p a n y   B a n k   B r a n c h   N o .   C a p t i o n < / C o m p a n y B a n k B r a n c h N o C a p t i o n > - 
-             < C o m p a n y I B A N > C o m p a n y   I B A N < / C o m p a n y I B A N > - 
-             < C o m p a n y I B A N C a p t i o n > C o m p a n y   I B A N   C a p t i o n < / C o m p a n y I B A N C a p t i o n > - 
-             < C o m p a n y B a n k S W I F T > C o m p a n y   B a n k   S W I F T < / C o m p a n y B a n k S W I F T > - 
-             < C o m p a n y B a n k S W I F T C a p t i o n > C o m p a n y   B a n k   S W I F T   C a p t i o n < / C o m p a n y B a n k S W I F T C a p t i o n > - 
-             < C o m p a n y G i r o N o > C o m p a n y   G i r o   N o . < / C o m p a n y G i r o N o > - 
-             < C o m p a n y G i r o N o C a p t i o n > C o m p a n y   G i r o   N o .   C a p t i o n < / C o m p a n y G i r o N o C a p t i o n > - 
-         < / C o m p a n y M e t a d a t a > - 
      < / B C R e p o r t I n f o r m a t i o n >   
-     < C u s t o m e r > - 
-         < N o _ C u s t > N o _ C u s t < / N o _ C u s t > - 
-         < I n t e g e r > - 
-             < B a n k A c c N o _ C o m p a n y I n f o > B a n k A c c N o _ C o m p a n y I n f o < / B a n k A c c N o _ C o m p a n y I n f o > - 
-             < B a n k A c c N o _ C o m p a n y I n f o C a p t i o n > B a n k A c c N o _ C o m p a n y I n f o C a p t i o n < / B a n k A c c N o _ C o m p a n y I n f o C a p t i o n > - 
-             < B a n k N a m e _ C o m p a n y I n f o > B a n k N a m e _ C o m p a n y I n f o < / B a n k N a m e _ C o m p a n y I n f o > - 
-             < B a n k N a m e _ C o m p a n y I n f o C a p t i o n > B a n k N a m e _ C o m p a n y I n f o C a p t i o n < / B a n k N a m e _ C o m p a n y I n f o C a p t i o n > - 
-             < C o m p a n y A d d r 1 > C o m p a n y A d d r 1 < / C o m p a n y A d d r 1 > - 
-             < C o m p a n y A d d r 2 > C o m p a n y A d d r 2 < / C o m p a n y A d d r 2 > - 
-             < C o m p a n y A d d r 3 > C o m p a n y A d d r 3 < / C o m p a n y A d d r 3 > - 
-             < C o m p a n y A d d r 4 > C o m p a n y A d d r 4 < / C o m p a n y A d d r 4 > - 
-             < C o m p a n y A d d r 5 > C o m p a n y A d d r 5 < / C o m p a n y A d d r 5 > - 
-             < C o m p a n y A d d r 6 > C o m p a n y A d d r 6 < / C o m p a n y A d d r 6 > - 
-             < C o m p a n y A d d r 7 > C o m p a n y A d d r 7 < / C o m p a n y A d d r 7 > - 
-             < C o m p a n y A d d r 8 > C o m p a n y A d d r 8 < / C o m p a n y A d d r 8 > - 
-             < C o m p a n y I n f o 1 P i c t u r e   / > - 
-             < C o m p a n y I n f o 2 P i c t u r e   / > - 
-             < C o m p a n y I n f o 3 P i c t u r e   / > - 
-             < C o m p a n y I n f o E m a i l > C o m p a n y I n f o E m a i l < / C o m p a n y I n f o E m a i l > - 
-             < C o m p a n y I n f o E m a i l C a p t i o n > C o m p a n y I n f o E m a i l C a p t i o n < / C o m p a n y I n f o E m a i l C a p t i o n > - 
-             < C o m p a n y I n f o H o m e P a g e > C o m p a n y I n f o H o m e P a g e < / C o m p a n y I n f o H o m e P a g e > - 
-             < C o m p a n y I n f o H o m e p a g e C a p t i o n > C o m p a n y I n f o H o m e p a g e C a p t i o n < / C o m p a n y I n f o H o m e p a g e C a p t i o n > - 
-             < C o m p a n y L e g a l O f f i c e > C o m p a n y L e g a l O f f i c e < / C o m p a n y L e g a l O f f i c e > - 
-             < C o m p a n y L e g a l O f f i c e _ L b l > C o m p a n y L e g a l O f f i c e _ L b l < / C o m p a n y L e g a l O f f i c e _ L b l > - 
-             < C o m p a n y P i c t u r e   / > - 
-             < C u r r R e p o r t P a g e N o C a p t i o n > C u r r R e p o r t P a g e N o C a p t i o n < / C u r r R e p o r t P a g e N o C a p t i o n > - 
-             < C u s t A d d r 1 > C u s t A d d r 1 < / C u s t A d d r 1 > - 
-             < C u s t A d d r 2 > C u s t A d d r 2 < / C u s t A d d r 2 > - 
-             < C u s t A d d r 3 > C u s t A d d r 3 < / C u s t A d d r 3 > - 
-             < C u s t A d d r 4 > C u s t A d d r 4 < / C u s t A d d r 4 > - 
-             < C u s t A d d r 5 > C u s t A d d r 5 < / C u s t A d d r 5 > - 
-             < C u s t A d d r 6 > C u s t A d d r 6 < / C u s t A d d r 6 > - 
-             < C u s t A d d r 7 > C u s t A d d r 7 < / C u s t A d d r 7 > - 
-             < C u s t A d d r 8 > C u s t A d d r 8 < / C u s t A d d r 8 > - 
-             < C u s t B a l a n c e C a p t i o n > C u s t B a l a n c e C a p t i o n < / C u s t B a l a n c e C a p t i o n > - 
-             < D e s c _ C u s t L e d g E n t r y 2 C a p t i o n > D e s c _ C u s t L e d g E n t r y 2 C a p t i o n < / D e s c _ C u s t L e d g E n t r y 2 C a p t i o n > - 
-             < D o c D a t e C a p t i o n > D o c D a t e C a p t i o n < / D o c D a t e C a p t i o n > - 
-             < D o c N o _ D t l d C u s t L e d g E n t r i e s C a p t i o n > D o c N o _ D t l d C u s t L e d g E n t r i e s C a p t i o n < / D o c N o _ D t l d C u s t L e d g E n t r i e s C a p t i o n > - 
-             < D u e D a t e _ C u s t L e d g E n t r y 2 C a p t i o n > D u e D a t e _ C u s t L e d g E n t r y 2 C a p t i o n < / D u e D a t e _ C u s t L e d g E n t r y 2 C a p t i o n > - 
-             < E n d D a t e > E n d D a t e < / E n d D a t e > - 
-             < E n d D a t e C a p t i o n > E n d D a t e C a p t i o n < / E n d D a t e C a p t i o n > - 
-             < G i r o N o _ C o m p a n y I n f o > G i r o N o _ C o m p a n y I n f o < / G i r o N o _ C o m p a n y I n f o > - 
-             < G i r o N o _ C o m p a n y I n f o C a p t i o n > G i r o N o _ C o m p a n y I n f o C a p t i o n < / G i r o N o _ C o m p a n y I n f o C a p t i o n > - 
-             < L a s t S t a t m n t N o _ C u s t > L a s t S t a t m n t N o _ C u s t < / L a s t S t a t m n t N o _ C u s t > - 
-             < L a s t S t a t m n t N o _ C u s t C a p t i o n > L a s t S t a t m n t N o _ C u s t C a p t i o n < / L a s t S t a t m n t N o _ C u s t C a p t i o n > - 
-             < N o 1 _ C u s t > N o 1 _ C u s t < / N o 1 _ C u s t > - 
-             < N o 1 _ C u s t C a p t i o n > N o 1 _ C u s t C a p t i o n < / N o 1 _ C u s t C a p t i o n > - 
-             < O r i g i n a l A m t _ C u s t L e d g E n t r y 2 C a p t i o n > O r i g i n a l A m t _ C u s t L e d g E n t r y 2 C a p t i o n < / O r i g i n a l A m t _ C u s t L e d g E n t r y 2 C a p t i o n > - 
-             < P h o n e N o _ C o m p a n y I n f o > P h o n e N o _ C o m p a n y I n f o < / P h o n e N o _ C o m p a n y I n f o > - 
-             < P h o n e N o _ C o m p a n y I n f o C a p t i o n > P h o n e N o _ C o m p a n y I n f o C a p t i o n < / P h o n e N o _ C o m p a n y I n f o C a p t i o n > - 
-             < P o s t D a t e _ D t l d C u s t L e d g E n t r i e s C a p t i o n > P o s t D a t e _ D t l d C u s t L e d g E n t r i e s C a p t i o n < / P o s t D a t e _ D t l d C u s t L e d g E n t r i e s C a p t i o n > - 
-             < R e m a i n A m t C u s t L e d g E n t r y 2 C a p t i o n > R e m a i n A m t C u s t L e d g E n t r y 2 C a p t i o n < / R e m a i n A m t C u s t L e d g E n t r y 2 C a p t i o n > - 
-             < S t a r t D a t e > S t a r t D a t e < / S t a r t D a t e > - 
-             < S t a r t D a t e C a p t i o n > S t a r t D a t e C a p t i o n < / S t a r t D a t e C a p t i o n > - 
-             < S t a t e m e n t C a p t i o n > S t a t e m e n t C a p t i o n < / S t a t e m e n t C a p t i o n > - 
-             < T o d a y F o r m a t t e d > T o d a y F o r m a t t e d < / T o d a y F o r m a t t e d > - 
-             < V A T R e g N o _ C o m p a n y I n f o > V A T R e g N o _ C o m p a n y I n f o < / V A T R e g N o _ C o m p a n y I n f o > - 
-             < V A T R e g N o _ C o m p a n y I n f o C a p t i o n > V A T R e g N o _ C o m p a n y I n f o C a p t i o n < / V A T R e g N o _ C o m p a n y I n f o C a p t i o n > - 
-             < C u r r e n c y L o o p > - 
-                 < T o t a l _ C a p t i o n 2 > T o t a l _ C a p t i o n 2 < / T o t a l _ C a p t i o n 2 > - 
-                 < C u s t L e d g E n t r y H d r > - 
-                     < C u r r e n c y 2 C o d e _ C u s t L e d g E n t r y H d r > C u r r e n c y 2 C o d e _ C u s t L e d g E n t r y H d r < / C u r r e n c y 2 C o d e _ C u s t L e d g E n t r y H d r > - 
-                     < C u r r e n c y C o d e 3 > C u r r e n c y C o d e 3 < / C u r r e n c y C o d e 3 > - 
-                     < C u s t B a l a n c e _ C u s t L e d g E n t r y H d r > C u s t B a l a n c e _ C u s t L e d g E n t r y H d r < / C u s t B a l a n c e _ C u s t L e d g E n t r y H d r > - 
-                     < D t l d C u s t L e d g E n t r y T y p e > D t l d C u s t L e d g E n t r y T y p e < / D t l d C u s t L e d g E n t r y T y p e > - 
-                     < E n t r i e s E x i s t s > E n t r i e s E x i s t s < / E n t r i e s E x i s t s > - 
-                     < I s N e w C u s t C u r r e n c y G r o u p > I s N e w C u s t C u r r e n c y G r o u p < / I s N e w C u s t C u r r e n c y G r o u p > - 
-                     < P r i n t L i n e > P r i n t L i n e < / P r i n t L i n e > - 
-                     < S t a r t B a l a n c e > S t a r t B a l a n c e < / S t a r t B a l a n c e > - 
-                     < D t l d C u s t L e d g E n t r i e s > - 
-                         < A m t _ D t l d C u s t L e d g E n t r i e s > A m t _ D t l d C u s t L e d g E n t r i e s < / A m t _ D t l d C u s t L e d g E n t r i e s > - 
-                         < C u r r C o d e _ D t l d C u s t L e d g E n t r i e s > C u r r C o d e _ D t l d C u s t L e d g E n t r i e s < / C u r r C o d e _ D t l d C u s t L e d g E n t r i e s > - 
-                         < C u r r e n c y 2 C o d e > C u r r e n c y 2 C o d e < / C u r r e n c y 2 C o d e > - 
-                         < C u s t B a l a n c e > C u s t B a l a n c e < / C u s t B a l a n c e > - 
-                         < D e s c r i p t i o n > D e s c r i p t i o n < / D e s c r i p t i o n > - 
-                         < D o c N o _ D t l d C u s t L e d g E n t r i e s > D o c N o _ D t l d C u s t L e d g E n t r i e s < / D o c N o _ D t l d C u s t L e d g E n t r i e s > - 
-                         < D u e D a t e _ D t l d C u s t L e d g E n t r i e s > D u e D a t e _ D t l d C u s t L e d g E n t r i e s < / D u e D a t e _ D t l d C u s t L e d g E n t r i e s > - 
-                         < P o s t D a t e _ D t l d C u s t L e d g E n t r i e s > P o s t D a t e _ D t l d C u s t L e d g E n t r i e s < / P o s t D a t e _ D t l d C u s t L e d g E n t r i e s > - 
-                         < R e m a i n A m t _ D t l d C u s t L e d g E n t r i e s > R e m a i n A m t _ D t l d C u s t L e d g E n t r i e s < / R e m a i n A m t _ D t l d C u s t L e d g E n t r i e s > - 
-                         < Y o u r R e f e r e n c e _ D t l d C u s t L e d g E n t r i e s > Y o u r R e f e r e n c e _ D t l d C u s t L e d g E n t r i e s < / Y o u r R e f e r e n c e _ D t l d C u s t L e d g E n t r i e s > +     < T o o l t i p s / > + 
+     < C u s t o m e r   E l e m e n t T y p e = " D a t a I t e m "   E l e m e n t I d = " 1 5 2 5 1 9 1 9 9 " > + 
+         < N o _ C u s t   E l e m e n t T y p e = " C o l u m n "   E l e m e n t I d = " 6 0 3 9 7 0 8 4 6 "   D a t a T y p e = " C o d e " > N o _ C u s t < / N o _ C u s t > + 
+         < I n t e g e r   E l e m e n t T y p e = " D a t a I t e m "   E l e m e n t I d = " 1 7 3 5 6 9 8 6 1 9 " > + 
+             < B a n k A c c N o _ C o m p a n y I n f o   E l e m e n t T y p e = " C o l u m n "   E l e m e n t I d = " 8 6 4 5 4 5 9 0 7 "   D a t a T y p e = " T e x t " > B a n k A c c N o _ C o m p a n y I n f o < / B a n k A c c N o _ C o m p a n y I n f o > + 
+             < B a n k A c c N o _ C o m p a n y I n f o C a p t i o n   E l e m e n t T y p e = " C o l u m n "   E l e m e n t I d = " 1 9 1 8 8 5 3 8 1 3 "   D a t a T y p e = " T e x t C o n s t " > B a n k A c c N o _ C o m p a n y I n f o C a p t i o n < / B a n k A c c N o _ C o m p a n y I n f o C a p t i o n > + 
+             < B a n k N a m e _ C o m p a n y I n f o   E l e m e n t T y p e = " C o l u m n "   E l e m e n t I d = " 1 9 1 7 2 0 2 0 4 2 "   D a t a T y p e = " T e x t " > B a n k N a m e _ C o m p a n y I n f o < / B a n k N a m e _ C o m p a n y I n f o > + 
+             < B a n k N a m e _ C o m p a n y I n f o C a p t i o n   E l e m e n t T y p e = " C o l u m n "   E l e m e n t I d = " 1 6 0 4 3 0 7 5 8 8 "   D a t a T y p e = " T e x t C o n s t " > B a n k N a m e _ C o m p a n y I n f o C a p t i o n < / B a n k N a m e _ C o m p a n y I n f o C a p t i o n > + 
+             < C o m p a n y A d d r 1   E l e m e n t T y p e = " C o l u m n "   E l e m e n t I d = " 8 8 5 0 9 6 1 0 4 "   D a t a T y p e = " T e x t " > C o m p a n y A d d r 1 < / C o m p a n y A d d r 1 > + 
+             < C o m p a n y A d d r 2   E l e m e n t T y p e = " C o l u m n "   E l e m e n t I d = " 1 0 2 7 9 9 3 7 4 7 "   D a t a T y p e = " T e x t " > C o m p a n y A d d r 2 < / C o m p a n y A d d r 2 > + 
+             < C o m p a n y A d d r 3   E l e m e n t T y p e = " C o l u m n "   E l e m e n t I d = " 3 9 0 2 9 7 1 3 0 "   D a t a T y p e = " T e x t " > C o m p a n y A d d r 3 < / C o m p a n y A d d r 3 > + 
+             < C o m p a n y A d d r 4   E l e m e n t T y p e = " C o l u m n "   E l e m e n t I d = " 1 9 9 1 5 8 0 3 1 5 "   D a t a T y p e = " T e x t " > C o m p a n y A d d r 4 < / C o m p a n y A d d r 4 > + 
+             < C o m p a n y A d d r 5   E l e m e n t T y p e = " C o l u m n "   E l e m e n t I d = " 1 6 6 5 6 9 0 3 6 4 "   D a t a T y p e = " T e x t " > C o m p a n y A d d r 5 < / C o m p a n y A d d r 5 > + 
+             < C o m p a n y A d d r 6   E l e m e n t T y p e = " C o l u m n "   E l e m e n t I d = " 7 1 6 1 8 7 0 8 1 "   D a t a T y p e = " T e x t " > C o m p a n y A d d r 6 < / C o m p a n y A d d r 6 > + 
+             < C o m p a n y A d d r 7   E l e m e n t T y p e = " C o l u m n "   E l e m e n t I d = " 1 3 5 3 8 8 3 6 9 8 "   D a t a T y p e = " T e x t " > C o m p a n y A d d r 7 < / C o m p a n y A d d r 7 > + 
+             < C o m p a n y A d d r 8   E l e m e n t T y p e = " C o l u m n "   E l e m e n t I d = " 1 0 5 4 0 0 5 1 2 7 "   D a t a T y p e = " T e x t " > C o m p a n y A d d r 8 < / C o m p a n y A d d r 8 > + 
+             < C o m p a n y I n f o 1 P i c t u r e   E l e m e n t T y p e = " C o l u m n "   E l e m e n t I d = " 1 0 1 8 2 0 6 5 0 3 "   D a t a T y p e = " B L O B " / > + 
+             < C o m p a n y I n f o 2 P i c t u r e   E l e m e n t T y p e = " C o l u m n "   E l e m e n t I d = " 9 8 9 6 7 0 4 7 4 "   D a t a T y p e = " B L O B " / > + 
+             < C o m p a n y I n f o 3 P i c t u r e   E l e m e n t T y p e = " C o l u m n "   E l e m e n t I d = " 5 7 9 7 0 4 0 5 9 "   D a t a T y p e = " B L O B " / > + 
+             < C o m p a n y I n f o E m a i l   E l e m e n t T y p e = " C o l u m n "   E l e m e n t I d = " 9 1 4 8 1 2 2 4 0 "   D a t a T y p e = " T e x t " > C o m p a n y I n f o E m a i l < / C o m p a n y I n f o E m a i l > + 
+             < C o m p a n y I n f o E m a i l C a p t i o n   E l e m e n t T y p e = " C o l u m n "   E l e m e n t I d = " 1 5 5 2 1 6 7 2 3 0 "   D a t a T y p e = " T e x t C o n s t " > C o m p a n y I n f o E m a i l C a p t i o n < / C o m p a n y I n f o E m a i l C a p t i o n > + 
+             < C o m p a n y I n f o H o m e P a g e   E l e m e n t T y p e = " C o l u m n "   E l e m e n t I d = " 1 5 3 0 3 1 7 4 4 0 "   D a t a T y p e = " T e x t " > C o m p a n y I n f o H o m e P a g e < / C o m p a n y I n f o H o m e P a g e > + 
+             < C o m p a n y I n f o H o m e p a g e C a p t i o n   E l e m e n t T y p e = " C o l u m n "   E l e m e n t I d = " 1 5 2 9 8 2 3 8 6 "   D a t a T y p e = " T e x t C o n s t " > C o m p a n y I n f o H o m e p a g e C a p t i o n < / C o m p a n y I n f o H o m e p a g e C a p t i o n > + 
+             < C o m p a n y L e g a l O f f i c e   E l e m e n t T y p e = " C o l u m n "   E l e m e n t I d = " 7 1 4 2 5 8 1 1 1 "   D a t a T y p e = " T e x t " > C o m p a n y L e g a l O f f i c e < / C o m p a n y L e g a l O f f i c e > + 
+             < C o m p a n y L e g a l O f f i c e _ L b l   E l e m e n t T y p e = " C o l u m n "   E l e m e n t I d = " 1 5 3 3 1 7 5 1 0 8 "   D a t a T y p e = " T e x t " > C o m p a n y L e g a l O f f i c e _ L b l < / C o m p a n y L e g a l O f f i c e _ L b l > + 
+             < C o m p a n y P i c t u r e   E l e m e n t T y p e = " C o l u m n "   E l e m e n t I d = " 1 3 9 7 4 1 1 0 7 4 "   D a t a T y p e = " B L O B " / > + 
+             < C u r r R e p o r t P a g e N o C a p t i o n   E l e m e n t T y p e = " C o l u m n "   E l e m e n t I d = " 2 0 2 2 2 2 5 3 5 1 "   D a t a T y p e = " T e x t C o n s t " > C u r r R e p o r t P a g e N o C a p t i o n < / C u r r R e p o r t P a g e N o C a p t i o n > + 
+             < C u s t A d d r 1   E l e m e n t T y p e = " C o l u m n "   E l e m e n t I d = " 1 3 6 8 0 2 7 5 2 2 "   D a t a T y p e = " T e x t " > C u s t A d d r 1 < / C u s t A d d r 1 > + 
+             < C u s t A d d r 2   E l e m e n t T y p e = " C o l u m n "   E l e m e n t I d = " 2 0 0 5 7 2 4 1 3 9 "   D a t a T y p e = " T e x t " > C u s t A d d r 2 < / C u s t A d d r 2 > + 
+             < C u s t A d d r 3   E l e m e n t T y p e = " C o l u m n "   E l e m e n t I d = " 1 6 5 1 5 4 6 5 4 0 "   D a t a T y p e = " T e x t " > C u s t A d d r 3 < / C u s t A d d r 3 > + 
+             < C u s t A d d r 4   E l e m e n t T y p e = " C o l u m n "   E l e m e n t I d = " 1 0 1 3 8 4 9 9 2 3 "   D a t a T y p e = " T e x t " > C u s t A d d r 4 < / C u s t A d d r 4 > + 
+             < C u s t A d d r 5   E l e m e n t T y p e = " C o l u m n "   E l e m e n t I d = " 3 7 6 1 5 3 3 0 6 "   D a t a T y p e = " T e x t " > C u s t A d d r 5 < / C u s t A d d r 5 > + 
+             < C u s t A d d r 6   E l e m e n t T y p e = " C o l u m n "   E l e m e n t I d = " 2 6 1 5 4 3 3 1 1 "   D a t a T y p e = " T e x t " > C u s t A d d r 6 < / C u s t A d d r 6 > + 
+             < C u s t A d d r 7   E l e m e n t T y p e = " C o l u m n "   E l e m e n t I d = " 8 9 9 2 3 9 9 2 8 "   D a t a T y p e = " T e x t " > C u s t A d d r 7 < / C u s t A d d r 7 > + 
+             < C u s t A d d r 8   E l e m e n t T y p e = " C o l u m n "   E l e m e n t I d = " 1 5 3 6 9 3 6 5 4 5 "   D a t a T y p e = " T e x t " > C u s t A d d r 8 < / C u s t A d d r 8 > + 
+             < C u s t B a l a n c e C a p t i o n   E l e m e n t T y p e = " C o l u m n "   E l e m e n t I d = " 6 0 8 6 6 1 8 8 4 "   D a t a T y p e = " T e x t C o n s t " > C u s t B a l a n c e C a p t i o n < / C u s t B a l a n c e C a p t i o n > + 
+             < D e s c _ C u s t L e d g E n t r y 2 C a p t i o n   E l e m e n t T y p e = " C o l u m n "   E l e m e n t I d = " 1 8 7 4 4 3 7 6 7 2 "   D a t a T y p e = " S t r i n g " > D e s c _ C u s t L e d g E n t r y 2 C a p t i o n < / D e s c _ C u s t L e d g E n t r y 2 C a p t i o n > + 
+             < D o c D a t e C a p t i o n   E l e m e n t T y p e = " C o l u m n "   E l e m e n t I d = " 1 1 5 7 6 2 1 5 3 7 "   D a t a T y p e = " T e x t C o n s t " > D o c D a t e C a p t i o n < / D o c D a t e C a p t i o n > + 
+             < D o c N o _ D t l d C u s t L e d g E n t r i e s C a p t i o n   E l e m e n t T y p e = " C o l u m n "   E l e m e n t I d = " 6 0 1 5 1 5 5 5 6 "   D a t a T y p e = " S t r i n g " > D o c N o _ D t l d C u s t L e d g E n t r i e s C a p t i o n < / D o c N o _ D t l d C u s t L e d g E n t r i e s C a p t i o n > + 
+             < D u e D a t e _ C u s t L e d g E n t r y 2 C a p t i o n   E l e m e n t T y p e = " C o l u m n "   E l e m e n t I d = " 8 1 9 2 8 5 8 5 "   D a t a T y p e = " T e x t C o n s t " > D u e D a t e _ C u s t L e d g E n t r y 2 C a p t i o n < / D u e D a t e _ C u s t L e d g E n t r y 2 C a p t i o n > + 
+             < E n d D a t e   E l e m e n t T y p e = " C o l u m n "   E l e m e n t I d = " 1 3 0 2 0 8 2 6 1 0 "   D a t a T y p e = " S t r i n g " > E n d D a t e < / E n d D a t e > + 
+             < E n d D a t e C a p t i o n   E l e m e n t T y p e = " C o l u m n "   E l e m e n t I d = " 1 3 5 3 1 9 2 8 0 "   D a t a T y p e = " T e x t C o n s t " > E n d D a t e C a p t i o n < / E n d D a t e C a p t i o n > + 
+             < G i r o N o _ C o m p a n y I n f o   E l e m e n t T y p e = " C o l u m n "   E l e m e n t I d = " 5 6 5 4 8 5 5 1 9 "   D a t a T y p e = " T e x t " > G i r o N o _ C o m p a n y I n f o < / G i r o N o _ C o m p a n y I n f o > + 
+             < G i r o N o _ C o m p a n y I n f o C a p t i o n   E l e m e n t T y p e = " C o l u m n "   E l e m e n t I d = " 1 6 5 8 5 3 3 3 6 9 "   D a t a T y p e = " T e x t C o n s t " > G i r o N o _ C o m p a n y I n f o C a p t i o n < / G i r o N o _ C o m p a n y I n f o C a p t i o n > + 
+             < L a s t S t a t m n t N o _ C u s t   E l e m e n t T y p e = " C o l u m n "   E l e m e n t I d = " 1 3 8 8 0 8 0 0 2 9 "   D a t a T y p e = " S t r i n g " > L a s t S t a t m n t N o _ C u s t < / L a s t S t a t m n t N o _ C u s t > + 
+             < L a s t S t a t m n t N o _ C u s t C a p t i o n   E l e m e n t T y p e = " C o l u m n "   E l e m e n t I d = " 8 9 2 5 6 7 8 3 5 "   D a t a T y p e = " T e x t C o n s t " > L a s t S t a t m n t N o _ C u s t C a p t i o n < / L a s t S t a t m n t N o _ C u s t C a p t i o n > + 
+             < N o 1 _ C u s t   E l e m e n t T y p e = " C o l u m n "   E l e m e n t I d = " 9 1 2 7 7 0 5 0 9 "   D a t a T y p e = " C o d e " > N o 1 _ C u s t < / N o 1 _ C u s t > + 
+             < N o 1 _ C u s t C a p t i o n   E l e m e n t T y p e = " C o l u m n "   E l e m e n t I d = " 1 6 6 1 8 9 3 3 9 7 "   D a t a T y p e = " T e x t C o n s t " > N o 1 _ C u s t C a p t i o n < / N o 1 _ C u s t C a p t i o n > + 
+             < O r i g i n a l A m t _ C u s t L e d g E n t r y 2 C a p t i o n   E l e m e n t T y p e = " C o l u m n "   E l e m e n t I d = " 8 4 8 8 4 4 3 9 2 "   D a t a T y p e = " S t r i n g " > O r i g i n a l A m t _ C u s t L e d g E n t r y 2 C a p t i o n < / O r i g i n a l A m t _ C u s t L e d g E n t r y 2 C a p t i o n > + 
+             < P h o n e N o _ C o m p a n y I n f o   E l e m e n t T y p e = " C o l u m n "   E l e m e n t I d = " 1 6 0 6 4 2 8 3 9 4 "   D a t a T y p e = " T e x t " > P h o n e N o _ C o m p a n y I n f o < / P h o n e N o _ C o m p a n y I n f o > + 
+             < P h o n e N o _ C o m p a n y I n f o C a p t i o n   E l e m e n t T y p e = " C o l u m n "   E l e m e n t I d = " 1 8 7 6 0 4 7 7 0 4 "   D a t a T y p e = " T e x t C o n s t " > P h o n e N o _ C o m p a n y I n f o C a p t i o n < / P h o n e N o _ C o m p a n y I n f o C a p t i o n > + 
+             < P o s t D a t e _ D t l d C u s t L e d g E n t r i e s C a p t i o n   E l e m e n t T y p e = " C o l u m n "   E l e m e n t I d = " 1 0 3 3 1 2 5 4 2 5 "   D a t a T y p e = " T e x t C o n s t " > P o s t D a t e _ D t l d C u s t L e d g E n t r i e s C a p t i o n < / P o s t D a t e _ D t l d C u s t L e d g E n t r i e s C a p t i o n > + 
+             < R e m a i n A m t C u s t L e d g E n t r y 2 C a p t i o n   E l e m e n t T y p e = " C o l u m n "   E l e m e n t I d = " 1 6 3 2 7 0 6 4 0 6 "   D a t a T y p e = " S t r i n g " > R e m a i n A m t C u s t L e d g E n t r y 2 C a p t i o n < / R e m a i n A m t C u s t L e d g E n t r y 2 C a p t i o n > + 
+             < S t a r t D a t e   E l e m e n t T y p e = " C o l u m n "   E l e m e n t I d = " 1 4 5 7 6 6 9 4 1 7 "   D a t a T y p e = " S t r i n g " > S t a r t D a t e < / S t a r t D a t e > + 
+             < S t a r t D a t e C a p t i o n   E l e m e n t T y p e = " C o l u m n "   E l e m e n t I d = " 1 9 8 0 7 4 5 8 7 1 "   D a t a T y p e = " T e x t C o n s t " > S t a r t D a t e C a p t i o n < / S t a r t D a t e C a p t i o n > + 
+             < S t a t e m e n t C a p t i o n   E l e m e n t T y p e = " C o l u m n "   E l e m e n t I d = " 2 3 9 3 8 2 "   D a t a T y p e = " T e x t C o n s t " > S t a t e m e n t C a p t i o n < / S t a t e m e n t C a p t i o n > + 
+             < T o d a y F o r m a t t e d   E l e m e n t T y p e = " C o l u m n "   E l e m e n t I d = " 2 7 0 4 5 1 4 0 "   D a t a T y p e = " S t r i n g " > T o d a y F o r m a t t e d < / T o d a y F o r m a t t e d > + 
+             < V A T R e g N o _ C o m p a n y I n f o   E l e m e n t T y p e = " C o l u m n "   E l e m e n t I d = " 9 4 4 0 2 9 3 7 7 "   D a t a T y p e = " T e x t " > V A T R e g N o _ C o m p a n y I n f o < / V A T R e g N o _ C o m p a n y I n f o > + 
+             < V A T R e g N o _ C o m p a n y I n f o C a p t i o n   E l e m e n t T y p e = " C o l u m n "   E l e m e n t I d = " 1 1 9 3 2 7 6 3 7 5 "   D a t a T y p e = " T e x t C o n s t " > V A T R e g N o _ C o m p a n y I n f o C a p t i o n < / V A T R e g N o _ C o m p a n y I n f o C a p t i o n > + 
+             < C u r r e n c y L o o p   E l e m e n t T y p e = " D a t a I t e m "   E l e m e n t I d = " 1 3 0 4 5 2 2 1 9 8 " > + 
+                 < T o t a l _ C a p t i o n 2   E l e m e n t T y p e = " C o l u m n "   E l e m e n t I d = " 1 9 9 1 3 0 2 6 0 "   D a t a T y p e = " T e x t C o n s t " > T o t a l _ C a p t i o n 2 < / T o t a l _ C a p t i o n 2 > + 
+                 < C u s t L e d g E n t r y H d r   E l e m e n t T y p e = " D a t a I t e m "   E l e m e n t I d = " 9 4 2 7 0 7 9 3 2 " > + 
+                     < C u r r e n c y 2 C o d e _ C u s t L e d g E n t r y H d r   E l e m e n t T y p e = " C o l u m n "   E l e m e n t I d = " 1 3 4 9 2 7 9 6 1 1 "   D a t a T y p e = " S t r i n g " > C u r r e n c y 2 C o d e _ C u s t L e d g E n t r y H d r < / C u r r e n c y 2 C o d e _ C u s t L e d g E n t r y H d r > + 
+                     < C u r r e n c y C o d e 3   E l e m e n t T y p e = " C o l u m n "   E l e m e n t I d = " 6 1 8 1 4 2 9 0 8 "   D a t a T y p e = " C o d e " > C u r r e n c y C o d e 3 < / C u r r e n c y C o d e 3 > + 
+                     < C u s t B a l a n c e _ C u s t L e d g E n t r y H d r   E l e m e n t T y p e = " C o l u m n "   E l e m e n t I d = " 4 9 7 1 9 1 3 5 6 "   D a t a T y p e = " D e c i m a l " > C u s t B a l a n c e _ C u s t L e d g E n t r y H d r < / C u s t B a l a n c e _ C u s t L e d g E n t r y H d r > + 
+                     < D t l d C u s t L e d g E n t r y T y p e   E l e m e n t T y p e = " C o l u m n "   E l e m e n t I d = " 8 9 2 0 6 7 4 8 6 "   D a t a T y p e = " S t r i n g " > D t l d C u s t L e d g E n t r y T y p e < / D t l d C u s t L e d g E n t r y T y p e > + 
+                     < E n t r i e s E x i s t s   E l e m e n t T y p e = " C o l u m n "   E l e m e n t I d = " 1 8 9 9 2 2 0 4 1 "   D a t a T y p e = " B o o l e a n " > E n t r i e s E x i s t s < / E n t r i e s E x i s t s > + 
+                     < I s N e w C u s t C u r r e n c y G r o u p   E l e m e n t T y p e = " C o l u m n "   E l e m e n t I d = " 1 1 6 2 5 3 5 5 3 8 "   D a t a T y p e = " B o o l e a n " > I s N e w C u s t C u r r e n c y G r o u p < / I s N e w C u s t C u r r e n c y G r o u p > + 
+                     < P r i n t L i n e   E l e m e n t T y p e = " C o l u m n "   E l e m e n t I d = " 5 9 8 4 7 9 9 9 0 "   D a t a T y p e = " B o o l e a n " > P r i n t L i n e < / P r i n t L i n e > + 
+                     < S t a r t B a l a n c e   E l e m e n t T y p e = " C o l u m n "   E l e m e n t I d = " 3 2 9 4 8 3 5 7 9 "   D a t a T y p e = " D e c i m a l " > S t a r t B a l a n c e < / S t a r t B a l a n c e > + 
+                     < D t l d C u s t L e d g E n t r i e s   E l e m e n t T y p e = " D a t a I t e m "   E l e m e n t I d = " 1 1 1 1 4 6 3 1 7 2 " > + 
+                         < A m t _ D t l d C u s t L e d g E n t r i e s   E l e m e n t T y p e = " C o l u m n "   E l e m e n t I d = " 8 9 7 9 8 5 1 7 9 "   D a t a T y p e = " D e c i m a l " > A m t _ D t l d C u s t L e d g E n t r i e s < / A m t _ D t l d C u s t L e d g E n t r i e s > + 
+                         < C u r r C o d e _ D t l d C u s t L e d g E n t r i e s   E l e m e n t T y p e = " C o l u m n "   E l e m e n t I d = " 3 2 7 0 9 9 9 8 4 "   D a t a T y p e = " C o d e " > C u r r C o d e _ D t l d C u s t L e d g E n t r i e s < / C u r r C o d e _ D t l d C u s t L e d g E n t r i e s > + 
+                         < C u r r e n c y 2 C o d e   E l e m e n t T y p e = " C o l u m n "   E l e m e n t I d = " 4 6 5 9 9 3 8 2 7 "   D a t a T y p e = " C o d e " > C u r r e n c y 2 C o d e < / C u r r e n c y 2 C o d e > + 
+                         < C u s t B a l a n c e   E l e m e n t T y p e = " C o l u m n "   E l e m e n t I d = " 1 4 1 3 7 0 1 5 0 2 "   D a t a T y p e = " D e c i m a l " > C u s t B a l a n c e < / C u s t B a l a n c e > + 
+                         < D e s c r i p t i o n   E l e m e n t T y p e = " C o l u m n "   E l e m e n t I d = " 1 3 1 4 3 5 1 3 0 7 "   D a t a T y p e = " T e x t " > D e s c r i p t i o n < / D e s c r i p t i o n > + 
+                         < D o c N o _ D t l d C u s t L e d g E n t r i e s   E l e m e n t T y p e = " C o l u m n "   E l e m e n t I d = " 2 2 4 2 9 8 6 5 4 "   D a t a T y p e = " C o d e " > D o c N o _ D t l d C u s t L e d g E n t r i e s < / D o c N o _ D t l d C u s t L e d g E n t r i e s > + 
+                         < D u e D a t e _ D t l d C u s t L e d g E n t r i e s   E l e m e n t T y p e = " C o l u m n "   E l e m e n t I d = " 1 4 1 7 8 6 1 6 0 3 "   D a t a T y p e = " S t r i n g " > D u e D a t e _ D t l d C u s t L e d g E n t r i e s < / D u e D a t e _ D t l d C u s t L e d g E n t r i e s > + 
+                         < P o s t D a t e _ D t l d C u s t L e d g E n t r i e s   E l e m e n t T y p e = " C o l u m n "   E l e m e n t I d = " 1 6 8 8 2 9 9 9 1 3 "   D a t a T y p e = " S t r i n g " > P o s t D a t e _ D t l d C u s t L e d g E n t r i e s < / P o s t D a t e _ D t l d C u s t L e d g E n t r i e s > + 
+                         < R e m a i n A m t _ D t l d C u s t L e d g E n t r i e s   E l e m e n t T y p e = " C o l u m n "   E l e m e n t I d = " 1 4 5 7 2 4 8 8 2 5 "   D a t a T y p e = " D e c i m a l " > R e m a i n A m t _ D t l d C u s t L e d g E n t r i e s < / R e m a i n A m t _ D t l d C u s t L e d g E n t r i e s > + 
+                         < Y o u r R e f e r e n c e _ D t l d C u s t L e d g E n t r i e s   E l e m e n t T y p e = " C o l u m n "   E l e m e n t I d = " 6 7 5 1 3 6 1 6 7 "   D a t a T y p e = " T e x t " > Y o u r R e f e r e n c e _ D t l d C u s t L e d g E n t r i e s < / Y o u r R e f e r e n c e _ D t l d C u s t L e d g E n t r i e s >   
                      < / D t l d C u s t L e d g E n t r i e s >   
                  < / C u s t L e d g E n t r y H d r >   
-                 < C u s t L e d g E n t r y F o o t e r > - 
-                     < C u r r e n c y C o d e 3 _ C u s t L e d g E n t r y F o o t e r > C u r r e n c y C o d e 3 _ C u s t L e d g E n t r y F o o t e r < / C u r r e n c y C o d e 3 _ C u s t L e d g E n t r y F o o t e r > - 
-                     < C u s t B a l a n c e _ C u s t L e d g E n t r y H d r F o o t e r > C u s t B a l a n c e _ C u s t L e d g E n t r y H d r F o o t e r < / C u s t B a l a n c e _ C u s t L e d g E n t r y H d r F o o t e r > - 
-                     < E n t r i e s E x i s t s l _ C u s t L e d g E n t r y F o o t e r C a p t i o n > E n t r i e s E x i s t s l _ C u s t L e d g E n t r y F o o t e r C a p t i o n < / E n t r i e s E x i s t s l _ C u s t L e d g E n t r y F o o t e r C a p t i o n > - 
-                     < T o t a l _ C a p t i o n > T o t a l _ C a p t i o n < / T o t a l _ C a p t i o n > +                 < C u s t L e d g E n t r y F o o t e r   E l e m e n t T y p e = " D a t a I t e m "   E l e m e n t I d = " 9 2 5 1 1 8 7 3 5 " > + 
+                     < C u r r e n c y C o d e 3 _ C u s t L e d g E n t r y F o o t e r   E l e m e n t T y p e = " C o l u m n "   E l e m e n t I d = " 1 7 6 5 6 9 2 8 1 "   D a t a T y p e = " C o d e " > C u r r e n c y C o d e 3 _ C u s t L e d g E n t r y F o o t e r < / C u r r e n c y C o d e 3 _ C u s t L e d g E n t r y F o o t e r > + 
+                     < C u s t B a l a n c e _ C u s t L e d g E n t r y H d r F o o t e r   E l e m e n t T y p e = " C o l u m n "   E l e m e n t I d = " 1 3 6 7 2 1 4 5 9 3 "   D a t a T y p e = " D e c i m a l " > C u s t B a l a n c e _ C u s t L e d g E n t r y H d r F o o t e r < / C u s t B a l a n c e _ C u s t L e d g E n t r y H d r F o o t e r > + 
+                     < E n t r i e s E x i s t s l _ C u s t L e d g E n t r y F o o t e r C a p t i o n   E l e m e n t T y p e = " C o l u m n "   E l e m e n t I d = " 1 1 7 7 0 6 9 2 3 2 "   D a t a T y p e = " B o o l e a n " > E n t r i e s E x i s t s l _ C u s t L e d g E n t r y F o o t e r C a p t i o n < / E n t r i e s E x i s t s l _ C u s t L e d g E n t r y F o o t e r C a p t i o n > + 
+                     < T o t a l _ C a p t i o n   E l e m e n t T y p e = " C o l u m n "   E l e m e n t I d = " 6 1 1 5 9 7 6 3 4 "   D a t a T y p e = " T e x t C o n s t " > T o t a l _ C a p t i o n < / T o t a l _ C a p t i o n >   
                  < / C u s t L e d g E n t r y F o o t e r >   
-                 < O v e r d u e V i s i b l e > - 
-                     < C u r r e n c y C o d e 3 _ C u s t L e d g E n t r y 2 > C u r r e n c y C o d e 3 _ C u s t L e d g E n t r y 2 < / C u r r e n c y C o d e 3 _ C u s t L e d g E n t r y 2 > - 
-                     < D e s c _ C u s t L e d g E n t r y 2 C a p t i o n 2 > D e s c _ C u s t L e d g E n t r y 2 C a p t i o n 2 < / D e s c _ C u s t L e d g E n t r y 2 C a p t i o n 2 > - 
-                     < D o c N o _ D t l d C u s t L e d g E n t r i e s C a p t i o n 2 > D o c N o _ D t l d C u s t L e d g E n t r i e s C a p t i o n 2 < / D o c N o _ D t l d C u s t L e d g E n t r i e s C a p t i o n 2 > - 
-                     < D u e D a t e _ C u s t L e d g E n t r y 2 C a p t i o n 2 > D u e D a t e _ C u s t L e d g E n t r y 2 C a p t i o n 2 < / D u e D a t e _ C u s t L e d g E n t r y 2 C a p t i o n 2 > - 
-                     < O r i g i n a l A m t _ C u s t L e d g E n t r y 2 C a p t i o n 2 > O r i g i n a l A m t _ C u s t L e d g E n t r y 2 C a p t i o n 2 < / O r i g i n a l A m t _ C u s t L e d g E n t r y 2 C a p t i o n 2 > - 
-                     < O v e r D u e E n t r i e s > O v e r D u e E n t r i e s < / O v e r D u e E n t r i e s > - 
-                     < P o s t D a t e _ D t l d C u s t L e d g E n t r i e s C a p t i o n 2 > P o s t D a t e _ D t l d C u s t L e d g E n t r i e s C a p t i o n 2 < / P o s t D a t e _ D t l d C u s t L e d g E n t r i e s C a p t i o n 2 > - 
-                     < R e m a i n A m t C u s t L e d g E n t r y 2 C a p t i o n 2 > R e m a i n A m t C u s t L e d g E n t r y 2 C a p t i o n 2 < / R e m a i n A m t C u s t L e d g E n t r y 2 C a p t i o n 2 > - 
-                     < T o t a l _ C a p t i o n 3 > T o t a l _ C a p t i o n 3 < / T o t a l _ C a p t i o n 3 > - 
-                     < C u s t L e d g E n t r y 2 > - 
-                         < C u r r C o d e _ C u s t L e d g E n t r y 2 > C u r r C o d e _ C u s t L e d g E n t r y 2 < / C u r r C o d e _ C u s t L e d g E n t r y 2 > - 
-                         < C u r r e n c y 2 C o d e _ C u s t L e d g E n t r y 2 > C u r r e n c y 2 C o d e _ C u s t L e d g E n t r y 2 < / C u r r e n c y 2 C o d e _ C u s t L e d g E n t r y 2 > - 
-                         < C u s t N o _ C u s t L e d g E n t r y 2 > C u s t N o _ C u s t L e d g E n t r y 2 < / C u s t N o _ C u s t L e d g E n t r y 2 > - 
-                         < D e s c _ C u s t L e d g E n t r y 2 > D e s c _ C u s t L e d g E n t r y 2 < / D e s c _ C u s t L e d g E n t r y 2 > - 
-                         < D o c N o _ C u s t L e d g E n t r y 2 > D o c N o _ C u s t L e d g E n t r y 2 < / D o c N o _ C u s t L e d g E n t r y 2 > - 
-                         < D u e D a t e _ C u s t L e d g E n t r y 2 > D u e D a t e _ C u s t L e d g E n t r y 2 < / D u e D a t e _ C u s t L e d g E n t r y 2 > - 
-                         < O r i g i n a l A m t _ C u s t L e d g E n t r y 2 > O r i g i n a l A m t _ C u s t L e d g E n t r y 2 < / O r i g i n a l A m t _ C u s t L e d g E n t r y 2 > - 
-                         < P o s t D a t e _ C u s t L e d g E n t r y 2 > P o s t D a t e _ C u s t L e d g E n t r y 2 < / P o s t D a t e _ C u s t L e d g E n t r y 2 > - 
-                         < P r i n t E n t r i e s D u e > P r i n t E n t r i e s D u e < / P r i n t E n t r i e s D u e > - 
-                         < R e m a i n A m t _ C u s t L e d g E n t r y 2 > R e m a i n A m t _ C u s t L e d g E n t r y 2 < / R e m a i n A m t _ C u s t L e d g E n t r y 2 > - 
-                         < Y o u r R e f e r e n c e _ C u s t L e d g E n t r y 2 > Y o u r R e f e r e n c e _ C u s t L e d g E n t r y 2 < / Y o u r R e f e r e n c e _ C u s t L e d g E n t r y 2 > +                 < O v e r d u e V i s i b l e   E l e m e n t T y p e = " D a t a I t e m "   E l e m e n t I d = " 1 4 2 6 6 4 4 0 8 7 " > + 
+                     < C u r r e n c y C o d e 3 _ C u s t L e d g E n t r y 2   E l e m e n t T y p e = " C o l u m n "   E l e m e n t I d = " 1 4 9 4 2 9 8 6 2 2 "   D a t a T y p e = " C o d e " > C u r r e n c y C o d e 3 _ C u s t L e d g E n t r y 2 < / C u r r e n c y C o d e 3 _ C u s t L e d g E n t r y 2 > + 
+                     < D e s c _ C u s t L e d g E n t r y 2 C a p t i o n 2   E l e m e n t T y p e = " C o l u m n "   E l e m e n t I d = " 1 9 5 4 6 4 5 1 6 2 "   D a t a T y p e = " S t r i n g " > D e s c _ C u s t L e d g E n t r y 2 C a p t i o n 2 < / D e s c _ C u s t L e d g E n t r y 2 C a p t i o n 2 > + 
+                     < D o c N o _ D t l d C u s t L e d g E n t r i e s C a p t i o n 2   E l e m e n t T y p e = " C o l u m n "   E l e m e n t I d = " 1 0 9 6 5 7 7 3 7 8 "   D a t a T y p e = " S t r i n g " > D o c N o _ D t l d C u s t L e d g E n t r i e s C a p t i o n 2 < / D o c N o _ D t l d C u s t L e d g E n t r i e s C a p t i o n 2 > + 
+                     < D u e D a t e _ C u s t L e d g E n t r y 2 C a p t i o n 2   E l e m e n t T y p e = " C o l u m n "   E l e m e n t I d = " 9 0 1 1 8 8 6 8 5 "   D a t a T y p e = " T e x t C o n s t " > D u e D a t e _ C u s t L e d g E n t r y 2 C a p t i o n 2 < / D u e D a t e _ C u s t L e d g E n t r y 2 C a p t i o n 2 > + 
+                     < O r i g i n a l A m t _ C u s t L e d g E n t r y 2 C a p t i o n 2   E l e m e n t T y p e = " C o l u m n "   E l e m e n t I d = " 1 6 4 9 8 2 3 4 6 6 "   D a t a T y p e = " S t r i n g " > O r i g i n a l A m t _ C u s t L e d g E n t r y 2 C a p t i o n 2 < / O r i g i n a l A m t _ C u s t L e d g E n t r y 2 C a p t i o n 2 > + 
+                     < O v e r D u e E n t r i e s   E l e m e n t T y p e = " C o l u m n "   E l e m e n t I d = " 2 3 9 2 5 5 2 1 3 "   D a t a T y p e = " S t r i n g " > O v e r D u e E n t r i e s < / O v e r D u e E n t r i e s > + 
+                     < P o s t D a t e _ D t l d C u s t L e d g E n t r i e s C a p t i o n 2   E l e m e n t T y p e = " C o l u m n "   E l e m e n t I d = " 7 1 5 0 7 2 1 9 7 "   D a t a T y p e = " T e x t C o n s t " > P o s t D a t e _ D t l d C u s t L e d g E n t r i e s C a p t i o n 2 < / P o s t D a t e _ D t l d C u s t L e d g E n t r i e s C a p t i o n 2 > + 
+                     < R e m a i n A m t C u s t L e d g E n t r y 2 C a p t i o n 2   E l e m e n t T y p e = " C o l u m n "   E l e m e n t I d = " 5 0 5 0 3 3 9 6 0 "   D a t a T y p e = " S t r i n g " > R e m a i n A m t C u s t L e d g E n t r y 2 C a p t i o n 2 < / R e m a i n A m t C u s t L e d g E n t r y 2 C a p t i o n 2 > + 
+                     < T o t a l _ C a p t i o n 3   E l e m e n t T y p e = " C o l u m n "   E l e m e n t I d = " 4 3 8 5 6 6 3 5 7 "   D a t a T y p e = " T e x t C o n s t " > T o t a l _ C a p t i o n 3 < / T o t a l _ C a p t i o n 3 > + 
+                     < C u s t L e d g E n t r y 2   E l e m e n t T y p e = " D a t a I t e m "   E l e m e n t I d = " 1 3 7 2 6 3 7 0 0 8 " > + 
+                         < C u r r C o d e _ C u s t L e d g E n t r y 2   E l e m e n t T y p e = " C o l u m n "   E l e m e n t I d = " 1 5 8 9 5 4 6 2 6 8 "   D a t a T y p e = " C o d e " > C u r r C o d e _ C u s t L e d g E n t r y 2 < / C u r r C o d e _ C u s t L e d g E n t r y 2 > + 
+                         < C u r r e n c y 2 C o d e _ C u s t L e d g E n t r y 2   E l e m e n t T y p e = " C o l u m n "   E l e m e n t I d = " 1 4 2 6 8 6 9 3 0 3 "   D a t a T y p e = " C o d e " > C u r r e n c y 2 C o d e _ C u s t L e d g E n t r y 2 < / C u r r e n c y 2 C o d e _ C u s t L e d g E n t r y 2 > + 
+                         < C u s t N o _ C u s t L e d g E n t r y 2   E l e m e n t T y p e = " C o l u m n "   E l e m e n t I d = " 1 3 5 3 0 8 9 7 4 5 "   D a t a T y p e = " C o d e " > C u s t N o _ C u s t L e d g E n t r y 2 < / C u s t N o _ C u s t L e d g E n t r y 2 > + 
+                         < D e s c _ C u s t L e d g E n t r y 2   E l e m e n t T y p e = " C o l u m n "   E l e m e n t I d = " 4 0 4 4 4 3 7 9 8 "   D a t a T y p e = " T e x t " > D e s c _ C u s t L e d g E n t r y 2 < / D e s c _ C u s t L e d g E n t r y 2 > + 
+                         < D o c N o _ C u s t L e d g E n t r y 2   E l e m e n t T y p e = " C o l u m n "   E l e m e n t I d = " 5 1 0 9 1 4 9 4 "   D a t a T y p e = " C o d e " > D o c N o _ C u s t L e d g E n t r y 2 < / D o c N o _ C u s t L e d g E n t r y 2 > + 
+                         < D u e D a t e _ C u s t L e d g E n t r y 2   E l e m e n t T y p e = " C o l u m n "   E l e m e n t I d = " 1 6 3 5 3 6 3 6 4 7 "   D a t a T y p e = " S t r i n g " > D u e D a t e _ C u s t L e d g E n t r y 2 < / D u e D a t e _ C u s t L e d g E n t r y 2 > + 
+                         < O r i g i n a l A m t _ C u s t L e d g E n t r y 2   E l e m e n t T y p e = " C o l u m n "   E l e m e n t I d = " 6 5 4 0 4 5 0 9 8 "   D a t a T y p e = " D e c i m a l " > O r i g i n a l A m t _ C u s t L e d g E n t r y 2 < / O r i g i n a l A m t _ C u s t L e d g E n t r y 2 > + 
+                         < P o s t D a t e _ C u s t L e d g E n t r y 2   E l e m e n t T y p e = " C o l u m n "   E l e m e n t I d = " 1 8 1 7 1 9 2 0 4 3 "   D a t a T y p e = " S t r i n g " > P o s t D a t e _ C u s t L e d g E n t r y 2 < / P o s t D a t e _ C u s t L e d g E n t r y 2 > + 
+                         < P r i n t E n t r i e s D u e   E l e m e n t T y p e = " C o l u m n "   E l e m e n t I d = " 6 9 3 7 0 0 1 2 6 "   D a t a T y p e = " B o o l e a n " > P r i n t E n t r i e s D u e < / P r i n t E n t r i e s D u e > + 
+                         < R e m a i n A m t _ C u s t L e d g E n t r y 2   E l e m e n t T y p e = " C o l u m n "   E l e m e n t I d = " 7 5 6 3 4 5 4 1 3 "   D a t a T y p e = " D e c i m a l " > R e m a i n A m t _ C u s t L e d g E n t r y 2 < / R e m a i n A m t _ C u s t L e d g E n t r y 2 > + 
+                         < Y o u r R e f e r e n c e _ C u s t L e d g E n t r y 2   E l e m e n t T y p e = " C o l u m n "   E l e m e n t I d = " 2 0 5 5 4 0 4 3 9 5 "   D a t a T y p e = " T e x t " > Y o u r R e f e r e n c e _ C u s t L e d g E n t r y 2 < / Y o u r R e f e r e n c e _ C u s t L e d g E n t r y 2 >   
                      < / C u s t L e d g E n t r y 2 >   
-                     < O v e r d u e E n t r y F o o d e r > - 
-                         < O v e r d u e B a l a n c e > O v e r d u e B a l a n c e < / O v e r d u e B a l a n c e > +                     < O v e r d u e E n t r y F o o d e r   E l e m e n t T y p e = " D a t a I t e m "   E l e m e n t I d = " 1 6 5 9 2 3 5 9 3 4 " > + 
+                         < O v e r d u e B a l a n c e   E l e m e n t T y p e = " C o l u m n "   E l e m e n t I d = " 1 1 8 6 1 4 8 4 3 9 "   D a t a T y p e = " D e c i m a l " > O v e r d u e B a l a n c e < / O v e r d u e B a l a n c e >   
                      < / O v e r d u e E n t r y F o o d e r >   
@@ -2642,51 +2606,51 @@
  
              < / C u r r e n c y L o o p >   
-             < A g i n g B a n d V i s i b l e > - 
-                 < A g i n g C u s t L e d g E n t r y   / > - 
-                 < A g i n g B a n d L o o p > - 
-                     < A g i n g B a n d B u f C o l 1 A m t > A g i n g B a n d B u f C o l 1 A m t < / A g i n g B a n d B u f C o l 1 A m t > - 
-                     < A g i n g B a n d B u f C o l 2 A m t > A g i n g B a n d B u f C o l 2 A m t < / A g i n g B a n d B u f C o l 2 A m t > - 
-                     < A g i n g B a n d B u f C o l 3 A m t > A g i n g B a n d B u f C o l 3 A m t < / A g i n g B a n d B u f C o l 3 A m t > - 
-                     < A g i n g B a n d B u f C o l 4 A m t > A g i n g B a n d B u f C o l 4 A m t < / A g i n g B a n d B u f C o l 4 A m t > - 
-                     < A g i n g B a n d B u f C o l 5 A m t > A g i n g B a n d B u f C o l 5 A m t < / A g i n g B a n d B u f C o l 5 A m t > - 
-                     < A g i n g B a n d C u r r e n c y C o d e > A g i n g B a n d C u r r e n c y C o d e < / A g i n g B a n d C u r r e n c y C o d e > - 
-                     < A g i n g B a n d E n d i n g D a t e > A g i n g B a n d E n d i n g D a t e < / A g i n g B a n d E n d i n g D a t e > - 
-                     < A g i n g D a t e 1 > A g i n g D a t e 1 < / A g i n g D a t e 1 > - 
-                     < A g i n g D a t e 2 > A g i n g D a t e 2 < / A g i n g D a t e 2 > - 
-                     < A g i n g D a t e 2 1 > A g i n g D a t e 2 1 < / A g i n g D a t e 2 1 > - 
-                     < A g i n g D a t e 3 > A g i n g D a t e 3 < / A g i n g D a t e 3 > - 
-                     < A g i n g D a t e 3 1 > A g i n g D a t e 3 1 < / A g i n g D a t e 3 1 > - 
-                     < A g i n g D a t e 4 > A g i n g D a t e 4 < / A g i n g D a t e 4 > - 
-                     < A g i n g D a t e 4 1 > A g i n g D a t e 4 1 < / A g i n g D a t e 4 1 > - 
-                     < A g i n g D a t e 5 > A g i n g D a t e 5 < / A g i n g D a t e 5 > - 
-                     < A g i n g D a t e H e a d e r 1 > A g i n g D a t e H e a d e r 1 < / A g i n g D a t e H e a d e r 1 > - 
-                     < A g i n g D a t e H e a d e r 2 > A g i n g D a t e H e a d e r 2 < / A g i n g D a t e H e a d e r 2 > - 
-                     < A g i n g D a t e H e a d e r 3 > A g i n g D a t e H e a d e r 3 < / A g i n g D a t e H e a d e r 3 > - 
-                     < A g i n g D a t e H e a d e r 4 > A g i n g D a t e H e a d e r 4 < / A g i n g D a t e H e a d e r 4 > - 
-                     < b e f o r e C a p t i o n > b e f o r e C a p t i o n < / b e f o r e C a p t i o n > +             < A g i n g B a n d V i s i b l e   E l e m e n t T y p e = " D a t a I t e m "   E l e m e n t I d = " 1 9 4 1 7 6 5 1 4 0 " > + 
+                 < A g i n g C u s t L e d g E n t r y   E l e m e n t T y p e = " D a t a I t e m "   E l e m e n t I d = " 7 0 4 1 6 5 1 3 2 " / > + 
+                 < A g i n g B a n d L o o p   E l e m e n t T y p e = " D a t a I t e m "   E l e m e n t I d = " 1 5 2 9 3 9 4 0 2 2 " > + 
+                     < A g i n g B a n d B u f C o l 1 A m t   E l e m e n t T y p e = " C o l u m n "   E l e m e n t I d = " 1 9 4 8 7 4 9 4 5 4 "   D a t a T y p e = " D e c i m a l " > A g i n g B a n d B u f C o l 1 A m t < / A g i n g B a n d B u f C o l 1 A m t > + 
+                     < A g i n g B a n d B u f C o l 2 A m t   E l e m e n t T y p e = " C o l u m n "   E l e m e n t I d = " 1 9 5 6 4 3 5 6 1 5 "   D a t a T y p e = " D e c i m a l " > A g i n g B a n d B u f C o l 2 A m t < / A g i n g B a n d B u f C o l 2 A m t > + 
+                     < A g i n g B a n d B u f C o l 3 A m t   E l e m e n t T y p e = " C o l u m n "   E l e m e n t I d = " 9 7 5 6 7 9 1 5 2 "   D a t a T y p e = " D e c i m a l " > A g i n g B a n d B u f C o l 3 A m t < / A g i n g B a n d B u f C o l 3 A m t > + 
+                     < A g i n g B a n d B u f C o l 4 A m t   E l e m e n t T y p e = " C o l u m n "   E l e m e n t I d = " 1 2 3 5 5 5 5 7 0 5 "   D a t a T y p e = " D e c i m a l " > A g i n g B a n d B u f C o l 4 A m t < / A g i n g B a n d B u f C o l 4 A m t > + 
+                     < A g i n g B a n d B u f C o l 5 A m t   E l e m e n t T y p e = " C o l u m n "   E l e m e n t I d = " 4 2 4 7 8 1 3 0 2 "   D a t a T y p e = " D e c i m a l " > A g i n g B a n d B u f C o l 5 A m t < / A g i n g B a n d B u f C o l 5 A m t > + 
+                     < A g i n g B a n d C u r r e n c y C o d e   E l e m e n t T y p e = " C o l u m n "   E l e m e n t I d = " 1 3 1 1 1 3 8 9 6 8 "   D a t a T y p e = " C o d e " > A g i n g B a n d C u r r e n c y C o d e < / A g i n g B a n d C u r r e n c y C o d e > + 
+                     < A g i n g B a n d E n d i n g D a t e   E l e m e n t T y p e = " C o l u m n "   E l e m e n t I d = " 1 3 9 0 8 7 6 8 7 "   D a t a T y p e = " S t r i n g " > A g i n g B a n d E n d i n g D a t e < / A g i n g B a n d E n d i n g D a t e > + 
+                     < A g i n g D a t e 1   E l e m e n t T y p e = " C o l u m n "   E l e m e n t I d = " 4 7 9 6 0 6 2 6 6 "   D a t a T y p e = " S t r i n g " > A g i n g D a t e 1 < / A g i n g D a t e 1 > + 
+                     < A g i n g D a t e 2   E l e m e n t T y p e = " C o l u m n "   E l e m e n t I d = " 1 1 1 7 3 0 2 8 8 3 "   D a t a T y p e = " S t r i n g " > A g i n g D a t e 2 < / A g i n g D a t e 2 > + 
+                     < A g i n g D a t e 2 1   E l e m e n t T y p e = " C o l u m n "   E l e m e n t I d = " 3 1 3 5 0 1 0 6 8 "   D a t a T y p e = " S t r i n g " > A g i n g D a t e 2 1 < / A g i n g D a t e 2 1 > + 
+                     < A g i n g D a t e 3   E l e m e n t T y p e = " C o l u m n "   E l e m e n t I d = " 1 7 5 4 9 9 9 5 0 0 "   D a t a T y p e = " S t r i n g " > A g i n g D a t e 3 < / A g i n g D a t e 3 > + 
+                     < A g i n g D a t e 3 1   E l e m e n t T y p e = " C o l u m n "   E l e m e n t I d = " 1 9 1 4 0 6 0 5 3 1 "   D a t a T y p e = " S t r i n g " > A g i n g D a t e 3 1 < / A g i n g D a t e 3 1 > + 
+                     < A g i n g D a t e 4   E l e m e n t T y p e = " C o l u m n "   E l e m e n t I d = " 1 9 0 2 2 7 1 1 7 9 "   D a t a T y p e = " S t r i n g " > A g i n g D a t e 4 < / A g i n g D a t e 4 > + 
+                     < A g i n g D a t e 4 1   E l e m e n t T y p e = " C o l u m n "   E l e m e n t I d = " 8 4 9 7 6 9 6 1 0 "   D a t a T y p e = " S t r i n g " > A g i n g D a t e 4 1 < / A g i n g D a t e 4 1 > + 
+                     < A g i n g D a t e 5   E l e m e n t T y p e = " C o l u m n "   E l e m e n t I d = " 1 2 6 4 5 7 4 5 6 2 "   D a t a T y p e = " S t r i n g " > A g i n g D a t e 5 < / A g i n g D a t e 5 > + 
+                     < A g i n g D a t e H e a d e r 1   E l e m e n t T y p e = " C o l u m n "   E l e m e n t I d = " 2 8 6 3 5 0 7 5 9 "   D a t a T y p e = " T e x t " > A g i n g D a t e H e a d e r 1 < / A g i n g D a t e H e a d e r 1 > + 
+                     < A g i n g D a t e H e a d e r 2   E l e m e n t T y p e = " C o l u m n "   E l e m e n t I d = " 3 5 1 3 4 5 8 5 8 "   D a t a T y p e = " T e x t " > A g i n g D a t e H e a d e r 2 < / A g i n g D a t e H e a d e r 2 > + 
+                     < A g i n g D a t e H e a d e r 3   E l e m e n t T y p e = " C o l u m n "   E l e m e n t I d = " 9 8 9 0 4 2 4 7 5 "   D a t a T y p e = " T e x t " > A g i n g D a t e H e a d e r 3 < / A g i n g D a t e H e a d e r 3 > + 
+                     < A g i n g D a t e H e a d e r 4   E l e m e n t T y p e = " C o l u m n "   E l e m e n t I d = " 1 6 2 6 7 3 9 0 9 2 "   D a t a T y p e = " T e x t " > A g i n g D a t e H e a d e r 4 < / A g i n g D a t e H e a d e r 4 > + 
+                     < b e f o r e C a p t i o n   E l e m e n t T y p e = " C o l u m n "   E l e m e n t I d = " 1 0 1 3 0 1 9 7 1 8 "   D a t a T y p e = " T e x t C o n s t " > b e f o r e C a p t i o n < / b e f o r e C a p t i o n >   
                  < / A g i n g B a n d L o o p >   
@@ -2694,13 +2658,13 @@
  
          < / I n t e g e r >   
-         < L e t t e r T e x t > - 
-             < B o d y T e x t > B o d y T e x t < / B o d y T e x t > - 
-             < C l o s i n g T e x t > C l o s i n g T e x t < / C l o s i n g T e x t > - 
-             < G r e e t i n g T e x t > G r e e t i n g T e x t < / G r e e t i n g T e x t > +         < L e t t e r T e x t   E l e m e n t T y p e = " D a t a I t e m "   E l e m e n t I d = " 1 5 1 0 3 5 3 8 3 4 " > + 
+             < B o d y T e x t   E l e m e n t T y p e = " C o l u m n "   E l e m e n t I d = " 1 4 9 7 5 9 8 0 8 "   D a t a T y p e = " T e x t C o n s t " > B o d y T e x t < / B o d y T e x t > + 
+             < C l o s i n g T e x t   E l e m e n t T y p e = " C o l u m n "   E l e m e n t I d = " 5 1 2 1 3 5 9 0 9 "   D a t a T y p e = " T e x t C o n s t " > C l o s i n g T e x t < / C l o s i n g T e x t > + 
+             < G r e e t i n g T e x t   E l e m e n t T y p e = " C o l u m n "   E l e m e n t I d = " 1 1 7 5 2 7 9 2 8 9 "   D a t a T y p e = " T e x t C o n s t " > G r e e t i n g T e x t < / G r e e t i n g T e x t >   
          < / L e t t e r T e x t >   
@@ -2709,9 +2673,7 @@
  < / N a v W o r d R e p o r t X m l P a r t > 
 </file>
 
-<file path=customXml/item2.xml>��< ? x m l   v e r s i o n = " 1 . 0 "   e n c o d i n g = " u t f - 1 6 " ? > - 
- < N a v W o r d R e p o r t X m l P a r t   x m l n s = " u r n : m i c r o s o f t - d y n a m i c s - b u s i n e s s c e n t r a l / i n t e r n a l / e x t e n d e d / r e p o r t s / S t a n d a r d _ S t a t e m e n t / 1 3 1 6 / " > +<file path=customXml/item2.xml>��< ? x m l   v e r s i o n = " 1 . 0 "   e n c o d i n g = " u t f - 1 6 " ? > < N a v W o r d R e p o r t X m l P a r t   x m l n s = " u r n : m i c r o s o f t - d y n a m i c s - n a v / r e p o r t s / S t a n d a r d _ S t a t e m e n t / 1 3 1 6 / " >   
      < B C R e p o r t I n f o r m a t i o n >   
@@ -2775,465 +2737,233 @@
  
          < / R e p o r t R e q u e s t >   
-         < C o m p a n y M e t a d a t a > - 
-             < C o m p a n y N a m e > C o m p a n y   N a m e < / C o m p a n y N a m e > - 
-             < C o m p a n y D i s p l a y N a m e > C o m p a n y   D i s p l a y   N a m e < / C o m p a n y D i s p l a y N a m e > - 
-             < C o m p a n y A d d r e s s L i n e s > - 
-                 < C o m p a n y A d d r e s s L i n e > C o m p a n y   A d d r e s s   L i n e   1 < / C o m p a n y A d d r e s s L i n e > - 
-                 < C o m p a n y A d d r e s s L i n e > C o m p a n y   A d d r e s s   L i n e   2 < / C o m p a n y A d d r e s s L i n e > - 
-                 < C o m p a n y A d d r e s s L i n e > C o m p a n y   A d d r e s s   L i n e   3 < / C o m p a n y A d d r e s s L i n e > - 
-                 < C o m p a n y A d d r e s s L i n e > C o m p a n y   A d d r e s s   L i n e   4 < / C o m p a n y A d d r e s s L i n e > - 
-                 < C o m p a n y A d d r e s s L i n e > C o m p a n y   A d d r e s s   L i n e   5 < / C o m p a n y A d d r e s s L i n e > - 
-                 < C o m p a n y A d d r e s s L i n e > C o m p a n y   A d d r e s s   L i n e   6 < / C o m p a n y A d d r e s s L i n e > - 
-                 < C o m p a n y A d d r e s s L i n e > C o m p a n y   A d d r e s s   L i n e   7 < / C o m p a n y A d d r e s s L i n e > - 
-                 < C o m p a n y A d d r e s s L i n e > C o m p a n y   A d d r e s s   L i n e   8 < / C o m p a n y A d d r e s s L i n e > - 
-             < / C o m p a n y A d d r e s s L i n e s > - 
-             < C o m p a n y P h o n e > C o m p a n y   P h o n e < / C o m p a n y P h o n e > - 
-             < C o m p a n y P h o n e C a p t i o n > C o m p a n y   P h o n e   C a p t i o n < / C o m p a n y P h o n e C a p t i o n > - 
-             < C o m p a n y F a x N o > C o m p a n y   F a x   N o . < / C o m p a n y F a x N o > - 
-             < C o m p a n y F a x N o C a p t i o n > C o m p a n y   F a x   N o .   C a p t i o n < / C o m p a n y F a x N o C a p t i o n > - 
-             < C o m p a n y E m a i l > C o m p a n y   E m a i l < / C o m p a n y E m a i l > - 
-             < C o m p a n y E m a i l C a p t i o n > C o m p a n y   E m a i l   C a p t i o n < / C o m p a n y E m a i l C a p t i o n > - 
-             < C o m p a n y H o m e P a g e > C o m p a n y   H o m e   P a g e < / C o m p a n y H o m e P a g e > - 
-             < C o m p a n y H o m e P a g e C a p t i o n > C o m p a n y   H o m e   P a g e   C a p t i o n < / C o m p a n y H o m e P a g e C a p t i o n > - 
-             < C o m p a n y L o g o > C o m p a n y   L o g o < / C o m p a n y L o g o > - 
-             < C o m p a n y V A T R e g i s t r a t i o n N o > C o m p a n y   V A T   R e g i s t r a t i o n   N o . < / C o m p a n y V A T R e g i s t r a t i o n N o > - 
-             < C o m p a n y V A T R e g i s t r a t i o n N o C a p t i o n > C o m p a n y   V A T   R e g i s t r a t i o n   N o .   C a p t i o n < / C o m p a n y V A T R e g i s t r a t i o n N o C a p t i o n > - 
-             < C o m p a n y R e g i s t r a t i o n N o > C o m p a n y   R e g i s t r a t i o n   N o . < / C o m p a n y R e g i s t r a t i o n N o > - 
-             < C o m p a n y R e g i s t r a t i o n N o C a p t i o n > C o m p a n y   R e g i s t r a t i o n   N o .   C a p t i o n < / C o m p a n y R e g i s t r a t i o n N o C a p t i o n > - 
-             < C o m p a n y B a n k N a m e > C o m p a n y   B a n k   N a m e < / C o m p a n y B a n k N a m e > - 
-             < C o m p a n y B a n k N a m e C a p t i o n > C o m p a n y   B a n k   N a m e   C a p t i o n < / C o m p a n y B a n k N a m e C a p t i o n > - 
-             < C o m p a n y B a n k A c c o u n t N o > C o m p a n y   B a n k   A c c o u n t   N o . < / C o m p a n y B a n k A c c o u n t N o > - 
-             < C o m p a n y B a n k A c c o u n t N o C a p t i o n > C o m p a n y   B a n k   A c c o u n t   N o .   C a p t i o n < / C o m p a n y B a n k A c c o u n t N o C a p t i o n > - 
-             < C o m p a n y B a n k B r a n c h N o > C o m p a n y   B a n k   B r a n c h   N o . < / C o m p a n y B a n k B r a n c h N o > - 
-             < C o m p a n y B a n k B r a n c h N o C a p t i o n > C o m p a n y   B a n k   B r a n c h   N o .   C a p t i o n < / C o m p a n y B a n k B r a n c h N o C a p t i o n > - 
-             < C o m p a n y I B A N > C o m p a n y   I B A N < / C o m p a n y I B A N > - 
-             < C o m p a n y I B A N C a p t i o n > C o m p a n y   I B A N   C a p t i o n < / C o m p a n y I B A N C a p t i o n > - 
-             < C o m p a n y B a n k S W I F T > C o m p a n y   B a n k   S W I F T < / C o m p a n y B a n k S W I F T > - 
-             < C o m p a n y B a n k S W I F T C a p t i o n > C o m p a n y   B a n k   S W I F T   C a p t i o n < / C o m p a n y B a n k S W I F T C a p t i o n > - 
-             < C o m p a n y G i r o N o > C o m p a n y   G i r o   N o . < / C o m p a n y G i r o N o > - 
-             < C o m p a n y G i r o N o C a p t i o n > C o m p a n y   G i r o   N o .   C a p t i o n < / C o m p a n y G i r o N o C a p t i o n > - 
-         < / C o m p a n y M e t a d a t a > - 
      < / B C R e p o r t I n f o r m a t i o n >   
-     < T o o l t i p s > - 
-         < T o o l t i p   c o l u m n = " N o _ C u s t "   E l e m e n t I d = " 6 0 3 9 7 0 8 4 6 " > - 
-             < T o o l t i p T e x t   l a n g = " e n - U S " > S p e c i f i e s   t h e   n u m b e r   o f   t h e   c u s t o m e r .   T h e   f i e l d   i s   e i t h e r   f i l l e d   a u t o m a t i c a l l y   f r o m   a   d e f i n e d   n u m b e r   s e r i e s ,   o r   y o u   e n t e r   t h e   n u m b e r   m a n u a l l y   b e c a u s e   y o u   h a v e   e n a b l e d   m a n u a l   n u m b e r   e n t r y   i n   t h e   n u m b e r - s e r i e s   s e t u p . < / T o o l t i p T e x t > - 
-         < / T o o l t i p > - 
-         < T o o l t i p   c o l u m n = " C o m p a n y P i c t u r e "   E l e m e n t I d = " 1 3 9 7 4 1 1 0 7 4 " > - 
-             < T o o l t i p T e x t   l a n g = " e n - U S " > S p e c i f i e s   t h e   p i c t u r e   t h a t   h a s   b e e n   s e t   u p   f o r   t h e   c o m p a n y ,   s u c h   a s   a   c o m p a n y   l o g o . < / T o o l t i p T e x t > - 
-         < / T o o l t i p > - 
-         < T o o l t i p   c o l u m n = " C o m p a n y I n f o 1 P i c t u r e "   E l e m e n t I d = " 1 0 1 8 2 0 6 5 0 3 " > - 
-             < T o o l t i p T e x t   l a n g = " e n - U S " > S p e c i f i e s   t h e   p i c t u r e   t h a t   h a s   b e e n   s e t   u p   f o r   t h e   c o m p a n y ,   s u c h   a s   a   c o m p a n y   l o g o . < / T o o l t i p T e x t > - 
-         < / T o o l t i p > - 
-         < T o o l t i p   c o l u m n = " C o m p a n y I n f o 2 P i c t u r e "   E l e m e n t I d = " 9 8 9 6 7 0 4 7 4 " > - 
-             < T o o l t i p T e x t   l a n g = " e n - U S " > S p e c i f i e s   t h e   p i c t u r e   t h a t   h a s   b e e n   s e t   u p   f o r   t h e   c o m p a n y ,   s u c h   a s   a   c o m p a n y   l o g o . < / T o o l t i p T e x t > - 
-         < / T o o l t i p > - 
-         < T o o l t i p   c o l u m n = " C o m p a n y I n f o 3 P i c t u r e "   E l e m e n t I d = " 5 7 9 7 0 4 0 5 9 " > - 
-             < T o o l t i p T e x t   l a n g = " e n - U S " > S p e c i f i e s   t h e   p i c t u r e   t h a t   h a s   b e e n   s e t   u p   f o r   t h e   c o m p a n y ,   s u c h   a s   a   c o m p a n y   l o g o . < / T o o l t i p T e x t > - 
-         < / T o o l t i p > - 
-         < T o o l t i p   c o l u m n = " P h o n e N o _ C o m p a n y I n f o "   E l e m e n t I d = " 1 6 0 6 4 2 8 3 9 4 " > - 
-             < T o o l t i p T e x t   l a n g = " e n - U S " > S p e c i f i e s   t h e   c o m p a n y ' s   t e l e p h o n e   n u m b e r . < / T o o l t i p T e x t > - 
-         < / T o o l t i p > - 
-         < T o o l t i p   c o l u m n = " C o m p a n y I n f o E m a i l "   E l e m e n t I d = " 9 1 4 8 1 2 2 4 0 " > - 
-             < T o o l t i p T e x t   l a n g = " e n - U S " > S p e c i f i e s   t h e   c o m p a n y ' s   e m a i l   a d d r e s s . < / T o o l t i p T e x t > - 
-         < / T o o l t i p > - 
-         < T o o l t i p   c o l u m n = " C o m p a n y I n f o H o m e P a g e "   E l e m e n t I d = " 1 5 3 0 3 1 7 4 4 0 " > - 
-             < T o o l t i p T e x t   l a n g = " e n - U S " > S p e c i f i e s   y o u r   c o m p a n y ' s   w e b   s i t e . < / T o o l t i p T e x t > - 
-         < / T o o l t i p > - 
-         < T o o l t i p   c o l u m n = " V A T R e g N o _ C o m p a n y I n f o "   E l e m e n t I d = " 9 4 4 0 2 9 3 7 7 " > - 
-             < T o o l t i p T e x t   l a n g = " e n - U S " > S p e c i f i e s   t h e   c o m p a n y ' s   V A T   r e g i s t r a t i o n   n u m b e r . < / T o o l t i p T e x t > - 
-         < / T o o l t i p > - 
-         < T o o l t i p   c o l u m n = " G i r o N o _ C o m p a n y I n f o "   E l e m e n t I d = " 5 6 5 4 8 5 5 1 9 " > - 
-             < T o o l t i p T e x t   l a n g = " e n - U S " > S p e c i f i e s   t h e   c o m p a n y ' s   g i r o   n u m b e r . < / T o o l t i p T e x t > - 
-         < / T o o l t i p > - 
-         < T o o l t i p   c o l u m n = " B a n k N a m e _ C o m p a n y I n f o "   E l e m e n t I d = " 1 9 1 7 2 0 2 0 4 2 " > - 
-             < T o o l t i p T e x t   l a n g = " e n - U S " > S p e c i f i e s   t h e   n a m e   o f   t h e   b a n k   t h e   c o m p a n y   u s e s . < / T o o l t i p T e x t > - 
-         < / T o o l t i p > - 
-         < T o o l t i p   c o l u m n = " B a n k A c c N o _ C o m p a n y I n f o "   E l e m e n t I d = " 8 6 4 5 4 5 9 0 7 " > - 
-             < T o o l t i p T e x t   l a n g = " e n - U S " > S p e c i f i e s   t h e   c o m p a n y ' s   b a n k   a c c o u n t   n u m b e r . < / T o o l t i p T e x t > - 
-         < / T o o l t i p > - 
-         < T o o l t i p   c o l u m n = " N o 1 _ C u s t "   E l e m e n t I d = " 9 1 2 7 7 0 5 0 9 " > - 
-             < T o o l t i p T e x t   l a n g = " e n - U S " > S p e c i f i e s   t h e   n u m b e r   o f   t h e   c u s t o m e r .   T h e   f i e l d   i s   e i t h e r   f i l l e d   a u t o m a t i c a l l y   f r o m   a   d e f i n e d   n u m b e r   s e r i e s ,   o r   y o u   e n t e r   t h e   n u m b e r   m a n u a l l y   b e c a u s e   y o u   h a v e   e n a b l e d   m a n u a l   n u m b e r   e n t r y   i n   t h e   n u m b e r - s e r i e s   s e t u p . < / T o o l t i p T e x t > - 
-         < / T o o l t i p > - 
-         < T o o l t i p   c o l u m n = " D o c N o _ D t l d C u s t L e d g E n t r i e s "   E l e m e n t I d = " 2 2 4 2 9 8 6 5 4 " > - 
-             < T o o l t i p T e x t   l a n g = " e n - U S " > S p e c i f i e s   t h e   d o c u m e n t   n u m b e r   o f   t h e   t r a n s a c t i o n   t h a t   c r e a t e d   t h e   e n t r y . < / T o o l t i p T e x t > - 
-         < / T o o l t i p > - 
-         < T o o l t i p   c o l u m n = " C u r r C o d e _ D t l d C u s t L e d g E n t r i e s "   E l e m e n t I d = " 3 2 7 0 9 9 9 8 4 " > - 
-             < T o o l t i p T e x t   l a n g = " e n - U S " > S p e c i f i e s   t h e   c o d e   f o r   t h e   c u r r e n c y   i f   t h e   a m o u n t   i s   i n   a   f o r e i g n   c u r r e n c y . < / T o o l t i p T e x t > - 
-         < / T o o l t i p > - 
-         < T o o l t i p   c o l u m n = " A m t _ D t l d C u s t L e d g E n t r i e s "   E l e m e n t I d = " 8 9 7 9 8 5 1 7 9 " > - 
-             < T o o l t i p T e x t   l a n g = " e n - U S " > S p e c i f i e s   t h e   a m o u n t   o f   t h e   d e t a i l e d   c u s t o m e r   l e d g e r   e n t r y . < / T o o l t i p T e x t > - 
-         < / T o o l t i p > - 
-         < T o o l t i p   c o l u m n = " C u r r e n c y 2 C o d e "   E l e m e n t I d = " 4 6 5 9 9 3 8 2 7 " > - 
-             < T o o l t i p T e x t   l a n g = " e n - U S " > S p e c i f i e s   a   c u r r e n c y   c o d e   t h a t   y o u   c a n   s e l e c t .   T h e   c o d e   m u s t   c o m p l y   w i t h   I S O   4 2 1 7 . < / T o o l t i p T e x t > - 
-         < / T o o l t i p > - 
-         < T o o l t i p   c o l u m n = " R e m a i n A m t _ C u s t L e d g E n t r y 2 "   E l e m e n t I d = " 7 5 6 3 4 5 4 1 3 " > - 
-             < T o o l t i p T e x t   l a n g = " e n - U S " > S p e c i f i e s   t h e   a m o u n t   t h a t   r e m a i n s   t o   b e   a p p l i e d   t o   b e f o r e   t h e   e n t r y   h a s   b e e n   c o m p l e t e l y   a p p l i e d . < / T o o l t i p T e x t > - 
-         < / T o o l t i p > - 
-         < T o o l t i p   c o l u m n = " D o c N o _ C u s t L e d g E n t r y 2 "   E l e m e n t I d = " 5 1 0 9 1 4 9 4 " > - 
-             < T o o l t i p T e x t   l a n g = " e n - U S " > S p e c i f i e s   t h e   e n t r y ' s   d o c u m e n t   n u m b e r . < / T o o l t i p T e x t > - 
-         < / T o o l t i p > - 
-         < T o o l t i p   c o l u m n = " D e s c _ C u s t L e d g E n t r y 2 "   E l e m e n t I d = " 4 0 4 4 4 3 7 9 8 " > - 
-             < T o o l t i p T e x t   l a n g = " e n - U S " > S p e c i f i e s   a   d e s c r i p t i o n   o f   t h e   c u s t o m e r   e n t r y . < / T o o l t i p T e x t > - 
-         < / T o o l t i p > - 
-         < T o o l t i p   c o l u m n = " Y o u r R e f e r e n c e _ C u s t L e d g E n t r y 2 "   E l e m e n t I d = " 2 0 5 5 4 0 4 3 9 5 " > - 
-             < T o o l t i p T e x t   l a n g = " e n - U S " > S p e c i f i e s   t h e   c u s t o m e r ' s   r e f e r e n c e . < / T o o l t i p T e x t > - 
-         < / T o o l t i p > - 
-         < T o o l t i p   c o l u m n = " O r i g i n a l A m t _ C u s t L e d g E n t r y 2 "   E l e m e n t I d = " 6 5 4 0 4 5 0 9 8 " > - 
-             < T o o l t i p T e x t   l a n g = " e n - U S " > S p e c i f i e s   t h e   a m o u n t   o f   t h e   o r i g i n a l   e n t r y . < / T o o l t i p T e x t > - 
-         < / T o o l t i p > - 
-         < T o o l t i p   c o l u m n = " C u r r C o d e _ C u s t L e d g E n t r y 2 "   E l e m e n t I d = " 1 5 8 9 5 4 6 2 6 8 " > - 
-             < T o o l t i p T e x t   l a n g = " e n - U S " > S p e c i f i e s   t h e   c u r r e n c y   c o d e   f o r   t h e   a m o u n t   o n   t h e   l i n e . < / T o o l t i p T e x t > - 
-         < / T o o l t i p > - 
-         < T o o l t i p   c o l u m n = " C u r r e n c y 2 C o d e _ C u s t L e d g E n t r y 2 "   E l e m e n t I d = " 1 4 2 6 8 6 9 3 0 3 " > - 
-             < T o o l t i p T e x t   l a n g = " e n - U S " > S p e c i f i e s   a   c u r r e n c y   c o d e   t h a t   y o u   c a n   s e l e c t .   T h e   c o d e   m u s t   c o m p l y   w i t h   I S O   4 2 1 7 . < / T o o l t i p T e x t > - 
-         < / T o o l t i p > - 
-         < T o o l t i p   c o l u m n = " C u s t N o _ C u s t L e d g E n t r y 2 "   E l e m e n t I d = " 1 3 5 3 0 8 9 7 4 5 " > - 
-             < T o o l t i p T e x t   l a n g = " e n - U S " > S p e c i f i e s   t h e   c u s t o m e r   a c c o u n t   n u m b e r   t h a t   t h e   e n t r y   i s   l i n k e d   t o . < / T o o l t i p T e x t > - 
-         < / T o o l t i p > - 
-     < / T o o l t i p s > - 
-     < C u s t o m e r   E l e m e n t T y p e = " D a t a I t e m "   E l e m e n t I d = " 1 5 2 5 1 9 1 9 9 " > - 
-         < N o _ C u s t   E l e m e n t T y p e = " C o l u m n "   E l e m e n t I d = " 6 0 3 9 7 0 8 4 6 "   D a t a T y p e = " C o d e " > N o _ C u s t < / N o _ C u s t > - 
-         < I n t e g e r   E l e m e n t T y p e = " D a t a I t e m "   E l e m e n t I d = " 1 7 3 5 6 9 8 6 1 9 " > - 
-             < B a n k A c c N o _ C o m p a n y I n f o   E l e m e n t T y p e = " C o l u m n "   E l e m e n t I d = " 8 6 4 5 4 5 9 0 7 "   D a t a T y p e = " T e x t " > B a n k A c c N o _ C o m p a n y I n f o < / B a n k A c c N o _ C o m p a n y I n f o > - 
-             < B a n k A c c N o _ C o m p a n y I n f o C a p t i o n   E l e m e n t T y p e = " C o l u m n "   E l e m e n t I d = " 1 9 1 8 8 5 3 8 1 3 "   D a t a T y p e = " L a b e l " > B a n k A c c N o _ C o m p a n y I n f o C a p t i o n < / B a n k A c c N o _ C o m p a n y I n f o C a p t i o n > - 
-             < B a n k N a m e _ C o m p a n y I n f o   E l e m e n t T y p e = " C o l u m n "   E l e m e n t I d = " 1 9 1 7 2 0 2 0 4 2 "   D a t a T y p e = " T e x t " > B a n k N a m e _ C o m p a n y I n f o < / B a n k N a m e _ C o m p a n y I n f o > - 
-             < B a n k N a m e _ C o m p a n y I n f o C a p t i o n   E l e m e n t T y p e = " C o l u m n "   E l e m e n t I d = " 1 6 0 4 3 0 7 5 8 8 "   D a t a T y p e = " L a b e l " > B a n k N a m e _ C o m p a n y I n f o C a p t i o n < / B a n k N a m e _ C o m p a n y I n f o C a p t i o n > - 
-             < C o m p a n y A d d r 1   E l e m e n t T y p e = " C o l u m n "   E l e m e n t I d = " 8 8 5 0 9 6 1 0 4 "   D a t a T y p e = " T e x t " > C o m p a n y A d d r 1 < / C o m p a n y A d d r 1 > - 
-             < C o m p a n y A d d r 2   E l e m e n t T y p e = " C o l u m n "   E l e m e n t I d = " 1 0 2 7 9 9 3 7 4 7 "   D a t a T y p e = " T e x t " > C o m p a n y A d d r 2 < / C o m p a n y A d d r 2 > - 
-             < C o m p a n y A d d r 3   E l e m e n t T y p e = " C o l u m n "   E l e m e n t I d = " 3 9 0 2 9 7 1 3 0 "   D a t a T y p e = " T e x t " > C o m p a n y A d d r 3 < / C o m p a n y A d d r 3 > - 
-             < C o m p a n y A d d r 4   E l e m e n t T y p e = " C o l u m n "   E l e m e n t I d = " 1 9 9 1 5 8 0 3 1 5 "   D a t a T y p e = " T e x t " > C o m p a n y A d d r 4 < / C o m p a n y A d d r 4 > - 
-             < C o m p a n y A d d r 5   E l e m e n t T y p e = " C o l u m n "   E l e m e n t I d = " 1 6 6 5 6 9 0 3 6 4 "   D a t a T y p e = " T e x t " > C o m p a n y A d d r 5 < / C o m p a n y A d d r 5 > - 
-             < C o m p a n y A d d r 6   E l e m e n t T y p e = " C o l u m n "   E l e m e n t I d = " 7 1 6 1 8 7 0 8 1 "   D a t a T y p e = " T e x t " > C o m p a n y A d d r 6 < / C o m p a n y A d d r 6 > - 
-             < C o m p a n y A d d r 7   E l e m e n t T y p e = " C o l u m n "   E l e m e n t I d = " 1 3 5 3 8 8 3 6 9 8 "   D a t a T y p e = " T e x t " > C o m p a n y A d d r 7 < / C o m p a n y A d d r 7 > - 
-             < C o m p a n y A d d r 8   E l e m e n t T y p e = " C o l u m n "   E l e m e n t I d = " 1 0 5 4 0 0 5 1 2 7 "   D a t a T y p e = " T e x t " > C o m p a n y A d d r 8 < / C o m p a n y A d d r 8 > - 
-             < C o m p a n y I n f o 1 P i c t u r e   E l e m e n t T y p e = " C o l u m n "   E l e m e n t I d = " 1 0 1 8 2 0 6 5 0 3 "   D a t a T y p e = " B l o b "   / > - 
-             < C o m p a n y I n f o 2 P i c t u r e   E l e m e n t T y p e = " C o l u m n "   E l e m e n t I d = " 9 8 9 6 7 0 4 7 4 "   D a t a T y p e = " B l o b "   / > - 
-             < C o m p a n y I n f o 3 P i c t u r e   E l e m e n t T y p e = " C o l u m n "   E l e m e n t I d = " 5 7 9 7 0 4 0 5 9 "   D a t a T y p e = " B l o b "   / > - 
-             < C o m p a n y I n f o E m a i l   E l e m e n t T y p e = " C o l u m n "   E l e m e n t I d = " 9 1 4 8 1 2 2 4 0 "   D a t a T y p e = " T e x t " > C o m p a n y I n f o E m a i l < / C o m p a n y I n f o E m a i l > - 
-             < C o m p a n y I n f o E m a i l C a p t i o n   E l e m e n t T y p e = " C o l u m n "   E l e m e n t I d = " 1 5 5 2 1 6 7 2 3 0 "   D a t a T y p e = " L a b e l " > C o m p a n y I n f o E m a i l C a p t i o n < / C o m p a n y I n f o E m a i l C a p t i o n > - 
-             < C o m p a n y I n f o H o m e P a g e   E l e m e n t T y p e = " C o l u m n "   E l e m e n t I d = " 1 5 3 0 3 1 7 4 4 0 "   D a t a T y p e = " T e x t " > C o m p a n y I n f o H o m e P a g e < / C o m p a n y I n f o H o m e P a g e > - 
-             < C o m p a n y I n f o H o m e p a g e C a p t i o n   E l e m e n t T y p e = " C o l u m n "   E l e m e n t I d = " 1 5 2 9 8 2 3 8 6 "   D a t a T y p e = " L a b e l " > C o m p a n y I n f o H o m e p a g e C a p t i o n < / C o m p a n y I n f o H o m e p a g e C a p t i o n > - 
-             < C o m p a n y L e g a l O f f i c e   E l e m e n t T y p e = " C o l u m n "   E l e m e n t I d = " 7 1 4 2 5 8 1 1 1 "   D a t a T y p e = " T e x t " > C o m p a n y L e g a l O f f i c e < / C o m p a n y L e g a l O f f i c e > - 
-             < C o m p a n y L e g a l O f f i c e _ L b l   E l e m e n t T y p e = " C o l u m n "   E l e m e n t I d = " 1 5 3 3 1 7 5 1 0 8 "   D a t a T y p e = " T e x t " > C o m p a n y L e g a l O f f i c e _ L b l < / C o m p a n y L e g a l O f f i c e _ L b l > - 
-             < C o m p a n y P i c t u r e   E l e m e n t T y p e = " C o l u m n "   E l e m e n t I d = " 1 3 9 7 4 1 1 0 7 4 "   D a t a T y p e = " B l o b "   / > - 
-             < C u r r R e p o r t P a g e N o C a p t i o n   E l e m e n t T y p e = " C o l u m n "   E l e m e n t I d = " 2 0 2 2 2 2 5 3 5 1 "   D a t a T y p e = " L a b e l " > C u r r R e p o r t P a g e N o C a p t i o n < / C u r r R e p o r t P a g e N o C a p t i o n > - 
-             < C u s t A d d r 1   E l e m e n t T y p e = " C o l u m n "   E l e m e n t I d = " 1 3 6 8 0 2 7 5 2 2 "   D a t a T y p e = " T e x t " > C u s t A d d r 1 < / C u s t A d d r 1 > - 
-             < C u s t A d d r 2   E l e m e n t T y p e = " C o l u m n "   E l e m e n t I d = " 2 0 0 5 7 2 4 1 3 9 "   D a t a T y p e = " T e x t " > C u s t A d d r 2 < / C u s t A d d r 2 > - 
-             < C u s t A d d r 3   E l e m e n t T y p e = " C o l u m n "   E l e m e n t I d = " 1 6 5 1 5 4 6 5 4 0 "   D a t a T y p e = " T e x t " > C u s t A d d r 3 < / C u s t A d d r 3 > - 
-             < C u s t A d d r 4   E l e m e n t T y p e = " C o l u m n "   E l e m e n t I d = " 1 0 1 3 8 4 9 9 2 3 "   D a t a T y p e = " T e x t " > C u s t A d d r 4 < / C u s t A d d r 4 > - 
-             < C u s t A d d r 5   E l e m e n t T y p e = " C o l u m n "   E l e m e n t I d = " 3 7 6 1 5 3 3 0 6 "   D a t a T y p e = " T e x t " > C u s t A d d r 5 < / C u s t A d d r 5 > - 
-             < C u s t A d d r 6   E l e m e n t T y p e = " C o l u m n "   E l e m e n t I d = " 2 6 1 5 4 3 3 1 1 "   D a t a T y p e = " T e x t " > C u s t A d d r 6 < / C u s t A d d r 6 > - 
-             < C u s t A d d r 7   E l e m e n t T y p e = " C o l u m n "   E l e m e n t I d = " 8 9 9 2 3 9 9 2 8 "   D a t a T y p e = " T e x t " > C u s t A d d r 7 < / C u s t A d d r 7 > - 
-             < C u s t A d d r 8   E l e m e n t T y p e = " C o l u m n "   E l e m e n t I d = " 1 5 3 6 9 3 6 5 4 5 "   D a t a T y p e = " T e x t " > C u s t A d d r 8 < / C u s t A d d r 8 > - 
-             < C u s t B a l a n c e C a p t i o n   E l e m e n t T y p e = " C o l u m n "   E l e m e n t I d = " 6 0 8 6 6 1 8 8 4 "   D a t a T y p e = " L a b e l " > C u s t B a l a n c e C a p t i o n < / C u s t B a l a n c e C a p t i o n > - 
-             < D e s c _ C u s t L e d g E n t r y 2 C a p t i o n   E l e m e n t T y p e = " C o l u m n "   E l e m e n t I d = " 1 8 7 4 4 3 7 6 7 2 "   D a t a T y p e = " S t r i n g " > D e s c _ C u s t L e d g E n t r y 2 C a p t i o n < / D e s c _ C u s t L e d g E n t r y 2 C a p t i o n > - 
-             < D o c D a t e C a p t i o n   E l e m e n t T y p e = " C o l u m n "   E l e m e n t I d = " 1 1 5 7 6 2 1 5 3 7 "   D a t a T y p e = " L a b e l " > D o c D a t e C a p t i o n < / D o c D a t e C a p t i o n > - 
-             < D o c N o _ D t l d C u s t L e d g E n t r i e s C a p t i o n   E l e m e n t T y p e = " C o l u m n "   E l e m e n t I d = " 6 0 1 5 1 5 5 5 6 "   D a t a T y p e = " S t r i n g " > D o c N o _ D t l d C u s t L e d g E n t r i e s C a p t i o n < / D o c N o _ D t l d C u s t L e d g E n t r i e s C a p t i o n > - 
-             < D u e D a t e _ C u s t L e d g E n t r y 2 C a p t i o n   E l e m e n t T y p e = " C o l u m n "   E l e m e n t I d = " 8 1 9 2 8 5 8 5 "   D a t a T y p e = " L a b e l " > D u e D a t e _ C u s t L e d g E n t r y 2 C a p t i o n < / D u e D a t e _ C u s t L e d g E n t r y 2 C a p t i o n > - 
-             < E n d D a t e   E l e m e n t T y p e = " C o l u m n "   E l e m e n t I d = " 1 3 0 2 0 8 2 6 1 0 "   D a t a T y p e = " S t r i n g " > E n d D a t e < / E n d D a t e > - 
-             < E n d D a t e C a p t i o n   E l e m e n t T y p e = " C o l u m n "   E l e m e n t I d = " 1 3 5 3 1 9 2 8 0 "   D a t a T y p e = " L a b e l " > E n d D a t e C a p t i o n < / E n d D a t e C a p t i o n > - 
-             < G i r o N o _ C o m p a n y I n f o   E l e m e n t T y p e = " C o l u m n "   E l e m e n t I d = " 5 6 5 4 8 5 5 1 9 "   D a t a T y p e = " T e x t " > G i r o N o _ C o m p a n y I n f o < / G i r o N o _ C o m p a n y I n f o > - 
-             < G i r o N o _ C o m p a n y I n f o C a p t i o n   E l e m e n t T y p e = " C o l u m n "   E l e m e n t I d = " 1 6 5 8 5 3 3 3 6 9 "   D a t a T y p e = " L a b e l " > G i r o N o _ C o m p a n y I n f o C a p t i o n < / G i r o N o _ C o m p a n y I n f o C a p t i o n > - 
-             < L a s t S t a t m n t N o _ C u s t   E l e m e n t T y p e = " C o l u m n "   E l e m e n t I d = " 1 3 8 8 0 8 0 0 2 9 "   D a t a T y p e = " S t r i n g " > L a s t S t a t m n t N o _ C u s t < / L a s t S t a t m n t N o _ C u s t > - 
-             < L a s t S t a t m n t N o _ C u s t C a p t i o n   E l e m e n t T y p e = " C o l u m n "   E l e m e n t I d = " 8 9 2 5 6 7 8 3 5 "   D a t a T y p e = " L a b e l " > L a s t S t a t m n t N o _ C u s t C a p t i o n < / L a s t S t a t m n t N o _ C u s t C a p t i o n > - 
-             < N o 1 _ C u s t   E l e m e n t T y p e = " C o l u m n "   E l e m e n t I d = " 9 1 2 7 7 0 5 0 9 "   D a t a T y p e = " C o d e " > N o 1 _ C u s t < / N o 1 _ C u s t > - 
-             < N o 1 _ C u s t C a p t i o n   E l e m e n t T y p e = " C o l u m n "   E l e m e n t I d = " 1 6 6 1 8 9 3 3 9 7 "   D a t a T y p e = " L a b e l " > N o 1 _ C u s t C a p t i o n < / N o 1 _ C u s t C a p t i o n > - 
-             < O r i g i n a l A m t _ C u s t L e d g E n t r y 2 C a p t i o n   E l e m e n t T y p e = " C o l u m n "   E l e m e n t I d = " 8 4 8 8 4 4 3 9 2 "   D a t a T y p e = " S t r i n g " > O r i g i n a l A m t _ C u s t L e d g E n t r y 2 C a p t i o n < / O r i g i n a l A m t _ C u s t L e d g E n t r y 2 C a p t i o n > - 
-             < P h o n e N o _ C o m p a n y I n f o   E l e m e n t T y p e = " C o l u m n "   E l e m e n t I d = " 1 6 0 6 4 2 8 3 9 4 "   D a t a T y p e = " T e x t " > P h o n e N o _ C o m p a n y I n f o < / P h o n e N o _ C o m p a n y I n f o > - 
-             < P h o n e N o _ C o m p a n y I n f o C a p t i o n   E l e m e n t T y p e = " C o l u m n "   E l e m e n t I d = " 1 8 7 6 0 4 7 7 0 4 "   D a t a T y p e = " L a b e l " > P h o n e N o _ C o m p a n y I n f o C a p t i o n < / P h o n e N o _ C o m p a n y I n f o C a p t i o n > - 
-             < P o s t D a t e _ D t l d C u s t L e d g E n t r i e s C a p t i o n   E l e m e n t T y p e = " C o l u m n "   E l e m e n t I d = " 1 0 3 3 1 2 5 4 2 5 "   D a t a T y p e = " L a b e l " > P o s t D a t e _ D t l d C u s t L e d g E n t r i e s C a p t i o n < / P o s t D a t e _ D t l d C u s t L e d g E n t r i e s C a p t i o n > - 
-             < R e m a i n A m t C u s t L e d g E n t r y 2 C a p t i o n   E l e m e n t T y p e = " C o l u m n "   E l e m e n t I d = " 1 6 3 2 7 0 6 4 0 6 "   D a t a T y p e = " S t r i n g " > R e m a i n A m t C u s t L e d g E n t r y 2 C a p t i o n < / R e m a i n A m t C u s t L e d g E n t r y 2 C a p t i o n > - 
-             < S t a r t D a t e   E l e m e n t T y p e = " C o l u m n "   E l e m e n t I d = " 1 4 5 7 6 6 9 4 1 7 "   D a t a T y p e = " S t r i n g " > S t a r t D a t e < / S t a r t D a t e > - 
-             < S t a r t D a t e C a p t i o n   E l e m e n t T y p e = " C o l u m n "   E l e m e n t I d = " 1 9 8 0 7 4 5 8 7 1 "   D a t a T y p e = " L a b e l " > S t a r t D a t e C a p t i o n < / S t a r t D a t e C a p t i o n > - 
-             < S t a t e m e n t C a p t i o n   E l e m e n t T y p e = " C o l u m n "   E l e m e n t I d = " 2 3 9 3 8 2 "   D a t a T y p e = " L a b e l " > S t a t e m e n t C a p t i o n < / S t a t e m e n t C a p t i o n > - 
-             < T o d a y F o r m a t t e d   E l e m e n t T y p e = " C o l u m n "   E l e m e n t I d = " 2 7 0 4 5 1 4 0 "   D a t a T y p e = " S t r i n g " > T o d a y F o r m a t t e d < / T o d a y F o r m a t t e d > - 
-             < V A T R e g N o _ C o m p a n y I n f o   E l e m e n t T y p e = " C o l u m n "   E l e m e n t I d = " 9 4 4 0 2 9 3 7 7 "   D a t a T y p e = " T e x t " > V A T R e g N o _ C o m p a n y I n f o < / V A T R e g N o _ C o m p a n y I n f o > - 
-             < V A T R e g N o _ C o m p a n y I n f o C a p t i o n   E l e m e n t T y p e = " C o l u m n "   E l e m e n t I d = " 1 1 9 3 2 7 6 3 7 5 "   D a t a T y p e = " L a b e l " > V A T R e g N o _ C o m p a n y I n f o C a p t i o n < / V A T R e g N o _ C o m p a n y I n f o C a p t i o n > - 
-             < C u r r e n c y L o o p   E l e m e n t T y p e = " D a t a I t e m "   E l e m e n t I d = " 1 3 0 4 5 2 2 1 9 8 " > - 
-                 < T o t a l _ C a p t i o n 2   E l e m e n t T y p e = " C o l u m n "   E l e m e n t I d = " 1 9 9 1 3 0 2 6 0 "   D a t a T y p e = " L a b e l " > T o t a l _ C a p t i o n 2 < / T o t a l _ C a p t i o n 2 > - 
-                 < C u s t L e d g E n t r y H d r   E l e m e n t T y p e = " D a t a I t e m "   E l e m e n t I d = " 9 4 2 7 0 7 9 3 2 " > - 
-                     < C u r r e n c y 2 C o d e _ C u s t L e d g E n t r y H d r   E l e m e n t T y p e = " C o l u m n "   E l e m e n t I d = " 1 3 4 9 2 7 9 6 1 1 "   D a t a T y p e = " S t r i n g " > C u r r e n c y 2 C o d e _ C u s t L e d g E n t r y H d r < / C u r r e n c y 2 C o d e _ C u s t L e d g E n t r y H d r > - 
-                     < C u r r e n c y C o d e 3   E l e m e n t T y p e = " C o l u m n "   E l e m e n t I d = " 6 1 8 1 4 2 9 0 8 "   D a t a T y p e = " C o d e " > C u r r e n c y C o d e 3 < / C u r r e n c y C o d e 3 > - 
-                     < C u s t B a l a n c e _ C u s t L e d g E n t r y H d r   E l e m e n t T y p e = " C o l u m n "   E l e m e n t I d = " 4 9 7 1 9 1 3 5 6 "   D a t a T y p e = " D e c i m a l " > C u s t B a l a n c e _ C u s t L e d g E n t r y H d r < / C u s t B a l a n c e _ C u s t L e d g E n t r y H d r > - 
-                     < D t l d C u s t L e d g E n t r y T y p e   E l e m e n t T y p e = " C o l u m n "   E l e m e n t I d = " 8 9 2 0 6 7 4 8 6 "   D a t a T y p e = " S t r i n g " > D t l d C u s t L e d g E n t r y T y p e < / D t l d C u s t L e d g E n t r y T y p e > - 
-                     < E n t r i e s E x i s t s   E l e m e n t T y p e = " C o l u m n "   E l e m e n t I d = " 1 8 9 9 2 2 0 4 1 "   D a t a T y p e = " B o o l e a n " > E n t r i e s E x i s t s < / E n t r i e s E x i s t s > - 
-                     < I s N e w C u s t C u r r e n c y G r o u p   E l e m e n t T y p e = " C o l u m n "   E l e m e n t I d = " 1 1 6 2 5 3 5 5 3 8 "   D a t a T y p e = " B o o l e a n " > I s N e w C u s t C u r r e n c y G r o u p < / I s N e w C u s t C u r r e n c y G r o u p > - 
-                     < P r i n t L i n e   E l e m e n t T y p e = " C o l u m n "   E l e m e n t I d = " 5 9 8 4 7 9 9 9 0 "   D a t a T y p e = " B o o l e a n " > P r i n t L i n e < / P r i n t L i n e > - 
-                     < S t a r t B a l a n c e   E l e m e n t T y p e = " C o l u m n "   E l e m e n t I d = " 3 2 9 4 8 3 5 7 9 "   D a t a T y p e = " D e c i m a l " > S t a r t B a l a n c e < / S t a r t B a l a n c e > - 
-                     < D t l d C u s t L e d g E n t r i e s   E l e m e n t T y p e = " D a t a I t e m "   E l e m e n t I d = " 1 1 1 1 4 6 3 1 7 2 " > - 
-                         < A m t _ D t l d C u s t L e d g E n t r i e s   E l e m e n t T y p e = " C o l u m n "   E l e m e n t I d = " 8 9 7 9 8 5 1 7 9 "   D a t a T y p e = " D e c i m a l " > A m t _ D t l d C u s t L e d g E n t r i e s < / A m t _ D t l d C u s t L e d g E n t r i e s > - 
-                         < C u r r C o d e _ D t l d C u s t L e d g E n t r i e s   E l e m e n t T y p e = " C o l u m n "   E l e m e n t I d = " 3 2 7 0 9 9 9 8 4 "   D a t a T y p e = " C o d e " > C u r r C o d e _ D t l d C u s t L e d g E n t r i e s < / C u r r C o d e _ D t l d C u s t L e d g E n t r i e s > - 
-                         < C u r r e n c y 2 C o d e   E l e m e n t T y p e = " C o l u m n "   E l e m e n t I d = " 4 6 5 9 9 3 8 2 7 "   D a t a T y p e = " C o d e " > C u r r e n c y 2 C o d e < / C u r r e n c y 2 C o d e > - 
-                         < C u s t B a l a n c e   E l e m e n t T y p e = " C o l u m n "   E l e m e n t I d = " 1 4 1 3 7 0 1 5 0 2 "   D a t a T y p e = " D e c i m a l " > C u s t B a l a n c e < / C u s t B a l a n c e > - 
-                         < D e s c r i p t i o n   E l e m e n t T y p e = " C o l u m n "   E l e m e n t I d = " 1 3 1 4 3 5 1 3 0 7 "   D a t a T y p e = " T e x t " > D e s c r i p t i o n < / D e s c r i p t i o n > - 
-                         < D o c N o _ D t l d C u s t L e d g E n t r i e s   E l e m e n t T y p e = " C o l u m n "   E l e m e n t I d = " 2 2 4 2 9 8 6 5 4 "   D a t a T y p e = " C o d e " > D o c N o _ D t l d C u s t L e d g E n t r i e s < / D o c N o _ D t l d C u s t L e d g E n t r i e s > - 
-                         < D u e D a t e _ D t l d C u s t L e d g E n t r i e s   E l e m e n t T y p e = " C o l u m n "   E l e m e n t I d = " 1 4 1 7 8 6 1 6 0 3 "   D a t a T y p e = " S t r i n g " > D u e D a t e _ D t l d C u s t L e d g E n t r i e s < / D u e D a t e _ D t l d C u s t L e d g E n t r i e s > - 
-                         < P o s t D a t e _ D t l d C u s t L e d g E n t r i e s   E l e m e n t T y p e = " C o l u m n "   E l e m e n t I d = " 1 6 8 8 2 9 9 9 1 3 "   D a t a T y p e = " S t r i n g " > P o s t D a t e _ D t l d C u s t L e d g E n t r i e s < / P o s t D a t e _ D t l d C u s t L e d g E n t r i e s > - 
-                         < R e m a i n A m t _ D t l d C u s t L e d g E n t r i e s   E l e m e n t T y p e = " C o l u m n "   E l e m e n t I d = " 1 4 5 7 2 4 8 8 2 5 "   D a t a T y p e = " D e c i m a l " > R e m a i n A m t _ D t l d C u s t L e d g E n t r i e s < / R e m a i n A m t _ D t l d C u s t L e d g E n t r i e s > - 
-                         < Y o u r R e f e r e n c e _ D t l d C u s t L e d g E n t r i e s   E l e m e n t T y p e = " C o l u m n "   E l e m e n t I d = " 6 7 5 1 3 6 1 6 7 "   D a t a T y p e = " T e x t " > Y o u r R e f e r e n c e _ D t l d C u s t L e d g E n t r i e s < / Y o u r R e f e r e n c e _ D t l d C u s t L e d g E n t r i e s > +     < C u s t o m e r > + 
+         < N o _ C u s t > N o _ C u s t < / N o _ C u s t > + 
+         < I n t e g e r > + 
+             < B a n k A c c N o _ C o m p a n y I n f o > B a n k A c c N o _ C o m p a n y I n f o < / B a n k A c c N o _ C o m p a n y I n f o > + 
+             < B a n k A c c N o _ C o m p a n y I n f o C a p t i o n > B a n k A c c N o _ C o m p a n y I n f o C a p t i o n < / B a n k A c c N o _ C o m p a n y I n f o C a p t i o n > + 
+             < B a n k N a m e _ C o m p a n y I n f o > B a n k N a m e _ C o m p a n y I n f o < / B a n k N a m e _ C o m p a n y I n f o > + 
+             < B a n k N a m e _ C o m p a n y I n f o C a p t i o n > B a n k N a m e _ C o m p a n y I n f o C a p t i o n < / B a n k N a m e _ C o m p a n y I n f o C a p t i o n > + 
+             < C o m p a n y A d d r 1 > C o m p a n y A d d r 1 < / C o m p a n y A d d r 1 > + 
+             < C o m p a n y A d d r 2 > C o m p a n y A d d r 2 < / C o m p a n y A d d r 2 > + 
+             < C o m p a n y A d d r 3 > C o m p a n y A d d r 3 < / C o m p a n y A d d r 3 > + 
+             < C o m p a n y A d d r 4 > C o m p a n y A d d r 4 < / C o m p a n y A d d r 4 > + 
+             < C o m p a n y A d d r 5 > C o m p a n y A d d r 5 < / C o m p a n y A d d r 5 > + 
+             < C o m p a n y A d d r 6 > C o m p a n y A d d r 6 < / C o m p a n y A d d r 6 > + 
+             < C o m p a n y A d d r 7 > C o m p a n y A d d r 7 < / C o m p a n y A d d r 7 > + 
+             < C o m p a n y A d d r 8 > C o m p a n y A d d r 8 < / C o m p a n y A d d r 8 > + 
+             < C o m p a n y I n f o 1 P i c t u r e / > + 
+             < C o m p a n y I n f o 2 P i c t u r e / > + 
+             < C o m p a n y I n f o 3 P i c t u r e / > + 
+             < C o m p a n y I n f o E m a i l > C o m p a n y I n f o E m a i l < / C o m p a n y I n f o E m a i l > + 
+             < C o m p a n y I n f o E m a i l C a p t i o n > C o m p a n y I n f o E m a i l C a p t i o n < / C o m p a n y I n f o E m a i l C a p t i o n > + 
+             < C o m p a n y I n f o H o m e P a g e > C o m p a n y I n f o H o m e P a g e < / C o m p a n y I n f o H o m e P a g e > + 
+             < C o m p a n y I n f o H o m e p a g e C a p t i o n > C o m p a n y I n f o H o m e p a g e C a p t i o n < / C o m p a n y I n f o H o m e p a g e C a p t i o n > + 
+             < C o m p a n y L e g a l O f f i c e > C o m p a n y L e g a l O f f i c e < / C o m p a n y L e g a l O f f i c e > + 
+             < C o m p a n y L e g a l O f f i c e _ L b l > C o m p a n y L e g a l O f f i c e _ L b l < / C o m p a n y L e g a l O f f i c e _ L b l > + 
+             < C o m p a n y P i c t u r e / > + 
+             < C u r r R e p o r t P a g e N o C a p t i o n > C u r r R e p o r t P a g e N o C a p t i o n < / C u r r R e p o r t P a g e N o C a p t i o n > + 
+             < C u s t A d d r 1 > C u s t A d d r 1 < / C u s t A d d r 1 > + 
+             < C u s t A d d r 2 > C u s t A d d r 2 < / C u s t A d d r 2 > + 
+             < C u s t A d d r 3 > C u s t A d d r 3 < / C u s t A d d r 3 > + 
+             < C u s t A d d r 4 > C u s t A d d r 4 < / C u s t A d d r 4 > + 
+             < C u s t A d d r 5 > C u s t A d d r 5 < / C u s t A d d r 5 > + 
+             < C u s t A d d r 6 > C u s t A d d r 6 < / C u s t A d d r 6 > + 
+             < C u s t A d d r 7 > C u s t A d d r 7 < / C u s t A d d r 7 > + 
+             < C u s t A d d r 8 > C u s t A d d r 8 < / C u s t A d d r 8 > + 
+             < C u s t B a l a n c e C a p t i o n > C u s t B a l a n c e C a p t i o n < / C u s t B a l a n c e C a p t i o n > + 
+             < D e s c _ C u s t L e d g E n t r y 2 C a p t i o n > D e s c _ C u s t L e d g E n t r y 2 C a p t i o n < / D e s c _ C u s t L e d g E n t r y 2 C a p t i o n > + 
+             < D o c D a t e C a p t i o n > D o c D a t e C a p t i o n < / D o c D a t e C a p t i o n > + 
+             < D o c N o _ D t l d C u s t L e d g E n t r i e s C a p t i o n > D o c N o _ D t l d C u s t L e d g E n t r i e s C a p t i o n < / D o c N o _ D t l d C u s t L e d g E n t r i e s C a p t i o n > + 
+             < D u e D a t e _ C u s t L e d g E n t r y 2 C a p t i o n > D u e D a t e _ C u s t L e d g E n t r y 2 C a p t i o n < / D u e D a t e _ C u s t L e d g E n t r y 2 C a p t i o n > + 
+             < E n d D a t e > E n d D a t e < / E n d D a t e > + 
+             < E n d D a t e C a p t i o n > E n d D a t e C a p t i o n < / E n d D a t e C a p t i o n > + 
+             < G i r o N o _ C o m p a n y I n f o > G i r o N o _ C o m p a n y I n f o < / G i r o N o _ C o m p a n y I n f o > + 
+             < G i r o N o _ C o m p a n y I n f o C a p t i o n > G i r o N o _ C o m p a n y I n f o C a p t i o n < / G i r o N o _ C o m p a n y I n f o C a p t i o n > + 
+             < L a s t S t a t m n t N o _ C u s t > L a s t S t a t m n t N o _ C u s t < / L a s t S t a t m n t N o _ C u s t > + 
+             < L a s t S t a t m n t N o _ C u s t C a p t i o n > L a s t S t a t m n t N o _ C u s t C a p t i o n < / L a s t S t a t m n t N o _ C u s t C a p t i o n > + 
+             < N o 1 _ C u s t > N o 1 _ C u s t < / N o 1 _ C u s t > + 
+             < N o 1 _ C u s t C a p t i o n > N o 1 _ C u s t C a p t i o n < / N o 1 _ C u s t C a p t i o n > + 
+             < O r i g i n a l A m t _ C u s t L e d g E n t r y 2 C a p t i o n > O r i g i n a l A m t _ C u s t L e d g E n t r y 2 C a p t i o n < / O r i g i n a l A m t _ C u s t L e d g E n t r y 2 C a p t i o n > + 
+             < P h o n e N o _ C o m p a n y I n f o > P h o n e N o _ C o m p a n y I n f o < / P h o n e N o _ C o m p a n y I n f o > + 
+             < P h o n e N o _ C o m p a n y I n f o C a p t i o n > P h o n e N o _ C o m p a n y I n f o C a p t i o n < / P h o n e N o _ C o m p a n y I n f o C a p t i o n > + 
+             < P o s t D a t e _ D t l d C u s t L e d g E n t r i e s C a p t i o n > P o s t D a t e _ D t l d C u s t L e d g E n t r i e s C a p t i o n < / P o s t D a t e _ D t l d C u s t L e d g E n t r i e s C a p t i o n > + 
+             < R e m a i n A m t C u s t L e d g E n t r y 2 C a p t i o n > R e m a i n A m t C u s t L e d g E n t r y 2 C a p t i o n < / R e m a i n A m t C u s t L e d g E n t r y 2 C a p t i o n > + 
+             < S t a r t D a t e > S t a r t D a t e < / S t a r t D a t e > + 
+             < S t a r t D a t e C a p t i o n > S t a r t D a t e C a p t i o n < / S t a r t D a t e C a p t i o n > + 
+             < S t a t e m e n t C a p t i o n > S t a t e m e n t C a p t i o n < / S t a t e m e n t C a p t i o n > + 
+             < T o d a y F o r m a t t e d > T o d a y F o r m a t t e d < / T o d a y F o r m a t t e d > + 
+             < V A T R e g N o _ C o m p a n y I n f o > V A T R e g N o _ C o m p a n y I n f o < / V A T R e g N o _ C o m p a n y I n f o > + 
+             < V A T R e g N o _ C o m p a n y I n f o C a p t i o n > V A T R e g N o _ C o m p a n y I n f o C a p t i o n < / V A T R e g N o _ C o m p a n y I n f o C a p t i o n > + 
+             < C u r r e n c y L o o p > + 
+                 < T o t a l _ C a p t i o n 2 > T o t a l _ C a p t i o n 2 < / T o t a l _ C a p t i o n 2 > + 
+                 < C u s t L e d g E n t r y H d r > + 
+                     < C u r r e n c y 2 C o d e _ C u s t L e d g E n t r y H d r > C u r r e n c y 2 C o d e _ C u s t L e d g E n t r y H d r < / C u r r e n c y 2 C o d e _ C u s t L e d g E n t r y H d r > + 
+                     < C u r r e n c y C o d e 3 > C u r r e n c y C o d e 3 < / C u r r e n c y C o d e 3 > + 
+                     < C u s t B a l a n c e _ C u s t L e d g E n t r y H d r > C u s t B a l a n c e _ C u s t L e d g E n t r y H d r < / C u s t B a l a n c e _ C u s t L e d g E n t r y H d r > + 
+                     < D t l d C u s t L e d g E n t r y T y p e > D t l d C u s t L e d g E n t r y T y p e < / D t l d C u s t L e d g E n t r y T y p e > + 
+                     < E n t r i e s E x i s t s > E n t r i e s E x i s t s < / E n t r i e s E x i s t s > + 
+                     < I s N e w C u s t C u r r e n c y G r o u p > I s N e w C u s t C u r r e n c y G r o u p < / I s N e w C u s t C u r r e n c y G r o u p > + 
+                     < P r i n t L i n e > P r i n t L i n e < / P r i n t L i n e > + 
+                     < S t a r t B a l a n c e > S t a r t B a l a n c e < / S t a r t B a l a n c e > + 
+                     < D t l d C u s t L e d g E n t r i e s > + 
+                         < A m t _ D t l d C u s t L e d g E n t r i e s > A m t _ D t l d C u s t L e d g E n t r i e s < / A m t _ D t l d C u s t L e d g E n t r i e s > + 
+                         < C u r r C o d e _ D t l d C u s t L e d g E n t r i e s > C u r r C o d e _ D t l d C u s t L e d g E n t r i e s < / C u r r C o d e _ D t l d C u s t L e d g E n t r i e s > + 
+                         < C u r r e n c y 2 C o d e > C u r r e n c y 2 C o d e < / C u r r e n c y 2 C o d e > + 
+                         < C u s t B a l a n c e > C u s t B a l a n c e < / C u s t B a l a n c e > + 
+                         < D e s c r i p t i o n > D e s c r i p t i o n < / D e s c r i p t i o n > + 
+                         < D o c N o _ D t l d C u s t L e d g E n t r i e s > D o c N o _ D t l d C u s t L e d g E n t r i e s < / D o c N o _ D t l d C u s t L e d g E n t r i e s > + 
+                         < D u e D a t e _ D t l d C u s t L e d g E n t r i e s > D u e D a t e _ D t l d C u s t L e d g E n t r i e s < / D u e D a t e _ D t l d C u s t L e d g E n t r i e s > + 
+                         < P o s t D a t e _ D t l d C u s t L e d g E n t r i e s > P o s t D a t e _ D t l d C u s t L e d g E n t r i e s < / P o s t D a t e _ D t l d C u s t L e d g E n t r i e s > + 
+                         < R e m a i n A m t _ D t l d C u s t L e d g E n t r i e s > R e m a i n A m t _ D t l d C u s t L e d g E n t r i e s < / R e m a i n A m t _ D t l d C u s t L e d g E n t r i e s > + 
+                         < Y o u r R e f e r e n c e _ D t l d C u s t L e d g E n t r i e s > Y o u r R e f e r e n c e _ D t l d C u s t L e d g E n t r i e s < / Y o u r R e f e r e n c e _ D t l d C u s t L e d g E n t r i e s >   
                      < / D t l d C u s t L e d g E n t r i e s >   
                  < / C u s t L e d g E n t r y H d r >   
-                 < C u s t L e d g E n t r y F o o t e r   E l e m e n t T y p e = " D a t a I t e m "   E l e m e n t I d = " 9 2 5 1 1 8 7 3 5 " > - 
-                     < C u r r e n c y C o d e 3 _ C u s t L e d g E n t r y F o o t e r   E l e m e n t T y p e = " C o l u m n "   E l e m e n t I d = " 1 7 6 5 6 9 2 8 1 "   D a t a T y p e = " C o d e " > C u r r e n c y C o d e 3 _ C u s t L e d g E n t r y F o o t e r < / C u r r e n c y C o d e 3 _ C u s t L e d g E n t r y F o o t e r > - 
-                     < C u s t B a l a n c e _ C u s t L e d g E n t r y H d r F o o t e r   E l e m e n t T y p e = " C o l u m n "   E l e m e n t I d = " 1 3 6 7 2 1 4 5 9 3 "   D a t a T y p e = " D e c i m a l " > C u s t B a l a n c e _ C u s t L e d g E n t r y H d r F o o t e r < / C u s t B a l a n c e _ C u s t L e d g E n t r y H d r F o o t e r > - 
-                     < E n t r i e s E x i s t s l _ C u s t L e d g E n t r y F o o t e r C a p t i o n   E l e m e n t T y p e = " C o l u m n "   E l e m e n t I d = " 1 1 7 7 0 6 9 2 3 2 "   D a t a T y p e = " B o o l e a n " > E n t r i e s E x i s t s l _ C u s t L e d g E n t r y F o o t e r C a p t i o n < / E n t r i e s E x i s t s l _ C u s t L e d g E n t r y F o o t e r C a p t i o n > - 
-                     < T o t a l _ C a p t i o n   E l e m e n t T y p e = " C o l u m n "   E l e m e n t I d = " 6 1 1 5 9 7 6 3 4 "   D a t a T y p e = " L a b e l " > T o t a l _ C a p t i o n < / T o t a l _ C a p t i o n > +                 < C u s t L e d g E n t r y F o o t e r > + 
+                     < C u r r e n c y C o d e 3 _ C u s t L e d g E n t r y F o o t e r > C u r r e n c y C o d e 3 _ C u s t L e d g E n t r y F o o t e r < / C u r r e n c y C o d e 3 _ C u s t L e d g E n t r y F o o t e r > + 
+                     < C u s t B a l a n c e _ C u s t L e d g E n t r y H d r F o o t e r > C u s t B a l a n c e _ C u s t L e d g E n t r y H d r F o o t e r < / C u s t B a l a n c e _ C u s t L e d g E n t r y H d r F o o t e r > + 
+                     < E n t r i e s E x i s t s l _ C u s t L e d g E n t r y F o o t e r C a p t i o n > E n t r i e s E x i s t s l _ C u s t L e d g E n t r y F o o t e r C a p t i o n < / E n t r i e s E x i s t s l _ C u s t L e d g E n t r y F o o t e r C a p t i o n > + 
+                     < T o t a l _ C a p t i o n > T o t a l _ C a p t i o n < / T o t a l _ C a p t i o n >   
                  < / C u s t L e d g E n t r y F o o t e r >   
-                 < O v e r d u e V i s i b l e   E l e m e n t T y p e = " D a t a I t e m "   E l e m e n t I d = " 1 4 2 6 6 4 4 0 8 7 " > - 
-                     < C u r r e n c y C o d e 3 _ C u s t L e d g E n t r y 2   E l e m e n t T y p e = " C o l u m n "   E l e m e n t I d = " 1 4 9 4 2 9 8 6 2 2 "   D a t a T y p e = " C o d e " > C u r r e n c y C o d e 3 _ C u s t L e d g E n t r y 2 < / C u r r e n c y C o d e 3 _ C u s t L e d g E n t r y 2 > - 
-                     < D e s c _ C u s t L e d g E n t r y 2 C a p t i o n 2   E l e m e n t T y p e = " C o l u m n "   E l e m e n t I d = " 1 9 5 4 6 4 5 1 6 2 "   D a t a T y p e = " S t r i n g " > D e s c _ C u s t L e d g E n t r y 2 C a p t i o n 2 < / D e s c _ C u s t L e d g E n t r y 2 C a p t i o n 2 > - 
-                     < D o c N o _ D t l d C u s t L e d g E n t r i e s C a p t i o n 2   E l e m e n t T y p e = " C o l u m n "   E l e m e n t I d = " 1 0 9 6 5 7 7 3 7 8 "   D a t a T y p e = " S t r i n g " > D o c N o _ D t l d C u s t L e d g E n t r i e s C a p t i o n 2 < / D o c N o _ D t l d C u s t L e d g E n t r i e s C a p t i o n 2 > - 
-                     < D u e D a t e _ C u s t L e d g E n t r y 2 C a p t i o n 2   E l e m e n t T y p e = " C o l u m n "   E l e m e n t I d = " 9 0 1 1 8 8 6 8 5 "   D a t a T y p e = " L a b e l " > D u e D a t e _ C u s t L e d g E n t r y 2 C a p t i o n 2 < / D u e D a t e _ C u s t L e d g E n t r y 2 C a p t i o n 2 > - 
-                     < O r i g i n a l A m t _ C u s t L e d g E n t r y 2 C a p t i o n 2   E l e m e n t T y p e = " C o l u m n "   E l e m e n t I d = " 1 6 4 9 8 2 3 4 6 6 "   D a t a T y p e = " S t r i n g " > O r i g i n a l A m t _ C u s t L e d g E n t r y 2 C a p t i o n 2 < / O r i g i n a l A m t _ C u s t L e d g E n t r y 2 C a p t i o n 2 > - 
-                     < O v e r D u e E n t r i e s   E l e m e n t T y p e = " C o l u m n "   E l e m e n t I d = " 2 3 9 2 5 5 2 1 3 "   D a t a T y p e = " S t r i n g " > O v e r D u e E n t r i e s < / O v e r D u e E n t r i e s > - 
-                     < P o s t D a t e _ D t l d C u s t L e d g E n t r i e s C a p t i o n 2   E l e m e n t T y p e = " C o l u m n "   E l e m e n t I d = " 7 1 5 0 7 2 1 9 7 "   D a t a T y p e = " L a b e l " > P o s t D a t e _ D t l d C u s t L e d g E n t r i e s C a p t i o n 2 < / P o s t D a t e _ D t l d C u s t L e d g E n t r i e s C a p t i o n 2 > - 
-                     < R e m a i n A m t C u s t L e d g E n t r y 2 C a p t i o n 2   E l e m e n t T y p e = " C o l u m n "   E l e m e n t I d = " 5 0 5 0 3 3 9 6 0 "   D a t a T y p e = " S t r i n g " > R e m a i n A m t C u s t L e d g E n t r y 2 C a p t i o n 2 < / R e m a i n A m t C u s t L e d g E n t r y 2 C a p t i o n 2 > - 
-                     < T o t a l _ C a p t i o n 3   E l e m e n t T y p e = " C o l u m n "   E l e m e n t I d = " 4 3 8 5 6 6 3 5 7 "   D a t a T y p e = " L a b e l " > T o t a l _ C a p t i o n 3 < / T o t a l _ C a p t i o n 3 > - 
-                     < C u s t L e d g E n t r y 2   E l e m e n t T y p e = " D a t a I t e m "   E l e m e n t I d = " 1 3 7 2 6 3 7 0 0 8 " > - 
-                         < C u r r C o d e _ C u s t L e d g E n t r y 2   E l e m e n t T y p e = " C o l u m n "   E l e m e n t I d = " 1 5 8 9 5 4 6 2 6 8 "   D a t a T y p e = " C o d e " > C u r r C o d e _ C u s t L e d g E n t r y 2 < / C u r r C o d e _ C u s t L e d g E n t r y 2 > - 
-                         < C u r r e n c y 2 C o d e _ C u s t L e d g E n t r y 2   E l e m e n t T y p e = " C o l u m n "   E l e m e n t I d = " 1 4 2 6 8 6 9 3 0 3 "   D a t a T y p e = " C o d e " > C u r r e n c y 2 C o d e _ C u s t L e d g E n t r y 2 < / C u r r e n c y 2 C o d e _ C u s t L e d g E n t r y 2 > - 
-                         < C u s t N o _ C u s t L e d g E n t r y 2   E l e m e n t T y p e = " C o l u m n "   E l e m e n t I d = " 1 3 5 3 0 8 9 7 4 5 "   D a t a T y p e = " C o d e " > C u s t N o _ C u s t L e d g E n t r y 2 < / C u s t N o _ C u s t L e d g E n t r y 2 > - 
-                         < D e s c _ C u s t L e d g E n t r y 2   E l e m e n t T y p e = " C o l u m n "   E l e m e n t I d = " 4 0 4 4 4 3 7 9 8 "   D a t a T y p e = " T e x t " > D e s c _ C u s t L e d g E n t r y 2 < / D e s c _ C u s t L e d g E n t r y 2 > - 
-                         < D o c N o _ C u s t L e d g E n t r y 2   E l e m e n t T y p e = " C o l u m n "   E l e m e n t I d = " 5 1 0 9 1 4 9 4 "   D a t a T y p e = " C o d e " > D o c N o _ C u s t L e d g E n t r y 2 < / D o c N o _ C u s t L e d g E n t r y 2 > - 
-                         < D u e D a t e _ C u s t L e d g E n t r y 2   E l e m e n t T y p e = " C o l u m n "   E l e m e n t I d = " 1 6 3 5 3 6 3 6 4 7 "   D a t a T y p e = " S t r i n g " > D u e D a t e _ C u s t L e d g E n t r y 2 < / D u e D a t e _ C u s t L e d g E n t r y 2 > - 
-                         < O r i g i n a l A m t _ C u s t L e d g E n t r y 2   E l e m e n t T y p e = " C o l u m n "   E l e m e n t I d = " 6 5 4 0 4 5 0 9 8 "   D a t a T y p e = " D e c i m a l " > O r i g i n a l A m t _ C u s t L e d g E n t r y 2 < / O r i g i n a l A m t _ C u s t L e d g E n t r y 2 > - 
-                         < P o s t D a t e _ C u s t L e d g E n t r y 2   E l e m e n t T y p e = " C o l u m n "   E l e m e n t I d = " 1 8 1 7 1 9 2 0 4 3 "   D a t a T y p e = " S t r i n g " > P o s t D a t e _ C u s t L e d g E n t r y 2 < / P o s t D a t e _ C u s t L e d g E n t r y 2 > - 
-                         < P r i n t E n t r i e s D u e   E l e m e n t T y p e = " C o l u m n "   E l e m e n t I d = " 6 9 3 7 0 0 1 2 6 "   D a t a T y p e = " B o o l e a n " > P r i n t E n t r i e s D u e < / P r i n t E n t r i e s D u e > - 
-                         < R e m a i n A m t _ C u s t L e d g E n t r y 2   E l e m e n t T y p e = " C o l u m n "   E l e m e n t I d = " 7 5 6 3 4 5 4 1 3 "   D a t a T y p e = " D e c i m a l " > R e m a i n A m t _ C u s t L e d g E n t r y 2 < / R e m a i n A m t _ C u s t L e d g E n t r y 2 > - 
-                         < Y o u r R e f e r e n c e _ C u s t L e d g E n t r y 2   E l e m e n t T y p e = " C o l u m n "   E l e m e n t I d = " 2 0 5 5 4 0 4 3 9 5 "   D a t a T y p e = " T e x t " > Y o u r R e f e r e n c e _ C u s t L e d g E n t r y 2 < / Y o u r R e f e r e n c e _ C u s t L e d g E n t r y 2 > +                 < O v e r d u e V i s i b l e > + 
+                     < C u r r e n c y C o d e 3 _ C u s t L e d g E n t r y 2 > C u r r e n c y C o d e 3 _ C u s t L e d g E n t r y 2 < / C u r r e n c y C o d e 3 _ C u s t L e d g E n t r y 2 > + 
+                     < D e s c _ C u s t L e d g E n t r y 2 C a p t i o n 2 > D e s c _ C u s t L e d g E n t r y 2 C a p t i o n 2 < / D e s c _ C u s t L e d g E n t r y 2 C a p t i o n 2 > + 
+                     < D o c N o _ D t l d C u s t L e d g E n t r i e s C a p t i o n 2 > D o c N o _ D t l d C u s t L e d g E n t r i e s C a p t i o n 2 < / D o c N o _ D t l d C u s t L e d g E n t r i e s C a p t i o n 2 > + 
+                     < D u e D a t e _ C u s t L e d g E n t r y 2 C a p t i o n 2 > D u e D a t e _ C u s t L e d g E n t r y 2 C a p t i o n 2 < / D u e D a t e _ C u s t L e d g E n t r y 2 C a p t i o n 2 > + 
+                     < O r i g i n a l A m t _ C u s t L e d g E n t r y 2 C a p t i o n 2 > O r i g i n a l A m t _ C u s t L e d g E n t r y 2 C a p t i o n 2 < / O r i g i n a l A m t _ C u s t L e d g E n t r y 2 C a p t i o n 2 > + 
+                     < O v e r D u e E n t r i e s > O v e r D u e E n t r i e s < / O v e r D u e E n t r i e s > + 
+                     < P o s t D a t e _ D t l d C u s t L e d g E n t r i e s C a p t i o n 2 > P o s t D a t e _ D t l d C u s t L e d g E n t r i e s C a p t i o n 2 < / P o s t D a t e _ D t l d C u s t L e d g E n t r i e s C a p t i o n 2 > + 
+                     < R e m a i n A m t C u s t L e d g E n t r y 2 C a p t i o n 2 > R e m a i n A m t C u s t L e d g E n t r y 2 C a p t i o n 2 < / R e m a i n A m t C u s t L e d g E n t r y 2 C a p t i o n 2 > + 
+                     < T o t a l _ C a p t i o n 3 > T o t a l _ C a p t i o n 3 < / T o t a l _ C a p t i o n 3 > + 
+                     < C u s t L e d g E n t r y 2 > + 
+                         < C u r r C o d e _ C u s t L e d g E n t r y 2 > C u r r C o d e _ C u s t L e d g E n t r y 2 < / C u r r C o d e _ C u s t L e d g E n t r y 2 > + 
+                         < C u r r e n c y 2 C o d e _ C u s t L e d g E n t r y 2 > C u r r e n c y 2 C o d e _ C u s t L e d g E n t r y 2 < / C u r r e n c y 2 C o d e _ C u s t L e d g E n t r y 2 > + 
+                         < C u s t N o _ C u s t L e d g E n t r y 2 > C u s t N o _ C u s t L e d g E n t r y 2 < / C u s t N o _ C u s t L e d g E n t r y 2 > + 
+                         < D e s c _ C u s t L e d g E n t r y 2 > D e s c _ C u s t L e d g E n t r y 2 < / D e s c _ C u s t L e d g E n t r y 2 > + 
+                         < D o c N o _ C u s t L e d g E n t r y 2 > D o c N o _ C u s t L e d g E n t r y 2 < / D o c N o _ C u s t L e d g E n t r y 2 > + 
+                         < D u e D a t e _ C u s t L e d g E n t r y 2 > D u e D a t e _ C u s t L e d g E n t r y 2 < / D u e D a t e _ C u s t L e d g E n t r y 2 > + 
+                         < O r i g i n a l A m t _ C u s t L e d g E n t r y 2 > O r i g i n a l A m t _ C u s t L e d g E n t r y 2 < / O r i g i n a l A m t _ C u s t L e d g E n t r y 2 > + 
+                         < P o s t D a t e _ C u s t L e d g E n t r y 2 > P o s t D a t e _ C u s t L e d g E n t r y 2 < / P o s t D a t e _ C u s t L e d g E n t r y 2 > + 
+                         < P r i n t E n t r i e s D u e > P r i n t E n t r i e s D u e < / P r i n t E n t r i e s D u e > + 
+                         < R e m a i n A m t _ C u s t L e d g E n t r y 2 > R e m a i n A m t _ C u s t L e d g E n t r y 2 < / R e m a i n A m t _ C u s t L e d g E n t r y 2 > + 
+                         < Y o u r R e f e r e n c e _ C u s t L e d g E n t r y 2 > Y o u r R e f e r e n c e _ C u s t L e d g E n t r y 2 < / Y o u r R e f e r e n c e _ C u s t L e d g E n t r y 2 >   
                      < / C u s t L e d g E n t r y 2 >   
-                     < O v e r d u e E n t r y F o o d e r   E l e m e n t T y p e = " D a t a I t e m "   E l e m e n t I d = " 1 6 5 9 2 3 5 9 3 4 " > - 
-                         < O v e r d u e B a l a n c e   E l e m e n t T y p e = " C o l u m n "   E l e m e n t I d = " 1 1 8 6 1 4 8 4 3 9 "   D a t a T y p e = " D e c i m a l " > O v e r d u e B a l a n c e < / O v e r d u e B a l a n c e > +                     < O v e r d u e E n t r y F o o d e r > + 
+                         < O v e r d u e B a l a n c e > O v e r d u e B a l a n c e < / O v e r d u e B a l a n c e >   
                      < / O v e r d u e E n t r y F o o d e r >   
@@ -3241,51 +2971,51 @@
  
              < / C u r r e n c y L o o p >   
-             < A g i n g B a n d V i s i b l e   E l e m e n t T y p e = " D a t a I t e m "   E l e m e n t I d = " 1 9 4 1 7 6 5 1 4 0 " > - 
-                 < A g i n g C u s t L e d g E n t r y   E l e m e n t T y p e = " D a t a I t e m "   E l e m e n t I d = " 7 0 4 1 6 5 1 3 2 "   / > - 
-                 < A g i n g B a n d L o o p   E l e m e n t T y p e = " D a t a I t e m "   E l e m e n t I d = " 1 5 2 9 3 9 4 0 2 2 " > - 
-                     < A g i n g B a n d B u f C o l 1 A m t   E l e m e n t T y p e = " C o l u m n "   E l e m e n t I d = " 1 9 4 8 7 4 9 4 5 4 "   D a t a T y p e = " D e c i m a l " > A g i n g B a n d B u f C o l 1 A m t < / A g i n g B a n d B u f C o l 1 A m t > - 
-                     < A g i n g B a n d B u f C o l 2 A m t   E l e m e n t T y p e = " C o l u m n "   E l e m e n t I d = " 1 9 5 6 4 3 5 6 1 5 "   D a t a T y p e = " D e c i m a l " > A g i n g B a n d B u f C o l 2 A m t < / A g i n g B a n d B u f C o l 2 A m t > - 
-                     < A g i n g B a n d B u f C o l 3 A m t   E l e m e n t T y p e = " C o l u m n "   E l e m e n t I d = " 9 7 5 6 7 9 1 5 2 "   D a t a T y p e = " D e c i m a l " > A g i n g B a n d B u f C o l 3 A m t < / A g i n g B a n d B u f C o l 3 A m t > - 
-                     < A g i n g B a n d B u f C o l 4 A m t   E l e m e n t T y p e = " C o l u m n "   E l e m e n t I d = " 1 2 3 5 5 5 5 7 0 5 "   D a t a T y p e = " D e c i m a l " > A g i n g B a n d B u f C o l 4 A m t < / A g i n g B a n d B u f C o l 4 A m t > - 
-                     < A g i n g B a n d B u f C o l 5 A m t   E l e m e n t T y p e = " C o l u m n "   E l e m e n t I d = " 4 2 4 7 8 1 3 0 2 "   D a t a T y p e = " D e c i m a l " > A g i n g B a n d B u f C o l 5 A m t < / A g i n g B a n d B u f C o l 5 A m t > - 
-                     < A g i n g B a n d C u r r e n c y C o d e   E l e m e n t T y p e = " C o l u m n "   E l e m e n t I d = " 1 3 1 1 1 3 8 9 6 8 "   D a t a T y p e = " C o d e " > A g i n g B a n d C u r r e n c y C o d e < / A g i n g B a n d C u r r e n c y C o d e > - 
-                     < A g i n g B a n d E n d i n g D a t e   E l e m e n t T y p e = " C o l u m n "   E l e m e n t I d = " 1 3 9 0 8 7 6 8 7 "   D a t a T y p e = " S t r i n g " > A g i n g B a n d E n d i n g D a t e < / A g i n g B a n d E n d i n g D a t e > - 
-                     < A g i n g D a t e 1   E l e m e n t T y p e = " C o l u m n "   E l e m e n t I d = " 4 7 9 6 0 6 2 6 6 "   D a t a T y p e = " S t r i n g " > A g i n g D a t e 1 < / A g i n g D a t e 1 > - 
-                     < A g i n g D a t e 2   E l e m e n t T y p e = " C o l u m n "   E l e m e n t I d = " 1 1 1 7 3 0 2 8 8 3 "   D a t a T y p e = " S t r i n g " > A g i n g D a t e 2 < / A g i n g D a t e 2 > - 
-                     < A g i n g D a t e 2 1   E l e m e n t T y p e = " C o l u m n "   E l e m e n t I d = " 3 1 3 5 0 1 0 6 8 "   D a t a T y p e = " S t r i n g " > A g i n g D a t e 2 1 < / A g i n g D a t e 2 1 > - 
-                     < A g i n g D a t e 3   E l e m e n t T y p e = " C o l u m n "   E l e m e n t I d = " 1 7 5 4 9 9 9 5 0 0 "   D a t a T y p e = " S t r i n g " > A g i n g D a t e 3 < / A g i n g D a t e 3 > - 
-                     < A g i n g D a t e 3 1   E l e m e n t T y p e = " C o l u m n "   E l e m e n t I d = " 1 9 1 4 0 6 0 5 3 1 "   D a t a T y p e = " S t r i n g " > A g i n g D a t e 3 1 < / A g i n g D a t e 3 1 > - 
-                     < A g i n g D a t e 4   E l e m e n t T y p e = " C o l u m n "   E l e m e n t I d = " 1 9 0 2 2 7 1 1 7 9 "   D a t a T y p e = " S t r i n g " > A g i n g D a t e 4 < / A g i n g D a t e 4 > - 
-                     < A g i n g D a t e 4 1   E l e m e n t T y p e = " C o l u m n "   E l e m e n t I d = " 8 4 9 7 6 9 6 1 0 "   D a t a T y p e = " S t r i n g " > A g i n g D a t e 4 1 < / A g i n g D a t e 4 1 > - 
-                     < A g i n g D a t e 5   E l e m e n t T y p e = " C o l u m n "   E l e m e n t I d = " 1 2 6 4 5 7 4 5 6 2 "   D a t a T y p e = " S t r i n g " > A g i n g D a t e 5 < / A g i n g D a t e 5 > - 
-                     < A g i n g D a t e H e a d e r 1   E l e m e n t T y p e = " C o l u m n "   E l e m e n t I d = " 2 8 6 3 5 0 7 5 9 "   D a t a T y p e = " T e x t " > A g i n g D a t e H e a d e r 1 < / A g i n g D a t e H e a d e r 1 > - 
-                     < A g i n g D a t e H e a d e r 2   E l e m e n t T y p e = " C o l u m n "   E l e m e n t I d = " 3 5 1 3 4 5 8 5 8 "   D a t a T y p e = " T e x t " > A g i n g D a t e H e a d e r 2 < / A g i n g D a t e H e a d e r 2 > - 
-                     < A g i n g D a t e H e a d e r 3   E l e m e n t T y p e = " C o l u m n "   E l e m e n t I d = " 9 8 9 0 4 2 4 7 5 "   D a t a T y p e = " T e x t " > A g i n g D a t e H e a d e r 3 < / A g i n g D a t e H e a d e r 3 > - 
-                     < A g i n g D a t e H e a d e r 4   E l e m e n t T y p e = " C o l u m n "   E l e m e n t I d = " 1 6 2 6 7 3 9 0 9 2 "   D a t a T y p e = " T e x t " > A g i n g D a t e H e a d e r 4 < / A g i n g D a t e H e a d e r 4 > - 
-                     < b e f o r e C a p t i o n   E l e m e n t T y p e = " C o l u m n "   E l e m e n t I d = " 1 0 1 3 0 1 9 7 1 8 "   D a t a T y p e = " L a b e l " > b e f o r e C a p t i o n < / b e f o r e C a p t i o n > +             < A g i n g B a n d V i s i b l e > + 
+                 < A g i n g C u s t L e d g E n t r y / > + 
+                 < A g i n g B a n d L o o p > + 
+                     < A g i n g B a n d B u f C o l 1 A m t > A g i n g B a n d B u f C o l 1 A m t < / A g i n g B a n d B u f C o l 1 A m t > + 
+                     < A g i n g B a n d B u f C o l 2 A m t > A g i n g B a n d B u f C o l 2 A m t < / A g i n g B a n d B u f C o l 2 A m t > + 
+                     < A g i n g B a n d B u f C o l 3 A m t > A g i n g B a n d B u f C o l 3 A m t < / A g i n g B a n d B u f C o l 3 A m t > + 
+                     < A g i n g B a n d B u f C o l 4 A m t > A g i n g B a n d B u f C o l 4 A m t < / A g i n g B a n d B u f C o l 4 A m t > + 
+                     < A g i n g B a n d B u f C o l 5 A m t > A g i n g B a n d B u f C o l 5 A m t < / A g i n g B a n d B u f C o l 5 A m t > + 
+                     < A g i n g B a n d C u r r e n c y C o d e > A g i n g B a n d C u r r e n c y C o d e < / A g i n g B a n d C u r r e n c y C o d e > + 
+                     < A g i n g B a n d E n d i n g D a t e > A g i n g B a n d E n d i n g D a t e < / A g i n g B a n d E n d i n g D a t e > + 
+                     < A g i n g D a t e 1 > A g i n g D a t e 1 < / A g i n g D a t e 1 > + 
+                     < A g i n g D a t e 2 > A g i n g D a t e 2 < / A g i n g D a t e 2 > + 
+                     < A g i n g D a t e 2 1 > A g i n g D a t e 2 1 < / A g i n g D a t e 2 1 > + 
+                     < A g i n g D a t e 3 > A g i n g D a t e 3 < / A g i n g D a t e 3 > + 
+                     < A g i n g D a t e 3 1 > A g i n g D a t e 3 1 < / A g i n g D a t e 3 1 > + 
+                     < A g i n g D a t e 4 > A g i n g D a t e 4 < / A g i n g D a t e 4 > + 
+                     < A g i n g D a t e 4 1 > A g i n g D a t e 4 1 < / A g i n g D a t e 4 1 > + 
+                     < A g i n g D a t e 5 > A g i n g D a t e 5 < / A g i n g D a t e 5 > + 
+                     < A g i n g D a t e H e a d e r 1 > A g i n g D a t e H e a d e r 1 < / A g i n g D a t e H e a d e r 1 > + 
+                     < A g i n g D a t e H e a d e r 2 > A g i n g D a t e H e a d e r 2 < / A g i n g D a t e H e a d e r 2 > + 
+                     < A g i n g D a t e H e a d e r 3 > A g i n g D a t e H e a d e r 3 < / A g i n g D a t e H e a d e r 3 > + 
+                     < A g i n g D a t e H e a d e r 4 > A g i n g D a t e H e a d e r 4 < / A g i n g D a t e H e a d e r 4 > + 
+                     < b e f o r e C a p t i o n > b e f o r e C a p t i o n < / b e f o r e C a p t i o n >   
                  < / A g i n g B a n d L o o p >   
@@ -3293,13 +3023,13 @@
  
          < / I n t e g e r >   
-         < L e t t e r T e x t   E l e m e n t T y p e = " D a t a I t e m "   E l e m e n t I d = " 1 5 1 0 3 5 3 8 3 4 " > - 
-             < B o d y T e x t   E l e m e n t T y p e = " C o l u m n "   E l e m e n t I d = " 1 4 9 7 5 9 8 0 8 "   D a t a T y p e = " L a b e l " > B o d y T e x t < / B o d y T e x t > - 
-             < C l o s i n g T e x t   E l e m e n t T y p e = " C o l u m n "   E l e m e n t I d = " 5 1 2 1 3 5 9 0 9 "   D a t a T y p e = " L a b e l " > C l o s i n g T e x t < / C l o s i n g T e x t > - 
-             < G r e e t i n g T e x t   E l e m e n t T y p e = " C o l u m n "   E l e m e n t I d = " 1 1 7 5 2 7 9 2 8 9 "   D a t a T y p e = " L a b e l " > G r e e t i n g T e x t < / G r e e t i n g T e x t > +         < L e t t e r T e x t > + 
+             < B o d y T e x t > B o d y T e x t < / B o d y T e x t > + 
+             < C l o s i n g T e x t > C l o s i n g T e x t < / C l o s i n g T e x t > + 
+             < G r e e t i n g T e x t > G r e e t i n g T e x t < / G r e e t i n g T e x t >   
          < / L e t t e r T e x t >   
@@ -3313,17 +3043,17 @@
 </file>
 
 <file path=customXml/itemProps1.xml><?xml version="1.0" encoding="utf-8"?>
-<ds:datastoreItem xmlns:ds="http://schemas.openxmlformats.org/officeDocument/2006/customXml" ds:itemID="{C17B48C6-CF44-4F96-9D3F-7C644756953C}">
+<ds:datastoreItem xmlns:ds="http://schemas.openxmlformats.org/officeDocument/2006/customXml" ds:itemID="{09FBF188-3A34-443D-B207-14E59D1CCC4D}">
   <ds:schemaRefs>
-    <ds:schemaRef ds:uri="urn:microsoft-dynamics-nav/reports/Standard_Statement/1316/"/>
+    <ds:schemaRef ds:uri="urn:microsoft-dynamics-businesscentral/internal/extended/reports/Standard_Statement/1316/"/>
   </ds:schemaRefs>
 </ds:datastoreItem>
 </file>
 
 <file path=customXml/itemProps2.xml><?xml version="1.0" encoding="utf-8"?>
-<ds:datastoreItem xmlns:ds="http://schemas.openxmlformats.org/officeDocument/2006/customXml" ds:itemID="{09FBF188-3A34-443D-B207-14E59D1CCC4D}">
+<ds:datastoreItem xmlns:ds="http://schemas.openxmlformats.org/officeDocument/2006/customXml" ds:itemID="{C17B48C6-CF44-4F96-9D3F-7C644756953C}">
   <ds:schemaRefs>
-    <ds:schemaRef ds:uri="urn:microsoft-dynamics-businesscentral/internal/extended/reports/Standard_Statement/1316/"/>
+    <ds:schemaRef ds:uri="urn:microsoft-dynamics-nav/reports/Standard_Statement/1316/"/>
   </ds:schemaRefs>
 </ds:datastoreItem>
 </file>

--- a/src/Layers/W1/BaseApp/Sales/Customer/StandardCustomerStatementEmailBody.docx
+++ b/src/Layers/W1/BaseApp/Sales/Customer/StandardCustomerStatementEmailBody.docx
@@ -39,12 +39,12 @@
         <w:tblStyle w:val="BCBlockTable"/>
         <w:tblW w:w="5000" w:type="pct"/>
         <w:tblBorders>
-          <w:top w:val="none" w:sz="0" w:space="0" w:color="auto"/>
-          <w:left w:val="none" w:sz="0" w:space="0" w:color="auto"/>
-          <w:bottom w:val="none" w:sz="0" w:space="0" w:color="auto"/>
-          <w:right w:val="none" w:sz="0" w:space="0" w:color="auto"/>
-          <w:insideH w:val="none" w:sz="0" w:space="0" w:color="auto"/>
-          <w:insideV w:val="none" w:sz="0" w:space="0" w:color="auto"/>
+          <w:top w:val="none" w:color="auto" w:sz="0" w:space="0"/>
+          <w:left w:val="none" w:color="auto" w:sz="0" w:space="0"/>
+          <w:bottom w:val="none" w:color="auto" w:sz="0" w:space="0"/>
+          <w:right w:val="none" w:color="auto" w:sz="0" w:space="0"/>
+          <w:insideH w:val="none" w:color="auto" w:sz="0" w:space="0"/>
+          <w:insideV w:val="none" w:color="auto" w:sz="0" w:space="0"/>
         </w:tblBorders>
         <w:tblCellMar>
           <w:left w:w="0" w:type="dxa"/>
@@ -271,7 +271,7 @@
         <w:tblStyle w:val="BCBlockTable"/>
         <w:tblW w:w="5000" w:type="pct"/>
         <w:tblBorders>
-          <w:bottom w:val="single" w:sz="4" w:space="0" w:color="auto"/>
+          <w:bottom w:val="single" w:color="auto" w:sz="4" w:space="0"/>
         </w:tblBorders>
         <w:tblLook w:val="0620" w:firstRow="1" w:lastRow="0" w:firstColumn="0" w:lastColumn="0" w:noHBand="1" w:noVBand="1"/>
         <w:tblCaption w:val="Table 2"/>
@@ -2306,7 +2306,9 @@
 </we:webextension>
 </file>
 
-<file path=customXml/item1.xml>��< ? x m l   v e r s i o n = " 1 . 0 "   e n c o d i n g = " u t f - 1 6 " ? > < N a v W o r d R e p o r t X m l P a r t   x m l n s = " u r n : m i c r o s o f t - d y n a m i c s - b u s i n e s s c e n t r a l / i n t e r n a l / e x t e n d e d / r e p o r t s / S t a n d a r d _ S t a t e m e n t / 1 3 1 6 / " > +<file path=customXml/item1.xml>��< ? x m l   v e r s i o n = " 1 . 0 "   e n c o d i n g = " u t f - 1 6 " ? > + 
+ < N a v W o r d R e p o r t X m l P a r t   x m l n s = " u r n : m i c r o s o f t - d y n a m i c s - b u s i n e s s c e n t r a l / i n t e r n a l / e x t e n d e d / r e p o r t s / S t a n d a r d _ S t a t e m e n t / 1 3 1 6 / " >   
      < B C R e p o r t I n f o r m a t i o n >   
@@ -2370,9 +2372,239 @@
  
          < / R e p o r t R e q u e s t >   
+         < C o m p a n y M e t a d a t a > + 
+             < C o m p a n y N a m e > C o m p a n y   N a m e < / C o m p a n y N a m e > + 
+             < C o m p a n y D i s p l a y N a m e > C o m p a n y   D i s p l a y   N a m e < / C o m p a n y D i s p l a y N a m e > + 
+             < C o m p a n y A d d r e s s L i n e s > + 
+                 < C o m p a n y A d d r e s s L i n e > C o m p a n y   A d d r e s s   L i n e   1 < / C o m p a n y A d d r e s s L i n e > + 
+                 < C o m p a n y A d d r e s s L i n e > C o m p a n y   A d d r e s s   L i n e   2 < / C o m p a n y A d d r e s s L i n e > + 
+                 < C o m p a n y A d d r e s s L i n e > C o m p a n y   A d d r e s s   L i n e   3 < / C o m p a n y A d d r e s s L i n e > + 
+                 < C o m p a n y A d d r e s s L i n e > C o m p a n y   A d d r e s s   L i n e   4 < / C o m p a n y A d d r e s s L i n e > + 
+                 < C o m p a n y A d d r e s s L i n e > C o m p a n y   A d d r e s s   L i n e   5 < / C o m p a n y A d d r e s s L i n e > + 
+                 < C o m p a n y A d d r e s s L i n e > C o m p a n y   A d d r e s s   L i n e   6 < / C o m p a n y A d d r e s s L i n e > + 
+                 < C o m p a n y A d d r e s s L i n e > C o m p a n y   A d d r e s s   L i n e   7 < / C o m p a n y A d d r e s s L i n e > + 
+                 < C o m p a n y A d d r e s s L i n e > C o m p a n y   A d d r e s s   L i n e   8 < / C o m p a n y A d d r e s s L i n e > + 
+             < / C o m p a n y A d d r e s s L i n e s > + 
+             < C o m p a n y P h o n e > C o m p a n y   P h o n e < / C o m p a n y P h o n e > + 
+             < C o m p a n y P h o n e C a p t i o n > C o m p a n y   P h o n e   C a p t i o n < / C o m p a n y P h o n e C a p t i o n > + 
+             < C o m p a n y F a x N o > C o m p a n y   F a x   N o . < / C o m p a n y F a x N o > + 
+             < C o m p a n y F a x N o C a p t i o n > C o m p a n y   F a x   N o .   C a p t i o n < / C o m p a n y F a x N o C a p t i o n > + 
+             < C o m p a n y E m a i l > C o m p a n y   E m a i l < / C o m p a n y E m a i l > + 
+             < C o m p a n y E m a i l C a p t i o n > C o m p a n y   E m a i l   C a p t i o n < / C o m p a n y E m a i l C a p t i o n > + 
+             < C o m p a n y H o m e P a g e > C o m p a n y   H o m e   P a g e < / C o m p a n y H o m e P a g e > + 
+             < C o m p a n y H o m e P a g e C a p t i o n > C o m p a n y   H o m e   P a g e   C a p t i o n < / C o m p a n y H o m e P a g e C a p t i o n > + 
+             < C o m p a n y L o g o > C o m p a n y   L o g o < / C o m p a n y L o g o > + 
+             < C o m p a n y V A T R e g i s t r a t i o n N o > C o m p a n y   V A T   R e g i s t r a t i o n   N o . < / C o m p a n y V A T R e g i s t r a t i o n N o > + 
+             < C o m p a n y V A T R e g i s t r a t i o n N o C a p t i o n > C o m p a n y   V A T   R e g i s t r a t i o n   N o .   C a p t i o n < / C o m p a n y V A T R e g i s t r a t i o n N o C a p t i o n > + 
+             < C o m p a n y R e g i s t r a t i o n N o > C o m p a n y   R e g i s t r a t i o n   N o . < / C o m p a n y R e g i s t r a t i o n N o > + 
+             < C o m p a n y R e g i s t r a t i o n N o C a p t i o n > C o m p a n y   R e g i s t r a t i o n   N o .   C a p t i o n < / C o m p a n y R e g i s t r a t i o n N o C a p t i o n > + 
+             < C o m p a n y B a n k N a m e > C o m p a n y   B a n k   N a m e < / C o m p a n y B a n k N a m e > + 
+             < C o m p a n y B a n k N a m e C a p t i o n > C o m p a n y   B a n k   N a m e   C a p t i o n < / C o m p a n y B a n k N a m e C a p t i o n > + 
+             < C o m p a n y B a n k A c c o u n t N o > C o m p a n y   B a n k   A c c o u n t   N o . < / C o m p a n y B a n k A c c o u n t N o > + 
+             < C o m p a n y B a n k A c c o u n t N o C a p t i o n > C o m p a n y   B a n k   A c c o u n t   N o .   C a p t i o n < / C o m p a n y B a n k A c c o u n t N o C a p t i o n > + 
+             < C o m p a n y B a n k B r a n c h N o > C o m p a n y   B a n k   B r a n c h   N o . < / C o m p a n y B a n k B r a n c h N o > + 
+             < C o m p a n y B a n k B r a n c h N o C a p t i o n > C o m p a n y   B a n k   B r a n c h   N o .   C a p t i o n < / C o m p a n y B a n k B r a n c h N o C a p t i o n > + 
+             < C o m p a n y I B A N > C o m p a n y   I B A N < / C o m p a n y I B A N > + 
+             < C o m p a n y I B A N C a p t i o n > C o m p a n y   I B A N   C a p t i o n < / C o m p a n y I B A N C a p t i o n > + 
+             < C o m p a n y B a n k S W I F T > C o m p a n y   B a n k   S W I F T < / C o m p a n y B a n k S W I F T > + 
+             < C o m p a n y B a n k S W I F T C a p t i o n > C o m p a n y   B a n k   S W I F T   C a p t i o n < / C o m p a n y B a n k S W I F T C a p t i o n > + 
+             < C o m p a n y G i r o N o > C o m p a n y   G i r o   N o . < / C o m p a n y G i r o N o > + 
+             < C o m p a n y G i r o N o C a p t i o n > C o m p a n y   G i r o   N o .   C a p t i o n < / C o m p a n y G i r o N o C a p t i o n > + 
+         < / C o m p a n y M e t a d a t a > + 
      < / B C R e p o r t I n f o r m a t i o n >   
-     < T o o l t i p s / > +     < T o o l t i p s > + 
+         < T o o l t i p   c o l u m n = " N o _ C u s t "   E l e m e n t I d = " 6 0 3 9 7 0 8 4 6 " > + 
+             < T o o l t i p T e x t   l a n g = " e n - U S " > S p e c i f i e s   t h e   n u m b e r   o f   t h e   c u s t o m e r .   T h e   f i e l d   i s   e i t h e r   f i l l e d   a u t o m a t i c a l l y   f r o m   a   d e f i n e d   n u m b e r   s e r i e s ,   o r   y o u   e n t e r   t h e   n u m b e r   m a n u a l l y   b e c a u s e   y o u   h a v e   e n a b l e d   m a n u a l   n u m b e r   e n t r y   i n   t h e   n u m b e r - s e r i e s   s e t u p . < / T o o l t i p T e x t > + 
+         < / T o o l t i p > + 
+         < T o o l t i p   c o l u m n = " C o m p a n y P i c t u r e "   E l e m e n t I d = " 1 3 9 7 4 1 1 0 7 4 " > + 
+             < T o o l t i p T e x t   l a n g = " e n - U S " > S p e c i f i e s   t h e   p i c t u r e   t h a t   h a s   b e e n   s e t   u p   f o r   t h e   c o m p a n y ,   s u c h   a s   a   c o m p a n y   l o g o . < / T o o l t i p T e x t > + 
+         < / T o o l t i p > + 
+         < T o o l t i p   c o l u m n = " C o m p a n y I n f o 1 P i c t u r e "   E l e m e n t I d = " 1 0 1 8 2 0 6 5 0 3 " > + 
+             < T o o l t i p T e x t   l a n g = " e n - U S " > S p e c i f i e s   t h e   p i c t u r e   t h a t   h a s   b e e n   s e t   u p   f o r   t h e   c o m p a n y ,   s u c h   a s   a   c o m p a n y   l o g o . < / T o o l t i p T e x t > + 
+         < / T o o l t i p > + 
+         < T o o l t i p   c o l u m n = " C o m p a n y I n f o 2 P i c t u r e "   E l e m e n t I d = " 9 8 9 6 7 0 4 7 4 " > + 
+             < T o o l t i p T e x t   l a n g = " e n - U S " > S p e c i f i e s   t h e   p i c t u r e   t h a t   h a s   b e e n   s e t   u p   f o r   t h e   c o m p a n y ,   s u c h   a s   a   c o m p a n y   l o g o . < / T o o l t i p T e x t > + 
+         < / T o o l t i p > + 
+         < T o o l t i p   c o l u m n = " C o m p a n y I n f o 3 P i c t u r e "   E l e m e n t I d = " 5 7 9 7 0 4 0 5 9 " > + 
+             < T o o l t i p T e x t   l a n g = " e n - U S " > S p e c i f i e s   t h e   p i c t u r e   t h a t   h a s   b e e n   s e t   u p   f o r   t h e   c o m p a n y ,   s u c h   a s   a   c o m p a n y   l o g o . < / T o o l t i p T e x t > + 
+         < / T o o l t i p > + 
+         < T o o l t i p   c o l u m n = " P h o n e N o _ C o m p a n y I n f o "   E l e m e n t I d = " 1 6 0 6 4 2 8 3 9 4 " > + 
+             < T o o l t i p T e x t   l a n g = " e n - U S " > S p e c i f i e s   t h e   c o m p a n y ' s   t e l e p h o n e   n u m b e r . < / T o o l t i p T e x t > + 
+         < / T o o l t i p > + 
+         < T o o l t i p   c o l u m n = " C o m p a n y I n f o E m a i l "   E l e m e n t I d = " 9 1 4 8 1 2 2 4 0 " > + 
+             < T o o l t i p T e x t   l a n g = " e n - U S " > S p e c i f i e s   t h e   c o m p a n y ' s   e m a i l   a d d r e s s . < / T o o l t i p T e x t > + 
+         < / T o o l t i p > + 
+         < T o o l t i p   c o l u m n = " C o m p a n y I n f o H o m e P a g e "   E l e m e n t I d = " 1 5 3 0 3 1 7 4 4 0 " > + 
+             < T o o l t i p T e x t   l a n g = " e n - U S " > S p e c i f i e s   y o u r   c o m p a n y ' s   w e b   s i t e . < / T o o l t i p T e x t > + 
+         < / T o o l t i p > + 
+         < T o o l t i p   c o l u m n = " V A T R e g N o _ C o m p a n y I n f o "   E l e m e n t I d = " 9 4 4 0 2 9 3 7 7 " > + 
+             < T o o l t i p T e x t   l a n g = " e n - U S " > S p e c i f i e s   t h e   c o m p a n y ' s   V A T   r e g i s t r a t i o n   n u m b e r . < / T o o l t i p T e x t > + 
+         < / T o o l t i p > + 
+         < T o o l t i p   c o l u m n = " G i r o N o _ C o m p a n y I n f o "   E l e m e n t I d = " 5 6 5 4 8 5 5 1 9 " > + 
+             < T o o l t i p T e x t   l a n g = " e n - U S " > S p e c i f i e s   t h e   c o m p a n y ' s   g i r o   n u m b e r . < / T o o l t i p T e x t > + 
+         < / T o o l t i p > + 
+         < T o o l t i p   c o l u m n = " B a n k N a m e _ C o m p a n y I n f o "   E l e m e n t I d = " 1 9 1 7 2 0 2 0 4 2 " > + 
+             < T o o l t i p T e x t   l a n g = " e n - U S " > S p e c i f i e s   t h e   n a m e   o f   t h e   b a n k   t h e   c o m p a n y   u s e s . < / T o o l t i p T e x t > + 
+         < / T o o l t i p > + 
+         < T o o l t i p   c o l u m n = " B a n k A c c N o _ C o m p a n y I n f o "   E l e m e n t I d = " 8 6 4 5 4 5 9 0 7 " > + 
+             < T o o l t i p T e x t   l a n g = " e n - U S " > S p e c i f i e s   t h e   c o m p a n y ' s   b a n k   a c c o u n t   n u m b e r . < / T o o l t i p T e x t > + 
+         < / T o o l t i p > + 
+         < T o o l t i p   c o l u m n = " N o 1 _ C u s t "   E l e m e n t I d = " 9 1 2 7 7 0 5 0 9 " > + 
+             < T o o l t i p T e x t   l a n g = " e n - U S " > S p e c i f i e s   t h e   n u m b e r   o f   t h e   c u s t o m e r .   T h e   f i e l d   i s   e i t h e r   f i l l e d   a u t o m a t i c a l l y   f r o m   a   d e f i n e d   n u m b e r   s e r i e s ,   o r   y o u   e n t e r   t h e   n u m b e r   m a n u a l l y   b e c a u s e   y o u   h a v e   e n a b l e d   m a n u a l   n u m b e r   e n t r y   i n   t h e   n u m b e r - s e r i e s   s e t u p . < / T o o l t i p T e x t > + 
+         < / T o o l t i p > + 
+         < T o o l t i p   c o l u m n = " D o c N o _ D t l d C u s t L e d g E n t r i e s "   E l e m e n t I d = " 2 2 4 2 9 8 6 5 4 " > + 
+             < T o o l t i p T e x t   l a n g = " e n - U S " > S p e c i f i e s   t h e   d o c u m e n t   n u m b e r   o f   t h e   t r a n s a c t i o n   t h a t   c r e a t e d   t h e   e n t r y . < / T o o l t i p T e x t > + 
+         < / T o o l t i p > + 
+         < T o o l t i p   c o l u m n = " C u r r C o d e _ D t l d C u s t L e d g E n t r i e s "   E l e m e n t I d = " 3 2 7 0 9 9 9 8 4 " > + 
+             < T o o l t i p T e x t   l a n g = " e n - U S " > S p e c i f i e s   t h e   c o d e   f o r   t h e   c u r r e n c y   i f   t h e   a m o u n t   i s   i n   a   f o r e i g n   c u r r e n c y . < / T o o l t i p T e x t > + 
+         < / T o o l t i p > + 
+         < T o o l t i p   c o l u m n = " A m t _ D t l d C u s t L e d g E n t r i e s "   E l e m e n t I d = " 8 9 7 9 8 5 1 7 9 " > + 
+             < T o o l t i p T e x t   l a n g = " e n - U S " > S p e c i f i e s   t h e   a m o u n t   o f   t h e   d e t a i l e d   c u s t o m e r   l e d g e r   e n t r y . < / T o o l t i p T e x t > + 
+         < / T o o l t i p > + 
+         < T o o l t i p   c o l u m n = " C u r r e n c y 2 C o d e "   E l e m e n t I d = " 4 6 5 9 9 3 8 2 7 " > + 
+             < T o o l t i p T e x t   l a n g = " e n - U S " > S p e c i f i e s   a   c u r r e n c y   c o d e   t h a t   y o u   c a n   s e l e c t .   T h e   c o d e   m u s t   c o m p l y   w i t h   I S O   4 2 1 7 . < / T o o l t i p T e x t > + 
+         < / T o o l t i p > + 
+         < T o o l t i p   c o l u m n = " R e m a i n A m t _ C u s t L e d g E n t r y 2 "   E l e m e n t I d = " 7 5 6 3 4 5 4 1 3 " > + 
+             < T o o l t i p T e x t   l a n g = " e n - U S " > S p e c i f i e s   t h e   a m o u n t   t h a t   r e m a i n s   t o   b e   a p p l i e d   t o   b e f o r e   t h e   e n t r y   h a s   b e e n   c o m p l e t e l y   a p p l i e d . < / T o o l t i p T e x t > + 
+         < / T o o l t i p > + 
+         < T o o l t i p   c o l u m n = " D o c N o _ C u s t L e d g E n t r y 2 "   E l e m e n t I d = " 5 1 0 9 1 4 9 4 " > + 
+             < T o o l t i p T e x t   l a n g = " e n - U S " > S p e c i f i e s   t h e   e n t r y ' s   d o c u m e n t   n u m b e r . < / T o o l t i p T e x t > + 
+         < / T o o l t i p > + 
+         < T o o l t i p   c o l u m n = " D e s c _ C u s t L e d g E n t r y 2 "   E l e m e n t I d = " 4 0 4 4 4 3 7 9 8 " > + 
+             < T o o l t i p T e x t   l a n g = " e n - U S " > S p e c i f i e s   a   d e s c r i p t i o n   o f   t h e   c u s t o m e r   e n t r y . < / T o o l t i p T e x t > + 
+         < / T o o l t i p > + 
+         < T o o l t i p   c o l u m n = " Y o u r R e f e r e n c e _ C u s t L e d g E n t r y 2 "   E l e m e n t I d = " 2 0 5 5 4 0 4 3 9 5 " > + 
+             < T o o l t i p T e x t   l a n g = " e n - U S " > S p e c i f i e s   t h e   c u s t o m e r ' s   r e f e r e n c e . < / T o o l t i p T e x t > + 
+         < / T o o l t i p > + 
+         < T o o l t i p   c o l u m n = " O r i g i n a l A m t _ C u s t L e d g E n t r y 2 "   E l e m e n t I d = " 6 5 4 0 4 5 0 9 8 " > + 
+             < T o o l t i p T e x t   l a n g = " e n - U S " > S p e c i f i e s   t h e   a m o u n t   o f   t h e   o r i g i n a l   e n t r y . < / T o o l t i p T e x t > + 
+         < / T o o l t i p > + 
+         < T o o l t i p   c o l u m n = " C u r r C o d e _ C u s t L e d g E n t r y 2 "   E l e m e n t I d = " 1 5 8 9 5 4 6 2 6 8 " > + 
+             < T o o l t i p T e x t   l a n g = " e n - U S " > S p e c i f i e s   t h e   c u r r e n c y   c o d e   f o r   t h e   a m o u n t   o n   t h e   l i n e . < / T o o l t i p T e x t > + 
+         < / T o o l t i p > + 
+         < T o o l t i p   c o l u m n = " C u r r e n c y 2 C o d e _ C u s t L e d g E n t r y 2 "   E l e m e n t I d = " 1 4 2 6 8 6 9 3 0 3 " > + 
+             < T o o l t i p T e x t   l a n g = " e n - U S " > S p e c i f i e s   a   c u r r e n c y   c o d e   t h a t   y o u   c a n   s e l e c t .   T h e   c o d e   m u s t   c o m p l y   w i t h   I S O   4 2 1 7 . < / T o o l t i p T e x t > + 
+         < / T o o l t i p > + 
+         < T o o l t i p   c o l u m n = " C u s t N o _ C u s t L e d g E n t r y 2 "   E l e m e n t I d = " 1 3 5 3 0 8 9 7 4 5 " > + 
+             < T o o l t i p T e x t   l a n g = " e n - U S " > S p e c i f i e s   t h e   c u s t o m e r   a c c o u n t   n u m b e r   t h a t   t h e   e n t r y   i s   l i n k e d   t o . < / T o o l t i p T e x t > + 
+         < / T o o l t i p > + 
+     < / T o o l t i p s >   
      < C u s t o m e r   E l e m e n t T y p e = " D a t a I t e m "   E l e m e n t I d = " 1 5 2 5 1 9 1 9 9 " >   
@@ -2382,11 +2614,11 @@
  
              < B a n k A c c N o _ C o m p a n y I n f o   E l e m e n t T y p e = " C o l u m n "   E l e m e n t I d = " 8 6 4 5 4 5 9 0 7 "   D a t a T y p e = " T e x t " > B a n k A c c N o _ C o m p a n y I n f o < / B a n k A c c N o _ C o m p a n y I n f o >   
-             < B a n k A c c N o _ C o m p a n y I n f o C a p t i o n   E l e m e n t T y p e = " C o l u m n "   E l e m e n t I d = " 1 9 1 8 8 5 3 8 1 3 "   D a t a T y p e = " T e x t C o n s t " > B a n k A c c N o _ C o m p a n y I n f o C a p t i o n < / B a n k A c c N o _ C o m p a n y I n f o C a p t i o n > +             < B a n k A c c N o _ C o m p a n y I n f o C a p t i o n   E l e m e n t T y p e = " C o l u m n "   E l e m e n t I d = " 1 9 1 8 8 5 3 8 1 3 "   D a t a T y p e = " L a b e l " > B a n k A c c N o _ C o m p a n y I n f o C a p t i o n < / B a n k A c c N o _ C o m p a n y I n f o C a p t i o n >   
              < B a n k N a m e _ C o m p a n y I n f o   E l e m e n t T y p e = " C o l u m n "   E l e m e n t I d = " 1 9 1 7 2 0 2 0 4 2 "   D a t a T y p e = " T e x t " > B a n k N a m e _ C o m p a n y I n f o < / B a n k N a m e _ C o m p a n y I n f o >   
-             < B a n k N a m e _ C o m p a n y I n f o C a p t i o n   E l e m e n t T y p e = " C o l u m n "   E l e m e n t I d = " 1 6 0 4 3 0 7 5 8 8 "   D a t a T y p e = " T e x t C o n s t " > B a n k N a m e _ C o m p a n y I n f o C a p t i o n < / B a n k N a m e _ C o m p a n y I n f o C a p t i o n > +             < B a n k N a m e _ C o m p a n y I n f o C a p t i o n   E l e m e n t T y p e = " C o l u m n "   E l e m e n t I d = " 1 6 0 4 3 0 7 5 8 8 "   D a t a T y p e = " L a b e l " > B a n k N a m e _ C o m p a n y I n f o C a p t i o n < / B a n k N a m e _ C o m p a n y I n f o C a p t i o n >   
              < C o m p a n y A d d r 1   E l e m e n t T y p e = " C o l u m n "   E l e m e n t I d = " 8 8 5 0 9 6 1 0 4 "   D a t a T y p e = " T e x t " > C o m p a n y A d d r 1 < / C o m p a n y A d d r 1 >   
@@ -2404,27 +2636,27 @@
  
              < C o m p a n y A d d r 8   E l e m e n t T y p e = " C o l u m n "   E l e m e n t I d = " 1 0 5 4 0 0 5 1 2 7 "   D a t a T y p e = " T e x t " > C o m p a n y A d d r 8 < / C o m p a n y A d d r 8 >   
-             < C o m p a n y I n f o 1 P i c t u r e   E l e m e n t T y p e = " C o l u m n "   E l e m e n t I d = " 1 0 1 8 2 0 6 5 0 3 "   D a t a T y p e = " B L O B " / > - 
-             < C o m p a n y I n f o 2 P i c t u r e   E l e m e n t T y p e = " C o l u m n "   E l e m e n t I d = " 9 8 9 6 7 0 4 7 4 "   D a t a T y p e = " B L O B " / > - 
-             < C o m p a n y I n f o 3 P i c t u r e   E l e m e n t T y p e = " C o l u m n "   E l e m e n t I d = " 5 7 9 7 0 4 0 5 9 "   D a t a T y p e = " B L O B " / > +             < C o m p a n y I n f o 1 P i c t u r e   E l e m e n t T y p e = " C o l u m n "   E l e m e n t I d = " 1 0 1 8 2 0 6 5 0 3 "   D a t a T y p e = " B l o b "   / > + 
+             < C o m p a n y I n f o 2 P i c t u r e   E l e m e n t T y p e = " C o l u m n "   E l e m e n t I d = " 9 8 9 6 7 0 4 7 4 "   D a t a T y p e = " B l o b "   / > + 
+             < C o m p a n y I n f o 3 P i c t u r e   E l e m e n t T y p e = " C o l u m n "   E l e m e n t I d = " 5 7 9 7 0 4 0 5 9 "   D a t a T y p e = " B l o b "   / >   
              < C o m p a n y I n f o E m a i l   E l e m e n t T y p e = " C o l u m n "   E l e m e n t I d = " 9 1 4 8 1 2 2 4 0 "   D a t a T y p e = " T e x t " > C o m p a n y I n f o E m a i l < / C o m p a n y I n f o E m a i l >   
-             < C o m p a n y I n f o E m a i l C a p t i o n   E l e m e n t T y p e = " C o l u m n "   E l e m e n t I d = " 1 5 5 2 1 6 7 2 3 0 "   D a t a T y p e = " T e x t C o n s t " > C o m p a n y I n f o E m a i l C a p t i o n < / C o m p a n y I n f o E m a i l C a p t i o n > +             < C o m p a n y I n f o E m a i l C a p t i o n   E l e m e n t T y p e = " C o l u m n "   E l e m e n t I d = " 1 5 5 2 1 6 7 2 3 0 "   D a t a T y p e = " L a b e l " > C o m p a n y I n f o E m a i l C a p t i o n < / C o m p a n y I n f o E m a i l C a p t i o n >   
              < C o m p a n y I n f o H o m e P a g e   E l e m e n t T y p e = " C o l u m n "   E l e m e n t I d = " 1 5 3 0 3 1 7 4 4 0 "   D a t a T y p e = " T e x t " > C o m p a n y I n f o H o m e P a g e < / C o m p a n y I n f o H o m e P a g e >   
-             < C o m p a n y I n f o H o m e p a g e C a p t i o n   E l e m e n t T y p e = " C o l u m n "   E l e m e n t I d = " 1 5 2 9 8 2 3 8 6 "   D a t a T y p e = " T e x t C o n s t " > C o m p a n y I n f o H o m e p a g e C a p t i o n < / C o m p a n y I n f o H o m e p a g e C a p t i o n > +             < C o m p a n y I n f o H o m e p a g e C a p t i o n   E l e m e n t T y p e = " C o l u m n "   E l e m e n t I d = " 1 5 2 9 8 2 3 8 6 "   D a t a T y p e = " L a b e l " > C o m p a n y I n f o H o m e p a g e C a p t i o n < / C o m p a n y I n f o H o m e p a g e C a p t i o n >   
              < C o m p a n y L e g a l O f f i c e   E l e m e n t T y p e = " C o l u m n "   E l e m e n t I d = " 7 1 4 2 5 8 1 1 1 "   D a t a T y p e = " T e x t " > C o m p a n y L e g a l O f f i c e < / C o m p a n y L e g a l O f f i c e >   
              < C o m p a n y L e g a l O f f i c e _ L b l   E l e m e n t T y p e = " C o l u m n "   E l e m e n t I d = " 1 5 3 3 1 7 5 1 0 8 "   D a t a T y p e = " T e x t " > C o m p a n y L e g a l O f f i c e _ L b l < / C o m p a n y L e g a l O f f i c e _ L b l >   
-             < C o m p a n y P i c t u r e   E l e m e n t T y p e = " C o l u m n "   E l e m e n t I d = " 1 3 9 7 4 1 1 0 7 4 "   D a t a T y p e = " B L O B " / > - 
-             < C u r r R e p o r t P a g e N o C a p t i o n   E l e m e n t T y p e = " C o l u m n "   E l e m e n t I d = " 2 0 2 2 2 2 5 3 5 1 "   D a t a T y p e = " T e x t C o n s t " > C u r r R e p o r t P a g e N o C a p t i o n < / C u r r R e p o r t P a g e N o C a p t i o n > +             < C o m p a n y P i c t u r e   E l e m e n t T y p e = " C o l u m n "   E l e m e n t I d = " 1 3 9 7 4 1 1 0 7 4 "   D a t a T y p e = " B l o b "   / > + 
+             < C u r r R e p o r t P a g e N o C a p t i o n   E l e m e n t T y p e = " C o l u m n "   E l e m e n t I d = " 2 0 2 2 2 2 5 3 5 1 "   D a t a T y p e = " L a b e l " > C u r r R e p o r t P a g e N o C a p t i o n < / C u r r R e p o r t P a g e N o C a p t i o n >   
              < C u s t A d d r 1   E l e m e n t T y p e = " C o l u m n "   E l e m e n t I d = " 1 3 6 8 0 2 7 5 2 2 "   D a t a T y p e = " T e x t " > C u s t A d d r 1 < / C u s t A d d r 1 >   
@@ -2442,57 +2674,57 @@
  
              < C u s t A d d r 8   E l e m e n t T y p e = " C o l u m n "   E l e m e n t I d = " 1 5 3 6 9 3 6 5 4 5 "   D a t a T y p e = " T e x t " > C u s t A d d r 8 < / C u s t A d d r 8 >   
-             < C u s t B a l a n c e C a p t i o n   E l e m e n t T y p e = " C o l u m n "   E l e m e n t I d = " 6 0 8 6 6 1 8 8 4 "   D a t a T y p e = " T e x t C o n s t " > C u s t B a l a n c e C a p t i o n < / C u s t B a l a n c e C a p t i o n > +             < C u s t B a l a n c e C a p t i o n   E l e m e n t T y p e = " C o l u m n "   E l e m e n t I d = " 6 0 8 6 6 1 8 8 4 "   D a t a T y p e = " L a b e l " > C u s t B a l a n c e C a p t i o n < / C u s t B a l a n c e C a p t i o n >   
              < D e s c _ C u s t L e d g E n t r y 2 C a p t i o n   E l e m e n t T y p e = " C o l u m n "   E l e m e n t I d = " 1 8 7 4 4 3 7 6 7 2 "   D a t a T y p e = " S t r i n g " > D e s c _ C u s t L e d g E n t r y 2 C a p t i o n < / D e s c _ C u s t L e d g E n t r y 2 C a p t i o n >   
-             < D o c D a t e C a p t i o n   E l e m e n t T y p e = " C o l u m n "   E l e m e n t I d = " 1 1 5 7 6 2 1 5 3 7 "   D a t a T y p e = " T e x t C o n s t " > D o c D a t e C a p t i o n < / D o c D a t e C a p t i o n > +             < D o c D a t e C a p t i o n   E l e m e n t T y p e = " C o l u m n "   E l e m e n t I d = " 1 1 5 7 6 2 1 5 3 7 "   D a t a T y p e = " L a b e l " > D o c D a t e C a p t i o n < / D o c D a t e C a p t i o n >   
              < D o c N o _ D t l d C u s t L e d g E n t r i e s C a p t i o n   E l e m e n t T y p e = " C o l u m n "   E l e m e n t I d = " 6 0 1 5 1 5 5 5 6 "   D a t a T y p e = " S t r i n g " > D o c N o _ D t l d C u s t L e d g E n t r i e s C a p t i o n < / D o c N o _ D t l d C u s t L e d g E n t r i e s C a p t i o n >   
-             < D u e D a t e _ C u s t L e d g E n t r y 2 C a p t i o n   E l e m e n t T y p e = " C o l u m n "   E l e m e n t I d = " 8 1 9 2 8 5 8 5 "   D a t a T y p e = " T e x t C o n s t " > D u e D a t e _ C u s t L e d g E n t r y 2 C a p t i o n < / D u e D a t e _ C u s t L e d g E n t r y 2 C a p t i o n > +             < D u e D a t e _ C u s t L e d g E n t r y 2 C a p t i o n   E l e m e n t T y p e = " C o l u m n "   E l e m e n t I d = " 8 1 9 2 8 5 8 5 "   D a t a T y p e = " L a b e l " > D u e D a t e _ C u s t L e d g E n t r y 2 C a p t i o n < / D u e D a t e _ C u s t L e d g E n t r y 2 C a p t i o n >   
              < E n d D a t e   E l e m e n t T y p e = " C o l u m n "   E l e m e n t I d = " 1 3 0 2 0 8 2 6 1 0 "   D a t a T y p e = " S t r i n g " > E n d D a t e < / E n d D a t e >   
-             < E n d D a t e C a p t i o n   E l e m e n t T y p e = " C o l u m n "   E l e m e n t I d = " 1 3 5 3 1 9 2 8 0 "   D a t a T y p e = " T e x t C o n s t " > E n d D a t e C a p t i o n < / E n d D a t e C a p t i o n > +             < E n d D a t e C a p t i o n   E l e m e n t T y p e = " C o l u m n "   E l e m e n t I d = " 1 3 5 3 1 9 2 8 0 "   D a t a T y p e = " L a b e l " > E n d D a t e C a p t i o n < / E n d D a t e C a p t i o n >   
              < G i r o N o _ C o m p a n y I n f o   E l e m e n t T y p e = " C o l u m n "   E l e m e n t I d = " 5 6 5 4 8 5 5 1 9 "   D a t a T y p e = " T e x t " > G i r o N o _ C o m p a n y I n f o < / G i r o N o _ C o m p a n y I n f o >   
-             < G i r o N o _ C o m p a n y I n f o C a p t i o n   E l e m e n t T y p e = " C o l u m n "   E l e m e n t I d = " 1 6 5 8 5 3 3 3 6 9 "   D a t a T y p e = " T e x t C o n s t " > G i r o N o _ C o m p a n y I n f o C a p t i o n < / G i r o N o _ C o m p a n y I n f o C a p t i o n > +             < G i r o N o _ C o m p a n y I n f o C a p t i o n   E l e m e n t T y p e = " C o l u m n "   E l e m e n t I d = " 1 6 5 8 5 3 3 3 6 9 "   D a t a T y p e = " L a b e l " > G i r o N o _ C o m p a n y I n f o C a p t i o n < / G i r o N o _ C o m p a n y I n f o C a p t i o n >   
              < L a s t S t a t m n t N o _ C u s t   E l e m e n t T y p e = " C o l u m n "   E l e m e n t I d = " 1 3 8 8 0 8 0 0 2 9 "   D a t a T y p e = " S t r i n g " > L a s t S t a t m n t N o _ C u s t < / L a s t S t a t m n t N o _ C u s t >   
-             < L a s t S t a t m n t N o _ C u s t C a p t i o n   E l e m e n t T y p e = " C o l u m n "   E l e m e n t I d = " 8 9 2 5 6 7 8 3 5 "   D a t a T y p e = " T e x t C o n s t " > L a s t S t a t m n t N o _ C u s t C a p t i o n < / L a s t S t a t m n t N o _ C u s t C a p t i o n > +             < L a s t S t a t m n t N o _ C u s t C a p t i o n   E l e m e n t T y p e = " C o l u m n "   E l e m e n t I d = " 8 9 2 5 6 7 8 3 5 "   D a t a T y p e = " L a b e l " > L a s t S t a t m n t N o _ C u s t C a p t i o n < / L a s t S t a t m n t N o _ C u s t C a p t i o n >   
              < N o 1 _ C u s t   E l e m e n t T y p e = " C o l u m n "   E l e m e n t I d = " 9 1 2 7 7 0 5 0 9 "   D a t a T y p e = " C o d e " > N o 1 _ C u s t < / N o 1 _ C u s t >   
-             < N o 1 _ C u s t C a p t i o n   E l e m e n t T y p e = " C o l u m n "   E l e m e n t I d = " 1 6 6 1 8 9 3 3 9 7 "   D a t a T y p e = " T e x t C o n s t " > N o 1 _ C u s t C a p t i o n < / N o 1 _ C u s t C a p t i o n > +             < N o 1 _ C u s t C a p t i o n   E l e m e n t T y p e = " C o l u m n "   E l e m e n t I d = " 1 6 6 1 8 9 3 3 9 7 "   D a t a T y p e = " L a b e l " > N o 1 _ C u s t C a p t i o n < / N o 1 _ C u s t C a p t i o n >   
              < O r i g i n a l A m t _ C u s t L e d g E n t r y 2 C a p t i o n   E l e m e n t T y p e = " C o l u m n "   E l e m e n t I d = " 8 4 8 8 4 4 3 9 2 "   D a t a T y p e = " S t r i n g " > O r i g i n a l A m t _ C u s t L e d g E n t r y 2 C a p t i o n < / O r i g i n a l A m t _ C u s t L e d g E n t r y 2 C a p t i o n >   
              < P h o n e N o _ C o m p a n y I n f o   E l e m e n t T y p e = " C o l u m n "   E l e m e n t I d = " 1 6 0 6 4 2 8 3 9 4 "   D a t a T y p e = " T e x t " > P h o n e N o _ C o m p a n y I n f o < / P h o n e N o _ C o m p a n y I n f o >   
-             < P h o n e N o _ C o m p a n y I n f o C a p t i o n   E l e m e n t T y p e = " C o l u m n "   E l e m e n t I d = " 1 8 7 6 0 4 7 7 0 4 "   D a t a T y p e = " T e x t C o n s t " > P h o n e N o _ C o m p a n y I n f o C a p t i o n < / P h o n e N o _ C o m p a n y I n f o C a p t i o n > - 
-             < P o s t D a t e _ D t l d C u s t L e d g E n t r i e s C a p t i o n   E l e m e n t T y p e = " C o l u m n "   E l e m e n t I d = " 1 0 3 3 1 2 5 4 2 5 "   D a t a T y p e = " T e x t C o n s t " > P o s t D a t e _ D t l d C u s t L e d g E n t r i e s C a p t i o n < / P o s t D a t e _ D t l d C u s t L e d g E n t r i e s C a p t i o n > +             < P h o n e N o _ C o m p a n y I n f o C a p t i o n   E l e m e n t T y p e = " C o l u m n "   E l e m e n t I d = " 1 8 7 6 0 4 7 7 0 4 "   D a t a T y p e = " L a b e l " > P h o n e N o _ C o m p a n y I n f o C a p t i o n < / P h o n e N o _ C o m p a n y I n f o C a p t i o n > + 
+             < P o s t D a t e _ D t l d C u s t L e d g E n t r i e s C a p t i o n   E l e m e n t T y p e = " C o l u m n "   E l e m e n t I d = " 1 0 3 3 1 2 5 4 2 5 "   D a t a T y p e = " L a b e l " > P o s t D a t e _ D t l d C u s t L e d g E n t r i e s C a p t i o n < / P o s t D a t e _ D t l d C u s t L e d g E n t r i e s C a p t i o n >   
              < R e m a i n A m t C u s t L e d g E n t r y 2 C a p t i o n   E l e m e n t T y p e = " C o l u m n "   E l e m e n t I d = " 1 6 3 2 7 0 6 4 0 6 "   D a t a T y p e = " S t r i n g " > R e m a i n A m t C u s t L e d g E n t r y 2 C a p t i o n < / R e m a i n A m t C u s t L e d g E n t r y 2 C a p t i o n >   
              < S t a r t D a t e   E l e m e n t T y p e = " C o l u m n "   E l e m e n t I d = " 1 4 5 7 6 6 9 4 1 7 "   D a t a T y p e = " S t r i n g " > S t a r t D a t e < / S t a r t D a t e >   
-             < S t a r t D a t e C a p t i o n   E l e m e n t T y p e = " C o l u m n "   E l e m e n t I d = " 1 9 8 0 7 4 5 8 7 1 "   D a t a T y p e = " T e x t C o n s t " > S t a r t D a t e C a p t i o n < / S t a r t D a t e C a p t i o n > - 
-             < S t a t e m e n t C a p t i o n   E l e m e n t T y p e = " C o l u m n "   E l e m e n t I d = " 2 3 9 3 8 2 "   D a t a T y p e = " T e x t C o n s t " > S t a t e m e n t C a p t i o n < / S t a t e m e n t C a p t i o n > +             < S t a r t D a t e C a p t i o n   E l e m e n t T y p e = " C o l u m n "   E l e m e n t I d = " 1 9 8 0 7 4 5 8 7 1 "   D a t a T y p e = " L a b e l " > S t a r t D a t e C a p t i o n < / S t a r t D a t e C a p t i o n > + 
+             < S t a t e m e n t C a p t i o n   E l e m e n t T y p e = " C o l u m n "   E l e m e n t I d = " 2 3 9 3 8 2 "   D a t a T y p e = " L a b e l " > S t a t e m e n t C a p t i o n < / S t a t e m e n t C a p t i o n >   
              < T o d a y F o r m a t t e d   E l e m e n t T y p e = " C o l u m n "   E l e m e n t I d = " 2 7 0 4 5 1 4 0 "   D a t a T y p e = " S t r i n g " > T o d a y F o r m a t t e d < / T o d a y F o r m a t t e d >   
              < V A T R e g N o _ C o m p a n y I n f o   E l e m e n t T y p e = " C o l u m n "   E l e m e n t I d = " 9 4 4 0 2 9 3 7 7 "   D a t a T y p e = " T e x t " > V A T R e g N o _ C o m p a n y I n f o < / V A T R e g N o _ C o m p a n y I n f o >   
-             < V A T R e g N o _ C o m p a n y I n f o C a p t i o n   E l e m e n t T y p e = " C o l u m n "   E l e m e n t I d = " 1 1 9 3 2 7 6 3 7 5 "   D a t a T y p e = " T e x t C o n s t " > V A T R e g N o _ C o m p a n y I n f o C a p t i o n < / V A T R e g N o _ C o m p a n y I n f o C a p t i o n > +             < V A T R e g N o _ C o m p a n y I n f o C a p t i o n   E l e m e n t T y p e = " C o l u m n "   E l e m e n t I d = " 1 1 9 3 2 7 6 3 7 5 "   D a t a T y p e = " L a b e l " > V A T R e g N o _ C o m p a n y I n f o C a p t i o n < / V A T R e g N o _ C o m p a n y I n f o C a p t i o n >   
              < C u r r e n c y L o o p   E l e m e n t T y p e = " D a t a I t e m "   E l e m e n t I d = " 1 3 0 4 5 2 2 1 9 8 " >   
-                 < T o t a l _ C a p t i o n 2   E l e m e n t T y p e = " C o l u m n "   E l e m e n t I d = " 1 9 9 1 3 0 2 6 0 "   D a t a T y p e = " T e x t C o n s t " > T o t a l _ C a p t i o n 2 < / T o t a l _ C a p t i o n 2 > +                 < T o t a l _ C a p t i o n 2   E l e m e n t T y p e = " C o l u m n "   E l e m e n t I d = " 1 9 9 1 3 0 2 6 0 "   D a t a T y p e = " L a b e l " > T o t a l _ C a p t i o n 2 < / T o t a l _ C a p t i o n 2 >   
                  < C u s t L e d g E n t r y H d r   E l e m e n t T y p e = " D a t a I t e m "   E l e m e n t I d = " 9 4 2 7 0 7 9 3 2 " >   
@@ -2546,7 +2778,7 @@
  
                      < E n t r i e s E x i s t s l _ C u s t L e d g E n t r y F o o t e r C a p t i o n   E l e m e n t T y p e = " C o l u m n "   E l e m e n t I d = " 1 1 7 7 0 6 9 2 3 2 "   D a t a T y p e = " B o o l e a n " > E n t r i e s E x i s t s l _ C u s t L e d g E n t r y F o o t e r C a p t i o n < / E n t r i e s E x i s t s l _ C u s t L e d g E n t r y F o o t e r C a p t i o n >   
-                     < T o t a l _ C a p t i o n   E l e m e n t T y p e = " C o l u m n "   E l e m e n t I d = " 6 1 1 5 9 7 6 3 4 "   D a t a T y p e = " T e x t C o n s t " > T o t a l _ C a p t i o n < / T o t a l _ C a p t i o n > +                     < T o t a l _ C a p t i o n   E l e m e n t T y p e = " C o l u m n "   E l e m e n t I d = " 6 1 1 5 9 7 6 3 4 "   D a t a T y p e = " L a b e l " > T o t a l _ C a p t i o n < / T o t a l _ C a p t i o n >   
                  < / C u s t L e d g E n t r y F o o t e r >   
@@ -2558,17 +2790,17 @@
  
                      < D o c N o _ D t l d C u s t L e d g E n t r i e s C a p t i o n 2   E l e m e n t T y p e = " C o l u m n "   E l e m e n t I d = " 1 0 9 6 5 7 7 3 7 8 "   D a t a T y p e = " S t r i n g " > D o c N o _ D t l d C u s t L e d g E n t r i e s C a p t i o n 2 < / D o c N o _ D t l d C u s t L e d g E n t r i e s C a p t i o n 2 >   
-                     < D u e D a t e _ C u s t L e d g E n t r y 2 C a p t i o n 2   E l e m e n t T y p e = " C o l u m n "   E l e m e n t I d = " 9 0 1 1 8 8 6 8 5 "   D a t a T y p e = " T e x t C o n s t " > D u e D a t e _ C u s t L e d g E n t r y 2 C a p t i o n 2 < / D u e D a t e _ C u s t L e d g E n t r y 2 C a p t i o n 2 > +                     < D u e D a t e _ C u s t L e d g E n t r y 2 C a p t i o n 2   E l e m e n t T y p e = " C o l u m n "   E l e m e n t I d = " 9 0 1 1 8 8 6 8 5 "   D a t a T y p e = " L a b e l " > D u e D a t e _ C u s t L e d g E n t r y 2 C a p t i o n 2 < / D u e D a t e _ C u s t L e d g E n t r y 2 C a p t i o n 2 >   
                      < O r i g i n a l A m t _ C u s t L e d g E n t r y 2 C a p t i o n 2   E l e m e n t T y p e = " C o l u m n "   E l e m e n t I d = " 1 6 4 9 8 2 3 4 6 6 "   D a t a T y p e = " S t r i n g " > O r i g i n a l A m t _ C u s t L e d g E n t r y 2 C a p t i o n 2 < / O r i g i n a l A m t _ C u s t L e d g E n t r y 2 C a p t i o n 2 >   
                      < O v e r D u e E n t r i e s   E l e m e n t T y p e = " C o l u m n "   E l e m e n t I d = " 2 3 9 2 5 5 2 1 3 "   D a t a T y p e = " S t r i n g " > O v e r D u e E n t r i e s < / O v e r D u e E n t r i e s >   
-                     < P o s t D a t e _ D t l d C u s t L e d g E n t r i e s C a p t i o n 2   E l e m e n t T y p e = " C o l u m n "   E l e m e n t I d = " 7 1 5 0 7 2 1 9 7 "   D a t a T y p e = " T e x t C o n s t " > P o s t D a t e _ D t l d C u s t L e d g E n t r i e s C a p t i o n 2 < / P o s t D a t e _ D t l d C u s t L e d g E n t r i e s C a p t i o n 2 > +                     < P o s t D a t e _ D t l d C u s t L e d g E n t r i e s C a p t i o n 2   E l e m e n t T y p e = " C o l u m n "   E l e m e n t I d = " 7 1 5 0 7 2 1 9 7 "   D a t a T y p e = " L a b e l " > P o s t D a t e _ D t l d C u s t L e d g E n t r i e s C a p t i o n 2 < / P o s t D a t e _ D t l d C u s t L e d g E n t r i e s C a p t i o n 2 >   
                      < R e m a i n A m t C u s t L e d g E n t r y 2 C a p t i o n 2   E l e m e n t T y p e = " C o l u m n "   E l e m e n t I d = " 5 0 5 0 3 3 9 6 0 "   D a t a T y p e = " S t r i n g " > R e m a i n A m t C u s t L e d g E n t r y 2 C a p t i o n 2 < / R e m a i n A m t C u s t L e d g E n t r y 2 C a p t i o n 2 >   
-                     < T o t a l _ C a p t i o n 3   E l e m e n t T y p e = " C o l u m n "   E l e m e n t I d = " 4 3 8 5 6 6 3 5 7 "   D a t a T y p e = " T e x t C o n s t " > T o t a l _ C a p t i o n 3 < / T o t a l _ C a p t i o n 3 > +                     < T o t a l _ C a p t i o n 3   E l e m e n t T y p e = " C o l u m n "   E l e m e n t I d = " 4 3 8 5 6 6 3 5 7 "   D a t a T y p e = " L a b e l " > T o t a l _ C a p t i o n 3 < / T o t a l _ C a p t i o n 3 >   
                      < C u s t L e d g E n t r y 2   E l e m e n t T y p e = " D a t a I t e m "   E l e m e n t I d = " 1 3 7 2 6 3 7 0 0 8 " >   
@@ -2608,7 +2840,7 @@
  
              < A g i n g B a n d V i s i b l e   E l e m e n t T y p e = " D a t a I t e m "   E l e m e n t I d = " 1 9 4 1 7 6 5 1 4 0 " >   
-                 < A g i n g C u s t L e d g E n t r y   E l e m e n t T y p e = " D a t a I t e m "   E l e m e n t I d = " 7 0 4 1 6 5 1 3 2 " / > +                 < A g i n g C u s t L e d g E n t r y   E l e m e n t T y p e = " D a t a I t e m "   E l e m e n t I d = " 7 0 4 1 6 5 1 3 2 "   / >   
                  < A g i n g B a n d L o o p   E l e m e n t T y p e = " D a t a I t e m "   E l e m e n t I d = " 1 5 2 9 3 9 4 0 2 2 " >   
@@ -2650,7 +2882,7 @@
  
                      < A g i n g D a t e H e a d e r 4   E l e m e n t T y p e = " C o l u m n "   E l e m e n t I d = " 1 6 2 6 7 3 9 0 9 2 "   D a t a T y p e = " T e x t " > A g i n g D a t e H e a d e r 4 < / A g i n g D a t e H e a d e r 4 >   
-                     < b e f o r e C a p t i o n   E l e m e n t T y p e = " C o l u m n "   E l e m e n t I d = " 1 0 1 3 0 1 9 7 1 8 "   D a t a T y p e = " T e x t C o n s t " > b e f o r e C a p t i o n < / b e f o r e C a p t i o n > +                     < b e f o r e C a p t i o n   E l e m e n t T y p e = " C o l u m n "   E l e m e n t I d = " 1 0 1 3 0 1 9 7 1 8 "   D a t a T y p e = " L a b e l " > b e f o r e C a p t i o n < / b e f o r e C a p t i o n >   
                  < / A g i n g B a n d L o o p >   
@@ -2660,11 +2892,11 @@
  
          < L e t t e r T e x t   E l e m e n t T y p e = " D a t a I t e m "   E l e m e n t I d = " 1 5 1 0 3 5 3 8 3 4 " >   
-             < B o d y T e x t   E l e m e n t T y p e = " C o l u m n "   E l e m e n t I d = " 1 4 9 7 5 9 8 0 8 "   D a t a T y p e = " T e x t C o n s t " > B o d y T e x t < / B o d y T e x t > - 
-             < C l o s i n g T e x t   E l e m e n t T y p e = " C o l u m n "   E l e m e n t I d = " 5 1 2 1 3 5 9 0 9 "   D a t a T y p e = " T e x t C o n s t " > C l o s i n g T e x t < / C l o s i n g T e x t > - 
-             < G r e e t i n g T e x t   E l e m e n t T y p e = " C o l u m n "   E l e m e n t I d = " 1 1 7 5 2 7 9 2 8 9 "   D a t a T y p e = " T e x t C o n s t " > G r e e t i n g T e x t < / G r e e t i n g T e x t > +             < B o d y T e x t   E l e m e n t T y p e = " C o l u m n "   E l e m e n t I d = " 1 4 9 7 5 9 8 0 8 "   D a t a T y p e = " L a b e l " > B o d y T e x t < / B o d y T e x t > + 
+             < C l o s i n g T e x t   E l e m e n t T y p e = " C o l u m n "   E l e m e n t I d = " 5 1 2 1 3 5 9 0 9 "   D a t a T y p e = " L a b e l " > C l o s i n g T e x t < / C l o s i n g T e x t > + 
+             < G r e e t i n g T e x t   E l e m e n t T y p e = " C o l u m n "   E l e m e n t I d = " 1 1 7 5 2 7 9 2 8 9 "   D a t a T y p e = " L a b e l " > G r e e t i n g T e x t < / G r e e t i n g T e x t >   
          < / L e t t e r T e x t >   
@@ -2673,7 +2905,9 @@
  < / N a v W o r d R e p o r t X m l P a r t > 
 </file>
 
-<file path=customXml/item2.xml>��< ? x m l   v e r s i o n = " 1 . 0 "   e n c o d i n g = " u t f - 1 6 " ? > < N a v W o r d R e p o r t X m l P a r t   x m l n s = " u r n : m i c r o s o f t - d y n a m i c s - n a v / r e p o r t s / S t a n d a r d _ S t a t e m e n t / 1 3 1 6 / " > +<file path=customXml/item2.xml>��< ? x m l   v e r s i o n = " 1 . 0 "   e n c o d i n g = " u t f - 1 6 " ? > + 
+ < N a v W o r d R e p o r t X m l P a r t   x m l n s = " u r n : m i c r o s o f t - d y n a m i c s - n a v / r e p o r t s / S t a n d a r d _ S t a t e m e n t / 1 3 1 6 / " >   
      < B C R e p o r t I n f o r m a t i o n >   
@@ -2737,6 +2971,84 @@
  
          < / R e p o r t R e q u e s t >   
+         < C o m p a n y M e t a d a t a > + 
+             < C o m p a n y N a m e > C o m p a n y   N a m e < / C o m p a n y N a m e > + 
+             < C o m p a n y D i s p l a y N a m e > C o m p a n y   D i s p l a y   N a m e < / C o m p a n y D i s p l a y N a m e > + 
+             < C o m p a n y A d d r e s s L i n e s > + 
+                 < C o m p a n y A d d r e s s L i n e > C o m p a n y   A d d r e s s   L i n e   1 < / C o m p a n y A d d r e s s L i n e > + 
+                 < C o m p a n y A d d r e s s L i n e > C o m p a n y   A d d r e s s   L i n e   2 < / C o m p a n y A d d r e s s L i n e > + 
+                 < C o m p a n y A d d r e s s L i n e > C o m p a n y   A d d r e s s   L i n e   3 < / C o m p a n y A d d r e s s L i n e > + 
+                 < C o m p a n y A d d r e s s L i n e > C o m p a n y   A d d r e s s   L i n e   4 < / C o m p a n y A d d r e s s L i n e > + 
+                 < C o m p a n y A d d r e s s L i n e > C o m p a n y   A d d r e s s   L i n e   5 < / C o m p a n y A d d r e s s L i n e > + 
+                 < C o m p a n y A d d r e s s L i n e > C o m p a n y   A d d r e s s   L i n e   6 < / C o m p a n y A d d r e s s L i n e > + 
+                 < C o m p a n y A d d r e s s L i n e > C o m p a n y   A d d r e s s   L i n e   7 < / C o m p a n y A d d r e s s L i n e > + 
+                 < C o m p a n y A d d r e s s L i n e > C o m p a n y   A d d r e s s   L i n e   8 < / C o m p a n y A d d r e s s L i n e > + 
+             < / C o m p a n y A d d r e s s L i n e s > + 
+             < C o m p a n y P h o n e > C o m p a n y   P h o n e < / C o m p a n y P h o n e > + 
+             < C o m p a n y P h o n e C a p t i o n > C o m p a n y   P h o n e   C a p t i o n < / C o m p a n y P h o n e C a p t i o n > + 
+             < C o m p a n y F a x N o > C o m p a n y   F a x   N o . < / C o m p a n y F a x N o > + 
+             < C o m p a n y F a x N o C a p t i o n > C o m p a n y   F a x   N o .   C a p t i o n < / C o m p a n y F a x N o C a p t i o n > + 
+             < C o m p a n y E m a i l > C o m p a n y   E m a i l < / C o m p a n y E m a i l > + 
+             < C o m p a n y E m a i l C a p t i o n > C o m p a n y   E m a i l   C a p t i o n < / C o m p a n y E m a i l C a p t i o n > + 
+             < C o m p a n y H o m e P a g e > C o m p a n y   H o m e   P a g e < / C o m p a n y H o m e P a g e > + 
+             < C o m p a n y H o m e P a g e C a p t i o n > C o m p a n y   H o m e   P a g e   C a p t i o n < / C o m p a n y H o m e P a g e C a p t i o n > + 
+             < C o m p a n y L o g o > C o m p a n y   L o g o < / C o m p a n y L o g o > + 
+             < C o m p a n y V A T R e g i s t r a t i o n N o > C o m p a n y   V A T   R e g i s t r a t i o n   N o . < / C o m p a n y V A T R e g i s t r a t i o n N o > + 
+             < C o m p a n y V A T R e g i s t r a t i o n N o C a p t i o n > C o m p a n y   V A T   R e g i s t r a t i o n   N o .   C a p t i o n < / C o m p a n y V A T R e g i s t r a t i o n N o C a p t i o n > + 
+             < C o m p a n y R e g i s t r a t i o n N o > C o m p a n y   R e g i s t r a t i o n   N o . < / C o m p a n y R e g i s t r a t i o n N o > + 
+             < C o m p a n y R e g i s t r a t i o n N o C a p t i o n > C o m p a n y   R e g i s t r a t i o n   N o .   C a p t i o n < / C o m p a n y R e g i s t r a t i o n N o C a p t i o n > + 
+             < C o m p a n y B a n k N a m e > C o m p a n y   B a n k   N a m e < / C o m p a n y B a n k N a m e > + 
+             < C o m p a n y B a n k N a m e C a p t i o n > C o m p a n y   B a n k   N a m e   C a p t i o n < / C o m p a n y B a n k N a m e C a p t i o n > + 
+             < C o m p a n y B a n k A c c o u n t N o > C o m p a n y   B a n k   A c c o u n t   N o . < / C o m p a n y B a n k A c c o u n t N o > + 
+             < C o m p a n y B a n k A c c o u n t N o C a p t i o n > C o m p a n y   B a n k   A c c o u n t   N o .   C a p t i o n < / C o m p a n y B a n k A c c o u n t N o C a p t i o n > + 
+             < C o m p a n y B a n k B r a n c h N o > C o m p a n y   B a n k   B r a n c h   N o . < / C o m p a n y B a n k B r a n c h N o > + 
+             < C o m p a n y B a n k B r a n c h N o C a p t i o n > C o m p a n y   B a n k   B r a n c h   N o .   C a p t i o n < / C o m p a n y B a n k B r a n c h N o C a p t i o n > + 
+             < C o m p a n y I B A N > C o m p a n y   I B A N < / C o m p a n y I B A N > + 
+             < C o m p a n y I B A N C a p t i o n > C o m p a n y   I B A N   C a p t i o n < / C o m p a n y I B A N C a p t i o n > + 
+             < C o m p a n y B a n k S W I F T > C o m p a n y   B a n k   S W I F T < / C o m p a n y B a n k S W I F T > + 
+             < C o m p a n y B a n k S W I F T C a p t i o n > C o m p a n y   B a n k   S W I F T   C a p t i o n < / C o m p a n y B a n k S W I F T C a p t i o n > + 
+             < C o m p a n y G i r o N o > C o m p a n y   G i r o   N o . < / C o m p a n y G i r o N o > + 
+             < C o m p a n y G i r o N o C a p t i o n > C o m p a n y   G i r o   N o .   C a p t i o n < / C o m p a n y G i r o N o C a p t i o n > + 
+         < / C o m p a n y M e t a d a t a > + 
      < / B C R e p o r t I n f o r m a t i o n >   
      < C u s t o m e r > @@ -2769,11 +3081,11 @@
  
              < C o m p a n y A d d r 8 > C o m p a n y A d d r 8 < / C o m p a n y A d d r 8 >   
-             < C o m p a n y I n f o 1 P i c t u r e / > - 
-             < C o m p a n y I n f o 2 P i c t u r e / > - 
-             < C o m p a n y I n f o 3 P i c t u r e / > +             < C o m p a n y I n f o 1 P i c t u r e   / > + 
+             < C o m p a n y I n f o 2 P i c t u r e   / > + 
+             < C o m p a n y I n f o 3 P i c t u r e   / >   
              < C o m p a n y I n f o E m a i l > C o m p a n y I n f o E m a i l < / C o m p a n y I n f o E m a i l >   
@@ -2787,7 +3099,7 @@
  
              < C o m p a n y L e g a l O f f i c e _ L b l > C o m p a n y L e g a l O f f i c e _ L b l < / C o m p a n y L e g a l O f f i c e _ L b l >   
-             < C o m p a n y P i c t u r e / > +             < C o m p a n y P i c t u r e   / >   
              < C u r r R e p o r t P a g e N o C a p t i o n > C u r r R e p o r t P a g e N o C a p t i o n < / C u r r R e p o r t P a g e N o C a p t i o n >   
@@ -2973,7 +3285,7 @@
  
              < A g i n g B a n d V i s i b l e >   
-                 < A g i n g C u s t L e d g E n t r y / > +                 < A g i n g C u s t L e d g E n t r y   / >   
                  < A g i n g B a n d L o o p >   

--- a/src/Layers/W1/BaseApp/Sales/Customer/StandardCustomerStatementEmailBody.docx
+++ b/src/Layers/W1/BaseApp/Sales/Customer/StandardCustomerStatementEmailBody.docx
@@ -2326,6 +2326,8 @@
  
              < R e p o r t N a m e > R e p o r t   N a m e < / R e p o r t N a m e >   
+             < R e p o r t C a p t i o n > R e p o r t   C a p t i o n < / R e p o r t C a p t i o n > + 
              < A b o u t T h i s R e p o r t T i t l e > A b o u t   T h i s   R e p o r t   T i t l e < / A b o u t T h i s R e p o r t T i t l e >   
              < A b o u t T h i s R e p o r t T e x t > A b o u t   T h i s   R e p o r t   T e x t < / A b o u t T h i s R e p o r t T e x t > @@ -2380,21 +2382,21 @@
  
              < C o m p a n y A d d r e s s L i n e s >   
-                 < C o m p a n y A d d r e s s L i n e > C o m p a n y   A d d r e s s   L i n e   1 < / C o m p a n y A d d r e s s L i n e > - 
-                 < C o m p a n y A d d r e s s L i n e > C o m p a n y   A d d r e s s   L i n e   2 < / C o m p a n y A d d r e s s L i n e > - 
-                 < C o m p a n y A d d r e s s L i n e > C o m p a n y   A d d r e s s   L i n e   3 < / C o m p a n y A d d r e s s L i n e > - 
-                 < C o m p a n y A d d r e s s L i n e > C o m p a n y   A d d r e s s   L i n e   4 < / C o m p a n y A d d r e s s L i n e > - 
-                 < C o m p a n y A d d r e s s L i n e > C o m p a n y   A d d r e s s   L i n e   5 < / C o m p a n y A d d r e s s L i n e > - 
-                 < C o m p a n y A d d r e s s L i n e > C o m p a n y   A d d r e s s   L i n e   6 < / C o m p a n y A d d r e s s L i n e > - 
-                 < C o m p a n y A d d r e s s L i n e > C o m p a n y   A d d r e s s   L i n e   7 < / C o m p a n y A d d r e s s L i n e > - 
-                 < C o m p a n y A d d r e s s L i n e > C o m p a n y   A d d r e s s   L i n e   8 < / C o m p a n y A d d r e s s L i n e > +                 < C o m p a n y A d d r e s s L i n e 1 > C o m p a n y   A d d r e s s   L i n e   1 < / C o m p a n y A d d r e s s L i n e 1 > + 
+                 < C o m p a n y A d d r e s s L i n e 2 > C o m p a n y   A d d r e s s   L i n e   2 < / C o m p a n y A d d r e s s L i n e 2 > + 
+                 < C o m p a n y A d d r e s s L i n e 3 > C o m p a n y   A d d r e s s   L i n e   3 < / C o m p a n y A d d r e s s L i n e 3 > + 
+                 < C o m p a n y A d d r e s s L i n e 4 > C o m p a n y   A d d r e s s   L i n e   4 < / C o m p a n y A d d r e s s L i n e 4 > + 
+                 < C o m p a n y A d d r e s s L i n e 5 > C o m p a n y   A d d r e s s   L i n e   5 < / C o m p a n y A d d r e s s L i n e 5 > + 
+                 < C o m p a n y A d d r e s s L i n e 6 > C o m p a n y   A d d r e s s   L i n e   6 < / C o m p a n y A d d r e s s L i n e 6 > + 
+                 < C o m p a n y A d d r e s s L i n e 7 > C o m p a n y   A d d r e s s   L i n e   7 < / C o m p a n y A d d r e s s L i n e 7 > + 
+                 < C o m p a n y A d d r e s s L i n e 8 > C o m p a n y   A d d r e s s   L i n e   8 < / C o m p a n y A d d r e s s L i n e 8 >   
              < / C o m p a n y A d d r e s s L i n e s >   
@@ -2925,6 +2927,8 @@
  
              < R e p o r t N a m e > R e p o r t   N a m e < / R e p o r t N a m e >   
+             < R e p o r t C a p t i o n > R e p o r t   C a p t i o n < / R e p o r t C a p t i o n > + 
              < A b o u t T h i s R e p o r t T i t l e > A b o u t   T h i s   R e p o r t   T i t l e < / A b o u t T h i s R e p o r t T i t l e >   
              < A b o u t T h i s R e p o r t T e x t > A b o u t   T h i s   R e p o r t   T e x t < / A b o u t T h i s R e p o r t T e x t > @@ -2979,21 +2983,21 @@
  
              < C o m p a n y A d d r e s s L i n e s >   
-                 < C o m p a n y A d d r e s s L i n e > C o m p a n y   A d d r e s s   L i n e   1 < / C o m p a n y A d d r e s s L i n e > - 
-                 < C o m p a n y A d d r e s s L i n e > C o m p a n y   A d d r e s s   L i n e   2 < / C o m p a n y A d d r e s s L i n e > - 
-                 < C o m p a n y A d d r e s s L i n e > C o m p a n y   A d d r e s s   L i n e   3 < / C o m p a n y A d d r e s s L i n e > - 
-                 < C o m p a n y A d d r e s s L i n e > C o m p a n y   A d d r e s s   L i n e   4 < / C o m p a n y A d d r e s s L i n e > - 
-                 < C o m p a n y A d d r e s s L i n e > C o m p a n y   A d d r e s s   L i n e   5 < / C o m p a n y A d d r e s s L i n e > - 
-                 < C o m p a n y A d d r e s s L i n e > C o m p a n y   A d d r e s s   L i n e   6 < / C o m p a n y A d d r e s s L i n e > - 
-                 < C o m p a n y A d d r e s s L i n e > C o m p a n y   A d d r e s s   L i n e   7 < / C o m p a n y A d d r e s s L i n e > - 
-                 < C o m p a n y A d d r e s s L i n e > C o m p a n y   A d d r e s s   L i n e   8 < / C o m p a n y A d d r e s s L i n e > +                 < C o m p a n y A d d r e s s L i n e 1 > C o m p a n y   A d d r e s s   L i n e   1 < / C o m p a n y A d d r e s s L i n e 1 > + 
+                 < C o m p a n y A d d r e s s L i n e 2 > C o m p a n y   A d d r e s s   L i n e   2 < / C o m p a n y A d d r e s s L i n e 2 > + 
+                 < C o m p a n y A d d r e s s L i n e 3 > C o m p a n y   A d d r e s s   L i n e   3 < / C o m p a n y A d d r e s s L i n e 3 > + 
+                 < C o m p a n y A d d r e s s L i n e 4 > C o m p a n y   A d d r e s s   L i n e   4 < / C o m p a n y A d d r e s s L i n e 4 > + 
+                 < C o m p a n y A d d r e s s L i n e 5 > C o m p a n y   A d d r e s s   L i n e   5 < / C o m p a n y A d d r e s s L i n e 5 > + 
+                 < C o m p a n y A d d r e s s L i n e 6 > C o m p a n y   A d d r e s s   L i n e   6 < / C o m p a n y A d d r e s s L i n e 6 > + 
+                 < C o m p a n y A d d r e s s L i n e 7 > C o m p a n y   A d d r e s s   L i n e   7 < / C o m p a n y A d d r e s s L i n e 7 > + 
+                 < C o m p a n y A d d r e s s L i n e 8 > C o m p a n y   A d d r e s s   L i n e   8 < / C o m p a n y A d d r e s s L i n e 8 >   
              < / C o m p a n y A d d r e s s L i n e s >   
